--- a/02-放大电路/02-功率放大电路/G类功率放大电路/G类功率放大电路.docx
+++ b/02-放大电路/02-功率放大电路/G类功率放大电路/G类功率放大电路.docx
@@ -2717,6 +2717,20 @@
     </w:p>
     <w:bookmarkEnd w:id="26"/>
     <w:bookmarkEnd w:id="27"/>
+    <w:p>
+      <w:pPr>
+        <w:spacing w:before="360"/>
+        <w:jc w:val="center"/>
+      </w:pPr>
+      <w:r>
+        <w:rPr>
+          <w:rFonts w:ascii="Times New Roman" w:hAnsi="Times New Roman"/>
+          <w:color w:val="555555"/>
+          <w:sz w:val="21"/>
+        </w:rPr>
+        <w:t>材料收集者：杜文杰</w:t>
+      </w:r>
+    </w:p>
     <w:sectPr>
       <w:headerReference r:id="rId9" w:type="default"/>
       <w:footerReference r:id="rId10" w:type="default"/>

--- a/02-放大电路/02-功率放大电路/G类功率放大电路/G类功率放大电路.docx
+++ b/02-放大电路/02-功率放大电路/G类功率放大电路/G类功率放大电路.docx
@@ -1,6 +1,6 @@
 
 <file path=word/document.xml><?xml version="1.0" encoding="utf-8"?>
-<w:document xmlns:w="http://schemas.openxmlformats.org/wordprocessingml/2006/main" xmlns:m="http://schemas.openxmlformats.org/officeDocument/2006/math" xmlns:r="http://schemas.openxmlformats.org/officeDocument/2006/relationships" xmlns:o="urn:schemas-microsoft-com:office:office" xmlns:v="urn:schemas-microsoft-com:vml" xmlns:w10="urn:schemas-microsoft-com:office:word" xmlns:a="http://schemas.openxmlformats.org/drawingml/2006/main" xmlns:pic="http://schemas.openxmlformats.org/drawingml/2006/picture" xmlns:wp="http://schemas.openxmlformats.org/drawingml/2006/wordprocessingDrawing">
+<w:document xmlns:m="http://schemas.openxmlformats.org/officeDocument/2006/math" xmlns:r="http://schemas.openxmlformats.org/officeDocument/2006/relationships" xmlns:w="http://schemas.openxmlformats.org/wordprocessingml/2006/main" xmlns:o="urn:schemas-microsoft-com:office:office" xmlns:v="urn:schemas-microsoft-com:vml" xmlns:w10="urn:schemas-microsoft-com:office:word" xmlns:a="http://schemas.openxmlformats.org/drawingml/2006/main" xmlns:pic="http://schemas.openxmlformats.org/drawingml/2006/picture" xmlns:wp="http://schemas.openxmlformats.org/drawingml/2006/wordprocessingDrawing">
   <w:body>
     <w:bookmarkStart w:id="27" w:name="g-类功率放大电路"/>
     <w:p>
@@ -8,11 +8,14 @@
         <w:pStyle w:val="Heading1"/>
       </w:pPr>
       <w:r>
+        <w:rPr>
+          <w:rFonts w:eastAsia="黑体"/>
+        </w:rPr>
         <w:t xml:space="preserve">G </w:t>
       </w:r>
       <w:r>
         <w:rPr>
-          <w:rFonts w:hint="eastAsia"/>
+          <w:rFonts w:hint="eastAsia" w:eastAsia="黑体"/>
         </w:rPr>
         <w:t xml:space="preserve">类功率放大电路</w:t>
       </w:r>
@@ -24,7 +27,7 @@
       </w:pPr>
       <w:r>
         <w:rPr>
-          <w:rFonts w:hint="eastAsia"/>
+          <w:rFonts w:hint="eastAsia" w:eastAsia="黑体"/>
         </w:rPr>
         <w:t xml:space="preserve">拓扑描述</w:t>
       </w:r>
@@ -35,16 +38,19 @@
       </w:pPr>
       <w:r>
         <w:rPr>
-          <w:rFonts w:hint="eastAsia"/>
+          <w:rFonts w:hint="eastAsia" w:eastAsia="黑体"/>
         </w:rPr>
         <w:t xml:space="preserve">由</w:t>
       </w:r>
       <w:r>
+        <w:rPr>
+          <w:rFonts w:eastAsia="黑体"/>
+        </w:rPr>
         <w:t xml:space="preserve"> </w:t>
       </w:r>
       <w:r>
         <w:rPr>
-          <w:rFonts w:hint="eastAsia"/>
+          <w:rFonts w:hint="eastAsia" w:eastAsia="黑体"/>
           <w:b/>
           <w:bCs/>
         </w:rPr>
@@ -52,11 +58,14 @@
       </w:r>
       <w:r>
         <w:rPr>
-          <w:rFonts w:hint="eastAsia"/>
+          <w:rFonts w:hint="eastAsia" w:eastAsia="黑体"/>
         </w:rPr>
         <w:t xml:space="preserve">（上管</w:t>
       </w:r>
       <w:r>
+        <w:rPr>
+          <w:rFonts w:eastAsia="黑体"/>
+        </w:rPr>
         <w:t xml:space="preserve"> </w:t>
       </w:r>
       <m:oMath>
@@ -74,24 +83,33 @@
         </m:sSub>
       </m:oMath>
       <w:r>
+        <w:rPr>
+          <w:rFonts w:eastAsia="黑体"/>
+        </w:rPr>
         <w:t xml:space="preserve"> </w:t>
       </w:r>
       <w:r>
         <w:rPr>
-          <w:rFonts w:hint="eastAsia"/>
+          <w:rFonts w:hint="eastAsia" w:eastAsia="黑体"/>
         </w:rPr>
         <w:t xml:space="preserve">为</w:t>
       </w:r>
       <w:r>
+        <w:rPr>
+          <w:rFonts w:eastAsia="黑体"/>
+        </w:rPr>
         <w:t xml:space="preserve"> </w:t>
       </w:r>
       <w:r>
         <w:rPr>
-          <w:rFonts w:hint="eastAsia"/>
+          <w:rFonts w:hint="eastAsia" w:eastAsia="黑体"/>
         </w:rPr>
         <w:t xml:space="preserve">NPN、下管</w:t>
       </w:r>
       <w:r>
+        <w:rPr>
+          <w:rFonts w:eastAsia="黑体"/>
+        </w:rPr>
         <w:t xml:space="preserve"> </w:t>
       </w:r>
       <m:oMath>
@@ -109,26 +127,32 @@
         </m:sSub>
       </m:oMath>
       <w:r>
+        <w:rPr>
+          <w:rFonts w:eastAsia="黑体"/>
+        </w:rPr>
         <w:t xml:space="preserve"> </w:t>
       </w:r>
       <w:r>
         <w:rPr>
-          <w:rFonts w:hint="eastAsia"/>
+          <w:rFonts w:hint="eastAsia" w:eastAsia="黑体"/>
         </w:rPr>
         <w:t xml:space="preserve">为</w:t>
       </w:r>
       <w:r>
+        <w:rPr>
+          <w:rFonts w:eastAsia="黑体"/>
+        </w:rPr>
         <w:t xml:space="preserve"> </w:t>
       </w:r>
       <w:r>
         <w:rPr>
-          <w:rFonts w:hint="eastAsia"/>
+          <w:rFonts w:hint="eastAsia" w:eastAsia="黑体"/>
         </w:rPr>
         <w:t xml:space="preserve">PNP）、</w:t>
       </w:r>
       <w:r>
         <w:rPr>
-          <w:rFonts w:hint="eastAsia"/>
+          <w:rFonts w:hint="eastAsia" w:eastAsia="黑体"/>
           <w:b/>
           <w:bCs/>
         </w:rPr>
@@ -136,6 +160,7 @@
       </w:r>
       <w:r>
         <w:rPr>
+          <w:rFonts w:eastAsia="黑体"/>
           <w:b/>
           <w:bCs/>
         </w:rPr>
@@ -156,11 +181,14 @@
         </m:sSub>
       </m:oMath>
       <w:r>
+        <w:rPr>
+          <w:rFonts w:eastAsia="黑体"/>
+        </w:rPr>
         <w:t xml:space="preserve">、</w:t>
       </w:r>
       <w:r>
         <w:rPr>
-          <w:rFonts w:hint="eastAsia"/>
+          <w:rFonts w:hint="eastAsia" w:eastAsia="黑体"/>
           <w:b/>
           <w:bCs/>
         </w:rPr>
@@ -168,11 +196,14 @@
       </w:r>
       <w:r>
         <w:rPr>
-          <w:rFonts w:hint="eastAsia"/>
+          <w:rFonts w:hint="eastAsia" w:eastAsia="黑体"/>
         </w:rPr>
         <w:t xml:space="preserve">（高压轨</w:t>
       </w:r>
       <w:r>
+        <w:rPr>
+          <w:rFonts w:eastAsia="黑体"/>
+        </w:rPr>
         <w:t xml:space="preserve"> </w:t>
       </w:r>
       <m:oMath>
@@ -190,15 +221,21 @@
         </m:sSub>
       </m:oMath>
       <w:r>
+        <w:rPr>
+          <w:rFonts w:eastAsia="黑体"/>
+        </w:rPr>
         <w:t xml:space="preserve"> </w:t>
       </w:r>
       <w:r>
         <w:rPr>
-          <w:rFonts w:hint="eastAsia"/>
+          <w:rFonts w:hint="eastAsia" w:eastAsia="黑体"/>
         </w:rPr>
         <w:t xml:space="preserve">与低压轨</w:t>
       </w:r>
       <w:r>
+        <w:rPr>
+          <w:rFonts w:eastAsia="黑体"/>
+        </w:rPr>
         <w:t xml:space="preserve"> </w:t>
       </w:r>
       <m:oMath>
@@ -217,16 +254,19 @@
       </m:oMath>
       <w:r>
         <w:rPr>
-          <w:rFonts w:hint="eastAsia"/>
+          <w:rFonts w:hint="eastAsia" w:eastAsia="黑体"/>
         </w:rPr>
         <w:t xml:space="preserve">，正、负侧若干级）与</w:t>
       </w:r>
       <w:r>
+        <w:rPr>
+          <w:rFonts w:eastAsia="黑体"/>
+        </w:rPr>
         <w:t xml:space="preserve"> </w:t>
       </w:r>
       <w:r>
         <w:rPr>
-          <w:rFonts w:hint="eastAsia"/>
+          <w:rFonts w:hint="eastAsia" w:eastAsia="黑体"/>
           <w:b/>
           <w:bCs/>
         </w:rPr>
@@ -234,6 +274,7 @@
       </w:r>
       <w:r>
         <w:rPr>
+          <w:rFonts w:eastAsia="黑体"/>
           <w:b/>
           <w:bCs/>
         </w:rPr>
@@ -254,26 +295,32 @@
         </m:sSub>
       </m:oMath>
       <w:r>
+        <w:rPr>
+          <w:rFonts w:eastAsia="黑体"/>
+        </w:rPr>
         <w:t xml:space="preserve"> </w:t>
       </w:r>
       <w:r>
         <w:rPr>
-          <w:rFonts w:hint="eastAsia"/>
+          <w:rFonts w:hint="eastAsia" w:eastAsia="黑体"/>
         </w:rPr>
         <w:t xml:space="preserve">组成。电路共有</w:t>
       </w:r>
       <w:r>
+        <w:rPr>
+          <w:rFonts w:eastAsia="黑体"/>
+        </w:rPr>
         <w:t xml:space="preserve"> 6 </w:t>
       </w:r>
       <w:r>
         <w:rPr>
-          <w:rFonts w:hint="eastAsia"/>
+          <w:rFonts w:hint="eastAsia" w:eastAsia="黑体"/>
         </w:rPr>
         <w:t xml:space="preserve">个关键节点：</w:t>
       </w:r>
       <w:r>
         <w:rPr>
-          <w:rFonts w:hint="eastAsia"/>
+          <w:rFonts w:hint="eastAsia" w:eastAsia="黑体"/>
           <w:b/>
           <w:bCs/>
         </w:rPr>
@@ -281,6 +328,7 @@
       </w:r>
       <w:r>
         <w:rPr>
+          <w:rFonts w:eastAsia="黑体"/>
           <w:b/>
           <w:bCs/>
         </w:rPr>
@@ -288,7 +336,7 @@
       </w:r>
       <w:r>
         <w:rPr>
-          <w:rFonts w:hint="eastAsia"/>
+          <w:rFonts w:hint="eastAsia" w:eastAsia="黑体"/>
           <w:b/>
           <w:bCs/>
         </w:rPr>
@@ -296,7 +344,7 @@
       </w:r>
       <w:r>
         <w:rPr>
-          <w:rFonts w:hint="eastAsia"/>
+          <w:rFonts w:hint="eastAsia" w:eastAsia="黑体"/>
         </w:rPr>
         <w:t xml:space="preserve">（</w:t>
       </w:r>
@@ -315,15 +363,21 @@
         </m:sSub>
       </m:oMath>
       <w:r>
+        <w:rPr>
+          <w:rFonts w:eastAsia="黑体"/>
+        </w:rPr>
         <w:t xml:space="preserve"> </w:t>
       </w:r>
       <w:r>
         <w:rPr>
-          <w:rFonts w:hint="eastAsia"/>
+          <w:rFonts w:hint="eastAsia" w:eastAsia="黑体"/>
         </w:rPr>
         <w:t xml:space="preserve">的发射极</w:t>
       </w:r>
       <w:r>
+        <w:rPr>
+          <w:rFonts w:eastAsia="黑体"/>
+        </w:rPr>
         <w:t xml:space="preserve"> E、</w:t>
       </w:r>
       <m:oMath>
@@ -341,24 +395,33 @@
         </m:sSub>
       </m:oMath>
       <w:r>
+        <w:rPr>
+          <w:rFonts w:eastAsia="黑体"/>
+        </w:rPr>
         <w:t xml:space="preserve"> </w:t>
       </w:r>
       <w:r>
         <w:rPr>
-          <w:rFonts w:hint="eastAsia"/>
+          <w:rFonts w:hint="eastAsia" w:eastAsia="黑体"/>
         </w:rPr>
         <w:t xml:space="preserve">的发射极</w:t>
       </w:r>
       <w:r>
+        <w:rPr>
+          <w:rFonts w:eastAsia="黑体"/>
+        </w:rPr>
         <w:t xml:space="preserve"> E </w:t>
       </w:r>
       <w:r>
         <w:rPr>
-          <w:rFonts w:hint="eastAsia"/>
+          <w:rFonts w:hint="eastAsia" w:eastAsia="黑体"/>
         </w:rPr>
         <w:t xml:space="preserve">与</w:t>
       </w:r>
       <w:r>
+        <w:rPr>
+          <w:rFonts w:eastAsia="黑体"/>
+        </w:rPr>
         <w:t xml:space="preserve"> </w:t>
       </w:r>
       <m:oMath>
@@ -376,17 +439,20 @@
         </m:sSub>
       </m:oMath>
       <w:r>
+        <w:rPr>
+          <w:rFonts w:eastAsia="黑体"/>
+        </w:rPr>
         <w:t xml:space="preserve"> </w:t>
       </w:r>
       <w:r>
         <w:rPr>
-          <w:rFonts w:hint="eastAsia"/>
+          <w:rFonts w:hint="eastAsia" w:eastAsia="黑体"/>
         </w:rPr>
         <w:t xml:space="preserve">的上端相连）；</w:t>
       </w:r>
       <w:r>
         <w:rPr>
-          <w:rFonts w:hint="eastAsia"/>
+          <w:rFonts w:hint="eastAsia" w:eastAsia="黑体"/>
           <w:b/>
           <w:bCs/>
         </w:rPr>
@@ -394,6 +460,7 @@
       </w:r>
       <w:r>
         <w:rPr>
+          <w:rFonts w:eastAsia="黑体"/>
           <w:b/>
           <w:bCs/>
         </w:rPr>
@@ -401,7 +468,7 @@
       </w:r>
       <w:r>
         <w:rPr>
-          <w:rFonts w:hint="eastAsia"/>
+          <w:rFonts w:hint="eastAsia" w:eastAsia="黑体"/>
           <w:b/>
           <w:bCs/>
         </w:rPr>
@@ -409,7 +476,7 @@
       </w:r>
       <w:r>
         <w:rPr>
-          <w:rFonts w:hint="eastAsia"/>
+          <w:rFonts w:hint="eastAsia" w:eastAsia="黑体"/>
         </w:rPr>
         <w:t xml:space="preserve">（</w:t>
       </w:r>
@@ -428,26 +495,32 @@
         </m:sSub>
       </m:oMath>
       <w:r>
+        <w:rPr>
+          <w:rFonts w:eastAsia="黑体"/>
+        </w:rPr>
         <w:t xml:space="preserve"> </w:t>
       </w:r>
       <w:r>
         <w:rPr>
-          <w:rFonts w:hint="eastAsia"/>
+          <w:rFonts w:hint="eastAsia" w:eastAsia="黑体"/>
         </w:rPr>
         <w:t xml:space="preserve">的下端接</w:t>
       </w:r>
       <w:r>
+        <w:rPr>
+          <w:rFonts w:eastAsia="黑体"/>
+        </w:rPr>
         <w:t xml:space="preserve"> </w:t>
       </w:r>
       <w:r>
         <w:rPr>
-          <w:rFonts w:hint="eastAsia"/>
+          <w:rFonts w:hint="eastAsia" w:eastAsia="黑体"/>
         </w:rPr>
         <w:t xml:space="preserve">GND）；</w:t>
       </w:r>
       <w:r>
         <w:rPr>
-          <w:rFonts w:hint="eastAsia"/>
+          <w:rFonts w:hint="eastAsia" w:eastAsia="黑体"/>
           <w:b/>
           <w:bCs/>
         </w:rPr>
@@ -455,6 +528,7 @@
       </w:r>
       <w:r>
         <w:rPr>
+          <w:rFonts w:eastAsia="黑体"/>
           <w:b/>
           <w:bCs/>
         </w:rPr>
@@ -462,7 +536,7 @@
       </w:r>
       <w:r>
         <w:rPr>
-          <w:rFonts w:hint="eastAsia"/>
+          <w:rFonts w:hint="eastAsia" w:eastAsia="黑体"/>
           <w:b/>
           <w:bCs/>
         </w:rPr>
@@ -470,7 +544,7 @@
       </w:r>
       <w:r>
         <w:rPr>
-          <w:rFonts w:hint="eastAsia"/>
+          <w:rFonts w:hint="eastAsia" w:eastAsia="黑体"/>
         </w:rPr>
         <w:t xml:space="preserve">（</w:t>
       </w:r>
@@ -489,35 +563,44 @@
         </m:sSub>
       </m:oMath>
       <w:r>
+        <w:rPr>
+          <w:rFonts w:eastAsia="黑体"/>
+        </w:rPr>
         <w:t xml:space="preserve"> </w:t>
       </w:r>
       <w:r>
         <w:rPr>
-          <w:rFonts w:hint="eastAsia"/>
+          <w:rFonts w:hint="eastAsia" w:eastAsia="黑体"/>
         </w:rPr>
         <w:t xml:space="preserve">的集电极</w:t>
       </w:r>
       <w:r>
+        <w:rPr>
+          <w:rFonts w:eastAsia="黑体"/>
+        </w:rPr>
         <w:t xml:space="preserve"> C </w:t>
       </w:r>
       <w:r>
         <w:rPr>
-          <w:rFonts w:hint="eastAsia"/>
+          <w:rFonts w:hint="eastAsia" w:eastAsia="黑体"/>
         </w:rPr>
         <w:t xml:space="preserve">经切换开关接</w:t>
       </w:r>
       <w:r>
+        <w:rPr>
+          <w:rFonts w:eastAsia="黑体"/>
+        </w:rPr>
         <w:t xml:space="preserve"> </w:t>
       </w:r>
       <w:r>
         <w:rPr>
-          <w:rFonts w:hint="eastAsia"/>
+          <w:rFonts w:hint="eastAsia" w:eastAsia="黑体"/>
         </w:rPr>
         <w:t xml:space="preserve">+V_H）；</w:t>
       </w:r>
       <w:r>
         <w:rPr>
-          <w:rFonts w:hint="eastAsia"/>
+          <w:rFonts w:hint="eastAsia" w:eastAsia="黑体"/>
           <w:b/>
           <w:bCs/>
         </w:rPr>
@@ -525,6 +608,7 @@
       </w:r>
       <w:r>
         <w:rPr>
+          <w:rFonts w:eastAsia="黑体"/>
           <w:b/>
           <w:bCs/>
         </w:rPr>
@@ -532,7 +616,7 @@
       </w:r>
       <w:r>
         <w:rPr>
-          <w:rFonts w:hint="eastAsia"/>
+          <w:rFonts w:hint="eastAsia" w:eastAsia="黑体"/>
           <w:b/>
           <w:bCs/>
         </w:rPr>
@@ -540,7 +624,7 @@
       </w:r>
       <w:r>
         <w:rPr>
-          <w:rFonts w:hint="eastAsia"/>
+          <w:rFonts w:hint="eastAsia" w:eastAsia="黑体"/>
         </w:rPr>
         <w:t xml:space="preserve">（</w:t>
       </w:r>
@@ -559,44 +643,56 @@
         </m:sSub>
       </m:oMath>
       <w:r>
+        <w:rPr>
+          <w:rFonts w:eastAsia="黑体"/>
+        </w:rPr>
         <w:t xml:space="preserve"> </w:t>
       </w:r>
       <w:r>
         <w:rPr>
-          <w:rFonts w:hint="eastAsia"/>
+          <w:rFonts w:hint="eastAsia" w:eastAsia="黑体"/>
         </w:rPr>
         <w:t xml:space="preserve">的集电极</w:t>
       </w:r>
       <w:r>
+        <w:rPr>
+          <w:rFonts w:eastAsia="黑体"/>
+        </w:rPr>
         <w:t xml:space="preserve"> C </w:t>
       </w:r>
       <w:r>
         <w:rPr>
-          <w:rFonts w:hint="eastAsia"/>
+          <w:rFonts w:hint="eastAsia" w:eastAsia="黑体"/>
         </w:rPr>
         <w:t xml:space="preserve">经切换开关接</w:t>
       </w:r>
       <w:r>
+        <w:rPr>
+          <w:rFonts w:eastAsia="黑体"/>
+        </w:rPr>
         <w:t xml:space="preserve"> </w:t>
       </w:r>
       <w:r>
         <w:rPr>
-          <w:rFonts w:hint="eastAsia"/>
+          <w:rFonts w:hint="eastAsia" w:eastAsia="黑体"/>
         </w:rPr>
         <w:t xml:space="preserve">+V_L，负侧对称地接</w:t>
       </w:r>
       <w:r>
+        <w:rPr>
+          <w:rFonts w:eastAsia="黑体"/>
+        </w:rPr>
         <w:t xml:space="preserve"> </w:t>
       </w:r>
       <w:r>
         <w:rPr>
-          <w:rFonts w:hint="eastAsia"/>
+          <w:rFonts w:hint="eastAsia" w:eastAsia="黑体"/>
         </w:rPr>
         <w:t xml:space="preserve">−V_H/−V_L）；</w:t>
       </w:r>
       <w:r>
         <w:rPr>
-          <w:rFonts w:hint="eastAsia"/>
+          <w:rFonts w:hint="eastAsia" w:eastAsia="黑体"/>
           <w:b/>
           <w:bCs/>
         </w:rPr>
@@ -604,6 +700,7 @@
       </w:r>
       <w:r>
         <w:rPr>
+          <w:rFonts w:eastAsia="黑体"/>
           <w:b/>
           <w:bCs/>
         </w:rPr>
@@ -611,7 +708,7 @@
       </w:r>
       <w:r>
         <w:rPr>
-          <w:rFonts w:hint="eastAsia"/>
+          <w:rFonts w:hint="eastAsia" w:eastAsia="黑体"/>
           <w:b/>
           <w:bCs/>
         </w:rPr>
@@ -619,7 +716,7 @@
       </w:r>
       <w:r>
         <w:rPr>
-          <w:rFonts w:hint="eastAsia"/>
+          <w:rFonts w:hint="eastAsia" w:eastAsia="黑体"/>
         </w:rPr>
         <w:t xml:space="preserve">（</w:t>
       </w:r>
@@ -638,6 +735,9 @@
         </m:sSub>
       </m:oMath>
       <w:r>
+        <w:rPr>
+          <w:rFonts w:eastAsia="黑体"/>
+        </w:rPr>
         <w:t xml:space="preserve">、</w:t>
       </w:r>
       <m:oMath>
@@ -655,26 +755,32 @@
         </m:sSub>
       </m:oMath>
       <w:r>
+        <w:rPr>
+          <w:rFonts w:eastAsia="黑体"/>
+        </w:rPr>
         <w:t xml:space="preserve"> </w:t>
       </w:r>
       <w:r>
         <w:rPr>
-          <w:rFonts w:hint="eastAsia"/>
+          <w:rFonts w:hint="eastAsia" w:eastAsia="黑体"/>
         </w:rPr>
         <w:t xml:space="preserve">的基极</w:t>
       </w:r>
       <w:r>
+        <w:rPr>
+          <w:rFonts w:eastAsia="黑体"/>
+        </w:rPr>
         <w:t xml:space="preserve"> B </w:t>
       </w:r>
       <w:r>
         <w:rPr>
-          <w:rFonts w:hint="eastAsia"/>
+          <w:rFonts w:hint="eastAsia" w:eastAsia="黑体"/>
         </w:rPr>
         <w:t xml:space="preserve">接前级驱动信号）；</w:t>
       </w:r>
       <w:r>
         <w:rPr>
-          <w:rFonts w:hint="eastAsia"/>
+          <w:rFonts w:hint="eastAsia" w:eastAsia="黑体"/>
           <w:b/>
           <w:bCs/>
         </w:rPr>
@@ -682,6 +788,7 @@
       </w:r>
       <w:r>
         <w:rPr>
+          <w:rFonts w:eastAsia="黑体"/>
           <w:b/>
           <w:bCs/>
         </w:rPr>
@@ -689,7 +796,7 @@
       </w:r>
       <w:r>
         <w:rPr>
-          <w:rFonts w:hint="eastAsia"/>
+          <w:rFonts w:hint="eastAsia" w:eastAsia="黑体"/>
           <w:b/>
           <w:bCs/>
         </w:rPr>
@@ -697,7 +804,7 @@
       </w:r>
       <w:r>
         <w:rPr>
-          <w:rFonts w:hint="eastAsia"/>
+          <w:rFonts w:hint="eastAsia" w:eastAsia="黑体"/>
         </w:rPr>
         <w:t xml:space="preserve">（</w:t>
       </w:r>
@@ -716,11 +823,14 @@
         </m:sSub>
       </m:oMath>
       <w:r>
+        <w:rPr>
+          <w:rFonts w:eastAsia="黑体"/>
+        </w:rPr>
         <w:t xml:space="preserve"> </w:t>
       </w:r>
       <w:r>
         <w:rPr>
-          <w:rFonts w:hint="eastAsia"/>
+          <w:rFonts w:hint="eastAsia" w:eastAsia="黑体"/>
         </w:rPr>
         <w:t xml:space="preserve">的输出接电源切换开关的控制端）。</w:t>
       </w:r>
@@ -729,7 +839,7 @@
       <w:pPr/>
       <w:r>
         <w:rPr>
-          <w:rFonts w:hint="eastAsia"/>
+          <w:rFonts w:hint="eastAsia" w:eastAsia="黑体"/>
         </w:rPr>
         <w:t xml:space="preserve">各元件管脚连接：</w:t>
       </w:r>
@@ -749,45 +859,57 @@
       </m:oMath>
       <w:r>
         <w:rPr>
-          <w:rFonts w:hint="eastAsia"/>
+          <w:rFonts w:hint="eastAsia" w:eastAsia="黑体"/>
           <w:b/>
           <w:bCs/>
         </w:rPr>
         <w:t xml:space="preserve">（NPN）</w:t>
       </w:r>
       <w:r>
+        <w:rPr>
+          <w:rFonts w:eastAsia="黑体"/>
+        </w:rPr>
         <w:t xml:space="preserve"> </w:t>
       </w:r>
       <w:r>
         <w:rPr>
-          <w:rFonts w:hint="eastAsia"/>
+          <w:rFonts w:hint="eastAsia" w:eastAsia="黑体"/>
         </w:rPr>
         <w:t xml:space="preserve">的</w:t>
       </w:r>
       <w:r>
+        <w:rPr>
+          <w:rFonts w:eastAsia="黑体"/>
+        </w:rPr>
         <w:t xml:space="preserve"> B </w:t>
       </w:r>
       <w:r>
         <w:rPr>
-          <w:rFonts w:hint="eastAsia"/>
+          <w:rFonts w:hint="eastAsia" w:eastAsia="黑体"/>
         </w:rPr>
         <w:t xml:space="preserve">接输入驱动节点、C</w:t>
       </w:r>
       <w:r>
+        <w:rPr>
+          <w:rFonts w:eastAsia="黑体"/>
+        </w:rPr>
         <w:t xml:space="preserve"> </w:t>
       </w:r>
       <w:r>
         <w:rPr>
-          <w:rFonts w:hint="eastAsia"/>
+          <w:rFonts w:hint="eastAsia" w:eastAsia="黑体"/>
         </w:rPr>
         <w:t xml:space="preserve">经切换开关接高压/低压正供电节点、E</w:t>
       </w:r>
       <w:r>
+        <w:rPr>
+          <w:rFonts w:eastAsia="黑体"/>
+        </w:rPr>
         <w:t xml:space="preserve"> </w:t>
       </w:r>
       <w:r>
         <w:rPr>
-          <w:rFonts w:hint="eastAsia"/>
+          <w:rFonts w:hint="eastAsia" w:eastAsia="黑体"/>
         </w:rPr>
         <w:t xml:space="preserve">接输出节点；</w:t>
       </w:r>
@@ -807,45 +929,57 @@
       </m:oMath>
       <w:r>
         <w:rPr>
-          <w:rFonts w:hint="eastAsia"/>
+          <w:rFonts w:hint="eastAsia" w:eastAsia="黑体"/>
           <w:b/>
           <w:bCs/>
         </w:rPr>
         <w:t xml:space="preserve">（PNP）</w:t>
       </w:r>
       <w:r>
+        <w:rPr>
+          <w:rFonts w:eastAsia="黑体"/>
+        </w:rPr>
         <w:t xml:space="preserve"> </w:t>
       </w:r>
       <w:r>
         <w:rPr>
-          <w:rFonts w:hint="eastAsia"/>
+          <w:rFonts w:hint="eastAsia" w:eastAsia="黑体"/>
         </w:rPr>
         <w:t xml:space="preserve">的</w:t>
       </w:r>
       <w:r>
+        <w:rPr>
+          <w:rFonts w:eastAsia="黑体"/>
+        </w:rPr>
         <w:t xml:space="preserve"> B </w:t>
       </w:r>
       <w:r>
         <w:rPr>
-          <w:rFonts w:hint="eastAsia"/>
+          <w:rFonts w:hint="eastAsia" w:eastAsia="黑体"/>
         </w:rPr>
         <w:t xml:space="preserve">接输入驱动节点、C</w:t>
       </w:r>
       <w:r>
+        <w:rPr>
+          <w:rFonts w:eastAsia="黑体"/>
+        </w:rPr>
         <w:t xml:space="preserve"> </w:t>
       </w:r>
       <w:r>
         <w:rPr>
-          <w:rFonts w:hint="eastAsia"/>
+          <w:rFonts w:hint="eastAsia" w:eastAsia="黑体"/>
         </w:rPr>
         <w:t xml:space="preserve">经切换开关接负侧</w:t>
       </w:r>
       <w:r>
+        <w:rPr>
+          <w:rFonts w:eastAsia="黑体"/>
+        </w:rPr>
         <w:t xml:space="preserve"> −V_H/−V_L、E </w:t>
       </w:r>
       <w:r>
         <w:rPr>
-          <w:rFonts w:hint="eastAsia"/>
+          <w:rFonts w:hint="eastAsia" w:eastAsia="黑体"/>
         </w:rPr>
         <w:t xml:space="preserve">接输出节点；</w:t>
       </w:r>
@@ -864,15 +998,21 @@
         </m:sSub>
       </m:oMath>
       <w:r>
+        <w:rPr>
+          <w:rFonts w:eastAsia="黑体"/>
+        </w:rPr>
         <w:t xml:space="preserve"> </w:t>
       </w:r>
       <w:r>
         <w:rPr>
-          <w:rFonts w:hint="eastAsia"/>
+          <w:rFonts w:hint="eastAsia" w:eastAsia="黑体"/>
         </w:rPr>
         <w:t xml:space="preserve">检测输入或输出信号瞬时幅度，向切换控制节点送出控制信号以在</w:t>
       </w:r>
       <w:r>
+        <w:rPr>
+          <w:rFonts w:eastAsia="黑体"/>
+        </w:rPr>
         <w:t xml:space="preserve"> </w:t>
       </w:r>
       <m:oMath>
@@ -890,6 +1030,9 @@
         </m:sSub>
       </m:oMath>
       <w:r>
+        <w:rPr>
+          <w:rFonts w:eastAsia="黑体"/>
+        </w:rPr>
         <w:t xml:space="preserve">、</w:t>
       </w:r>
       <m:oMath>
@@ -907,11 +1050,14 @@
         </m:sSub>
       </m:oMath>
       <w:r>
+        <w:rPr>
+          <w:rFonts w:eastAsia="黑体"/>
+        </w:rPr>
         <w:t xml:space="preserve"> </w:t>
       </w:r>
       <w:r>
         <w:rPr>
-          <w:rFonts w:hint="eastAsia"/>
+          <w:rFonts w:hint="eastAsia" w:eastAsia="黑体"/>
         </w:rPr>
         <w:t xml:space="preserve">轨之间切换；</w:t>
       </w:r>
@@ -930,11 +1076,14 @@
         </m:sSub>
       </m:oMath>
       <w:r>
+        <w:rPr>
+          <w:rFonts w:eastAsia="黑体"/>
+        </w:rPr>
         <w:t xml:space="preserve"> </w:t>
       </w:r>
       <w:r>
         <w:rPr>
-          <w:rFonts w:hint="eastAsia"/>
+          <w:rFonts w:hint="eastAsia" w:eastAsia="黑体"/>
         </w:rPr>
         <w:t xml:space="preserve">一端接输出节点、另一端接地节点。</w:t>
       </w:r>
@@ -943,16 +1092,19 @@
       <w:pPr/>
       <w:r>
         <w:rPr>
-          <w:rFonts w:hint="eastAsia"/>
+          <w:rFonts w:hint="eastAsia" w:eastAsia="黑体"/>
         </w:rPr>
         <w:t xml:space="preserve">由此构成”推挽输出级按信号瞬时幅度在高、低电源轨之间自动切换供电”的</w:t>
       </w:r>
       <w:r>
+        <w:rPr>
+          <w:rFonts w:eastAsia="黑体"/>
+        </w:rPr>
         <w:t xml:space="preserve"> G </w:t>
       </w:r>
       <w:r>
         <w:rPr>
-          <w:rFonts w:hint="eastAsia"/>
+          <w:rFonts w:hint="eastAsia" w:eastAsia="黑体"/>
         </w:rPr>
         <w:t xml:space="preserve">类分级供电功放组态，小信号用低压轨、大信号瞬时切换到高压轨，从而降低功率管平均管压降与平均功耗、提高效率，常用于大功率音频功放。</w:t>
       </w:r>
@@ -965,7 +1117,7 @@
       </w:pPr>
       <w:r>
         <w:rPr>
-          <w:rFonts w:hint="eastAsia"/>
+          <w:rFonts w:hint="eastAsia" w:eastAsia="黑体"/>
         </w:rPr>
         <w:t xml:space="preserve">工作原理</w:t>
       </w:r>
@@ -976,7 +1128,7 @@
       </w:pPr>
       <w:r>
         <w:rPr>
-          <w:rFonts w:hint="eastAsia"/>
+          <w:rFonts w:hint="eastAsia" w:eastAsia="黑体"/>
         </w:rPr>
         <w:t xml:space="preserve">输入信号幅度小时，功率管由低压轨供电，管压降小、损耗低；当输出摆幅接近低压轨时，控制电路把供电切换到高压轨以获得更大摆幅。功率管实际承受的电压电流不重叠部分减少，平均效率随信号电平自适应提高。</w:t>
       </w:r>
@@ -989,7 +1141,7 @@
       </w:pPr>
       <w:r>
         <w:rPr>
-          <w:rFonts w:hint="eastAsia"/>
+          <w:rFonts w:hint="eastAsia" w:eastAsia="黑体"/>
         </w:rPr>
         <w:t xml:space="preserve">关键计算公式</w:t>
       </w:r>
@@ -1003,11 +1155,14 @@
       </w:pPr>
       <w:r>
         <w:rPr>
-          <w:rFonts w:hint="eastAsia"/>
+          <w:rFonts w:hint="eastAsia" w:eastAsia="黑体"/>
         </w:rPr>
         <w:t xml:space="preserve">输出功率（峰值</w:t>
       </w:r>
       <w:r>
+        <w:rPr>
+          <w:rFonts w:eastAsia="黑体"/>
+        </w:rPr>
         <w:t xml:space="preserve"> </w:t>
       </w:r>
       <m:oMath>
@@ -1029,11 +1184,14 @@
       </m:oMath>
       <w:r>
         <w:rPr>
-          <w:rFonts w:hint="eastAsia"/>
+          <w:rFonts w:hint="eastAsia" w:eastAsia="黑体"/>
         </w:rPr>
         <w:t xml:space="preserve">、负载</w:t>
       </w:r>
       <w:r>
+        <w:rPr>
+          <w:rFonts w:eastAsia="黑体"/>
+        </w:rPr>
         <w:t xml:space="preserve"> </w:t>
       </w:r>
       <m:oMath>
@@ -1052,7 +1210,7 @@
       </m:oMath>
       <w:r>
         <w:rPr>
-          <w:rFonts w:hint="eastAsia"/>
+          <w:rFonts w:hint="eastAsia" w:eastAsia="黑体"/>
         </w:rPr>
         <w:t xml:space="preserve">）：</w:t>
       </w:r>
@@ -1141,11 +1299,14 @@
       </w:pPr>
       <w:r>
         <w:rPr>
-          <w:rFonts w:hint="eastAsia"/>
+          <w:rFonts w:hint="eastAsia" w:eastAsia="黑体"/>
         </w:rPr>
         <w:t xml:space="preserve">分级供电节省的功率（相对单轨</w:t>
       </w:r>
       <w:r>
+        <w:rPr>
+          <w:rFonts w:eastAsia="黑体"/>
+        </w:rPr>
         <w:t xml:space="preserve"> </w:t>
       </w:r>
       <m:oMath>
@@ -1163,11 +1324,14 @@
         </m:sSub>
       </m:oMath>
       <w:r>
+        <w:rPr>
+          <w:rFonts w:eastAsia="黑体"/>
+        </w:rPr>
         <w:t xml:space="preserve"> </w:t>
       </w:r>
       <w:r>
         <w:rPr>
-          <w:rFonts w:hint="eastAsia"/>
+          <w:rFonts w:hint="eastAsia" w:eastAsia="黑体"/>
         </w:rPr>
         <w:t xml:space="preserve">时的管耗）：</w:t>
       </w:r>
@@ -1381,7 +1545,7 @@
       </w:pPr>
       <w:r>
         <w:rPr>
-          <w:rFonts w:hint="eastAsia"/>
+          <w:rFonts w:hint="eastAsia" w:eastAsia="黑体"/>
         </w:rPr>
         <w:t xml:space="preserve">平均整流/电源效率（分两级轨时的近似）：</w:t>
       </w:r>
@@ -1604,7 +1768,7 @@
       </w:pPr>
       <w:r>
         <w:rPr>
-          <w:rFonts w:hint="eastAsia"/>
+          <w:rFonts w:hint="eastAsia" w:eastAsia="黑体"/>
         </w:rPr>
         <w:t xml:space="preserve">整体效率：</w:t>
       </w:r>
@@ -1698,7 +1862,7 @@
             </w:pPr>
             <w:r>
               <w:rPr>
-                <w:rFonts w:hint="eastAsia"/>
+                <w:rFonts w:hint="eastAsia" w:eastAsia="黑体"/>
               </w:rPr>
               <w:t xml:space="preserve">符号</w:t>
             </w:r>
@@ -1712,7 +1876,7 @@
             </w:pPr>
             <w:r>
               <w:rPr>
-                <w:rFonts w:hint="eastAsia"/>
+                <w:rFonts w:hint="eastAsia" w:eastAsia="黑体"/>
               </w:rPr>
               <w:t xml:space="preserve">含义</w:t>
             </w:r>
@@ -1726,7 +1890,7 @@
             </w:pPr>
             <w:r>
               <w:rPr>
-                <w:rFonts w:hint="eastAsia"/>
+                <w:rFonts w:hint="eastAsia" w:eastAsia="黑体"/>
               </w:rPr>
               <w:t xml:space="preserve">单位</w:t>
             </w:r>
@@ -1755,6 +1919,9 @@
               </m:sSub>
             </m:oMath>
             <w:r>
+              <w:rPr>
+                <w:rFonts w:eastAsia="黑体"/>
+              </w:rPr>
               <w:t xml:space="preserve">、</w:t>
             </w:r>
             <m:oMath>
@@ -1781,7 +1948,7 @@
             </w:pPr>
             <w:r>
               <w:rPr>
-                <w:rFonts w:hint="eastAsia"/>
+                <w:rFonts w:hint="eastAsia" w:eastAsia="黑体"/>
               </w:rPr>
               <w:t xml:space="preserve">高、低压电源轨</w:t>
             </w:r>
@@ -1794,6 +1961,9 @@
               <w:pStyle w:val="Compact"/>
             </w:pPr>
             <w:r>
+              <w:rPr>
+                <w:rFonts w:eastAsia="黑体"/>
+              </w:rPr>
               <w:t xml:space="preserve">V</w:t>
             </w:r>
           </w:p>
@@ -1824,6 +1994,9 @@
               </m:sSub>
             </m:oMath>
             <w:r>
+              <w:rPr>
+                <w:rFonts w:eastAsia="黑体"/>
+              </w:rPr>
               <w:t xml:space="preserve">​</w:t>
             </w:r>
           </w:p>
@@ -1836,7 +2009,7 @@
             </w:pPr>
             <w:r>
               <w:rPr>
-                <w:rFonts w:hint="eastAsia"/>
+                <w:rFonts w:hint="eastAsia" w:eastAsia="黑体"/>
               </w:rPr>
               <w:t xml:space="preserve">输出峰值电压</w:t>
             </w:r>
@@ -1849,6 +2022,9 @@
               <w:pStyle w:val="Compact"/>
             </w:pPr>
             <w:r>
+              <w:rPr>
+                <w:rFonts w:eastAsia="黑体"/>
+              </w:rPr>
               <w:t xml:space="preserve">V</w:t>
             </w:r>
           </w:p>
@@ -1876,6 +2052,9 @@
               </m:sSub>
             </m:oMath>
             <w:r>
+              <w:rPr>
+                <w:rFonts w:eastAsia="黑体"/>
+              </w:rPr>
               <w:t xml:space="preserve">​</w:t>
             </w:r>
           </w:p>
@@ -1888,7 +2067,7 @@
             </w:pPr>
             <w:r>
               <w:rPr>
-                <w:rFonts w:hint="eastAsia"/>
+                <w:rFonts w:hint="eastAsia" w:eastAsia="黑体"/>
               </w:rPr>
               <w:t xml:space="preserve">负载电阻</w:t>
             </w:r>
@@ -1901,6 +2080,9 @@
               <w:pStyle w:val="Compact"/>
             </w:pPr>
             <w:r>
+              <w:rPr>
+                <w:rFonts w:eastAsia="黑体"/>
+              </w:rPr>
               <w:t xml:space="preserve">Ω</w:t>
             </w:r>
           </w:p>
@@ -1928,6 +2110,9 @@
               </m:sSub>
             </m:oMath>
             <w:r>
+              <w:rPr>
+                <w:rFonts w:eastAsia="黑体"/>
+              </w:rPr>
               <w:t xml:space="preserve">、</w:t>
             </w:r>
             <m:oMath>
@@ -1957,7 +2142,7 @@
             </w:pPr>
             <w:r>
               <w:rPr>
-                <w:rFonts w:hint="eastAsia"/>
+                <w:rFonts w:hint="eastAsia" w:eastAsia="黑体"/>
               </w:rPr>
               <w:t xml:space="preserve">输出、电源输入功率</w:t>
             </w:r>
@@ -1970,6 +2155,9 @@
               <w:pStyle w:val="Compact"/>
             </w:pPr>
             <w:r>
+              <w:rPr>
+                <w:rFonts w:eastAsia="黑体"/>
+              </w:rPr>
               <w:t xml:space="preserve">W</w:t>
             </w:r>
           </w:p>
@@ -1988,6 +2176,9 @@
               </m:r>
             </m:oMath>
             <w:r>
+              <w:rPr>
+                <w:rFonts w:eastAsia="黑体"/>
+              </w:rPr>
               <w:t xml:space="preserve">​</w:t>
             </w:r>
           </w:p>
@@ -2000,7 +2191,7 @@
             </w:pPr>
             <w:r>
               <w:rPr>
-                <w:rFonts w:hint="eastAsia"/>
+                <w:rFonts w:hint="eastAsia" w:eastAsia="黑体"/>
               </w:rPr>
               <w:t xml:space="preserve">效率</w:t>
             </w:r>
@@ -2013,6 +2204,9 @@
               <w:pStyle w:val="Compact"/>
             </w:pPr>
             <w:r>
+              <w:rPr>
+                <w:rFonts w:eastAsia="黑体"/>
+              </w:rPr>
               <w:t xml:space="preserve">—</w:t>
             </w:r>
           </w:p>
@@ -2027,7 +2221,7 @@
       </w:pPr>
       <w:r>
         <w:rPr>
-          <w:rFonts w:hint="eastAsia"/>
+          <w:rFonts w:hint="eastAsia" w:eastAsia="黑体"/>
         </w:rPr>
         <w:t xml:space="preserve">元件调整影响</w:t>
       </w:r>
@@ -2042,7 +2236,7 @@
       </w:pPr>
       <w:r>
         <w:rPr>
-          <w:rFonts w:hint="eastAsia"/>
+          <w:rFonts w:hint="eastAsia" w:eastAsia="黑体"/>
           <w:b/>
           <w:bCs/>
         </w:rPr>
@@ -2050,20 +2244,27 @@
       </w:r>
       <w:r>
         <w:rPr>
+          <w:rFonts w:eastAsia="黑体"/>
           <w:b/>
           <w:bCs/>
         </w:rPr>
         <w:t xml:space="preserve"> ↑</w:t>
       </w:r>
       <w:r>
+        <w:rPr>
+          <w:rFonts w:eastAsia="黑体"/>
+        </w:rPr>
         <w:t xml:space="preserve"> </w:t>
       </w:r>
       <w:r>
+        <w:rPr>
+          <w:rFonts w:eastAsia="黑体"/>
+        </w:rPr>
         <w:t xml:space="preserve">→ </w:t>
       </w:r>
       <w:r>
         <w:rPr>
-          <w:rFonts w:hint="eastAsia"/>
+          <w:rFonts w:hint="eastAsia" w:eastAsia="黑体"/>
         </w:rPr>
         <w:t xml:space="preserve">效率更接近理想随包络供电，但切换电路复杂度与成本上升。</w:t>
       </w:r>
@@ -2078,21 +2279,27 @@
       </w:pPr>
       <w:r>
         <w:rPr>
-          <w:rFonts w:hint="eastAsia"/>
+          <w:rFonts w:hint="eastAsia" w:eastAsia="黑体"/>
           <w:b/>
           <w:bCs/>
         </w:rPr>
         <w:t xml:space="preserve">切换阈值设置</w:t>
       </w:r>
       <w:r>
+        <w:rPr>
+          <w:rFonts w:eastAsia="黑体"/>
+        </w:rPr>
         <w:t xml:space="preserve"> </w:t>
       </w:r>
       <w:r>
+        <w:rPr>
+          <w:rFonts w:eastAsia="黑体"/>
+        </w:rPr>
         <w:t xml:space="preserve">→ </w:t>
       </w:r>
       <w:r>
         <w:rPr>
-          <w:rFonts w:hint="eastAsia"/>
+          <w:rFonts w:hint="eastAsia" w:eastAsia="黑体"/>
         </w:rPr>
         <w:t xml:space="preserve">影响低压轨利用率与切换噪声；阈值过低则频繁切换。</w:t>
       </w:r>
@@ -2121,6 +2328,7 @@
       </m:oMath>
       <w:r>
         <w:rPr>
+          <w:rFonts w:eastAsia="黑体"/>
           <w:b/>
           <w:bCs/>
         </w:rPr>
@@ -2128,20 +2336,27 @@
       </w:r>
       <w:r>
         <w:rPr>
+          <w:rFonts w:eastAsia="黑体"/>
           <w:b/>
           <w:bCs/>
         </w:rPr>
         <w:t xml:space="preserve">↑</w:t>
       </w:r>
       <w:r>
+        <w:rPr>
+          <w:rFonts w:eastAsia="黑体"/>
+        </w:rPr>
         <w:t xml:space="preserve"> </w:t>
       </w:r>
       <w:r>
+        <w:rPr>
+          <w:rFonts w:eastAsia="黑体"/>
+        </w:rPr>
         <w:t xml:space="preserve">→ </w:t>
       </w:r>
       <w:r>
         <w:rPr>
-          <w:rFonts w:hint="eastAsia"/>
+          <w:rFonts w:hint="eastAsia" w:eastAsia="黑体"/>
         </w:rPr>
         <w:t xml:space="preserve">峰值输出功率增大。</w:t>
       </w:r>
@@ -2156,21 +2371,27 @@
       </w:pPr>
       <w:r>
         <w:rPr>
-          <w:rFonts w:hint="eastAsia"/>
+          <w:rFonts w:hint="eastAsia" w:eastAsia="黑体"/>
           <w:b/>
           <w:bCs/>
         </w:rPr>
         <w:t xml:space="preserve">切换速度慢</w:t>
       </w:r>
       <w:r>
+        <w:rPr>
+          <w:rFonts w:eastAsia="黑体"/>
+        </w:rPr>
         <w:t xml:space="preserve"> </w:t>
       </w:r>
       <w:r>
+        <w:rPr>
+          <w:rFonts w:eastAsia="黑体"/>
+        </w:rPr>
         <w:t xml:space="preserve">→ </w:t>
       </w:r>
       <w:r>
         <w:rPr>
-          <w:rFonts w:hint="eastAsia"/>
+          <w:rFonts w:hint="eastAsia" w:eastAsia="黑体"/>
         </w:rPr>
         <w:t xml:space="preserve">大信号突变时出现削波或失真。</w:t>
       </w:r>
@@ -2185,7 +2406,7 @@
       </w:pPr>
       <w:r>
         <w:rPr>
-          <w:rFonts w:hint="eastAsia"/>
+          <w:rFonts w:hint="eastAsia" w:eastAsia="黑体"/>
         </w:rPr>
         <w:t xml:space="preserve">多轨电源需增加开关管或快速切换的辅助供电。</w:t>
       </w:r>
@@ -2198,7 +2419,7 @@
       </w:pPr>
       <w:r>
         <w:rPr>
-          <w:rFonts w:hint="eastAsia"/>
+          <w:rFonts w:hint="eastAsia" w:eastAsia="黑体"/>
         </w:rPr>
         <w:t xml:space="preserve">典型参数示例</w:t>
       </w:r>
@@ -2213,11 +2434,14 @@
       </w:pPr>
       <w:r>
         <w:rPr>
-          <w:rFonts w:hint="eastAsia"/>
+          <w:rFonts w:hint="eastAsia" w:eastAsia="黑体"/>
         </w:rPr>
         <w:t xml:space="preserve">取</w:t>
       </w:r>
       <w:r>
+        <w:rPr>
+          <w:rFonts w:eastAsia="黑体"/>
+        </w:rPr>
         <w:t xml:space="preserve"> </w:t>
       </w:r>
       <m:oMath>
@@ -2260,6 +2484,9 @@
         </m:r>
       </m:oMath>
       <w:r>
+        <w:rPr>
+          <w:rFonts w:eastAsia="黑体"/>
+        </w:rPr>
         <w:t xml:space="preserve">、</w:t>
       </w:r>
       <m:oMath>
@@ -2302,6 +2529,9 @@
         </m:r>
       </m:oMath>
       <w:r>
+        <w:rPr>
+          <w:rFonts w:eastAsia="黑体"/>
+        </w:rPr>
         <w:t xml:space="preserve">、</w:t>
       </w:r>
       <m:oMath>
@@ -2341,6 +2571,9 @@
         </m:r>
       </m:oMath>
       <w:r>
+        <w:rPr>
+          <w:rFonts w:eastAsia="黑体"/>
+        </w:rPr>
         <w:t xml:space="preserve">、</w:t>
       </w:r>
       <m:oMath>
@@ -2377,25 +2610,31 @@
       </m:oMath>
       <w:r>
         <w:rPr>
-          <w:rFonts w:hint="eastAsia"/>
+          <w:rFonts w:hint="eastAsia" w:eastAsia="黑体"/>
         </w:rPr>
         <w:t xml:space="preserve">：小信号阶段仅用低压轨，管压降从单轨的约</w:t>
       </w:r>
       <w:r>
+        <w:rPr>
+          <w:rFonts w:eastAsia="黑体"/>
+        </w:rPr>
         <w:t xml:space="preserve"> 32 V </w:t>
       </w:r>
       <w:r>
         <w:rPr>
-          <w:rFonts w:hint="eastAsia"/>
+          <w:rFonts w:hint="eastAsia" w:eastAsia="黑体"/>
         </w:rPr>
         <w:t xml:space="preserve">降到约</w:t>
       </w:r>
       <w:r>
+        <w:rPr>
+          <w:rFonts w:eastAsia="黑体"/>
+        </w:rPr>
         <w:t xml:space="preserve"> 2 </w:t>
       </w:r>
       <w:r>
         <w:rPr>
-          <w:rFonts w:hint="eastAsia"/>
+          <w:rFonts w:hint="eastAsia" w:eastAsia="黑体"/>
         </w:rPr>
         <w:t xml:space="preserve">V，管耗显著下降。</w:t>
       </w:r>
@@ -2410,11 +2649,14 @@
       </w:pPr>
       <w:r>
         <w:rPr>
-          <w:rFonts w:hint="eastAsia"/>
+          <w:rFonts w:hint="eastAsia" w:eastAsia="黑体"/>
         </w:rPr>
         <w:t xml:space="preserve">输出功率</w:t>
       </w:r>
       <w:r>
+        <w:rPr>
+          <w:rFonts w:eastAsia="黑体"/>
+        </w:rPr>
         <w:t xml:space="preserve"> </w:t>
       </w:r>
       <m:oMath>
@@ -2491,25 +2733,31 @@
       </m:oMath>
       <w:r>
         <w:rPr>
-          <w:rFonts w:hint="eastAsia"/>
+          <w:rFonts w:hint="eastAsia" w:eastAsia="黑体"/>
         </w:rPr>
         <w:t xml:space="preserve">，实际效率可高于同参数固定</w:t>
       </w:r>
       <w:r>
+        <w:rPr>
+          <w:rFonts w:eastAsia="黑体"/>
+        </w:rPr>
         <w:t xml:space="preserve"> 50 V </w:t>
       </w:r>
       <w:r>
         <w:rPr>
-          <w:rFonts w:hint="eastAsia"/>
+          <w:rFonts w:hint="eastAsia" w:eastAsia="黑体"/>
         </w:rPr>
         <w:t xml:space="preserve">的</w:t>
       </w:r>
       <w:r>
+        <w:rPr>
+          <w:rFonts w:eastAsia="黑体"/>
+        </w:rPr>
         <w:t xml:space="preserve"> AB </w:t>
       </w:r>
       <w:r>
         <w:rPr>
-          <w:rFonts w:hint="eastAsia"/>
+          <w:rFonts w:hint="eastAsia" w:eastAsia="黑体"/>
         </w:rPr>
         <w:t xml:space="preserve">类。</w:t>
       </w:r>
@@ -2522,7 +2770,7 @@
       </w:pPr>
       <w:r>
         <w:rPr>
-          <w:rFonts w:hint="eastAsia"/>
+          <w:rFonts w:hint="eastAsia" w:eastAsia="黑体"/>
         </w:rPr>
         <w:t xml:space="preserve">常见器件型号</w:t>
       </w:r>
@@ -2536,11 +2784,14 @@
         </w:numPr>
       </w:pPr>
       <w:r>
+        <w:rPr>
+          <w:rFonts w:eastAsia="黑体"/>
+        </w:rPr>
         <w:t xml:space="preserve">G </w:t>
       </w:r>
       <w:r>
         <w:rPr>
-          <w:rFonts w:hint="eastAsia"/>
+          <w:rFonts w:hint="eastAsia" w:eastAsia="黑体"/>
         </w:rPr>
         <w:t xml:space="preserve">类音频功放：TDA7350（汽车音响，多轨供电）；部分集成放大器支持轨切换。</w:t>
       </w:r>
@@ -2555,7 +2806,7 @@
       </w:pPr>
       <w:r>
         <w:rPr>
-          <w:rFonts w:hint="eastAsia"/>
+          <w:rFonts w:hint="eastAsia" w:eastAsia="黑体"/>
         </w:rPr>
         <w:t xml:space="preserve">大功率分立实现常用多组整流电源分级供电。</w:t>
       </w:r>
@@ -2570,7 +2821,7 @@
       </w:pPr>
       <w:r>
         <w:rPr>
-          <w:rFonts w:hint="eastAsia"/>
+          <w:rFonts w:hint="eastAsia" w:eastAsia="黑体"/>
         </w:rPr>
         <w:t xml:space="preserve">功率对管：TIP3055/TIP2955、MJL21193/MJL21194。</w:t>
       </w:r>
@@ -2583,7 +2834,7 @@
       </w:pPr>
       <w:r>
         <w:rPr>
-          <w:rFonts w:hint="eastAsia"/>
+          <w:rFonts w:hint="eastAsia" w:eastAsia="黑体"/>
         </w:rPr>
         <w:t xml:space="preserve">注意事项</w:t>
       </w:r>
@@ -2598,7 +2849,7 @@
       </w:pPr>
       <w:r>
         <w:rPr>
-          <w:rFonts w:hint="eastAsia"/>
+          <w:rFonts w:hint="eastAsia" w:eastAsia="黑体"/>
         </w:rPr>
         <w:t xml:space="preserve">电源切换瞬间会产生开关噪声与失真，需合理设置阈值与迟滞。</w:t>
       </w:r>
@@ -2613,7 +2864,7 @@
       </w:pPr>
       <w:r>
         <w:rPr>
-          <w:rFonts w:hint="eastAsia"/>
+          <w:rFonts w:hint="eastAsia" w:eastAsia="黑体"/>
         </w:rPr>
         <w:t xml:space="preserve">多轨电源成本与体积增加，设计与散热较复杂。</w:t>
       </w:r>
@@ -2628,7 +2879,7 @@
       </w:pPr>
       <w:r>
         <w:rPr>
-          <w:rFonts w:hint="eastAsia"/>
+          <w:rFonts w:hint="eastAsia" w:eastAsia="黑体"/>
         </w:rPr>
         <w:t xml:space="preserve">适合音频等大幅值动态信号，能显著省电。</w:t>
       </w:r>
@@ -2643,7 +2894,7 @@
       </w:pPr>
       <w:r>
         <w:rPr>
-          <w:rFonts w:hint="eastAsia"/>
+          <w:rFonts w:hint="eastAsia" w:eastAsia="黑体"/>
         </w:rPr>
         <w:t xml:space="preserve">开关管切换需快速，避免大信号削波。</w:t>
       </w:r>
@@ -2656,7 +2907,7 @@
       </w:pPr>
       <w:r>
         <w:rPr>
-          <w:rFonts w:hint="eastAsia"/>
+          <w:rFonts w:hint="eastAsia" w:eastAsia="黑体"/>
         </w:rPr>
         <w:t xml:space="preserve">参考资料</w:t>
       </w:r>
@@ -2670,20 +2921,26 @@
         </w:numPr>
       </w:pPr>
       <w:r>
+        <w:rPr>
+          <w:rFonts w:eastAsia="黑体"/>
+        </w:rPr>
         <w:t xml:space="preserve">Wikipedia: Power amplifier </w:t>
       </w:r>
       <w:r>
         <w:rPr>
-          <w:rFonts w:hint="eastAsia"/>
+          <w:rFonts w:hint="eastAsia" w:eastAsia="黑体"/>
         </w:rPr>
         <w:t xml:space="preserve">classes（Class</w:t>
       </w:r>
       <w:r>
+        <w:rPr>
+          <w:rFonts w:eastAsia="黑体"/>
+        </w:rPr>
         <w:t xml:space="preserve"> </w:t>
       </w:r>
       <w:r>
         <w:rPr>
-          <w:rFonts w:hint="eastAsia"/>
+          <w:rFonts w:hint="eastAsia" w:eastAsia="黑体"/>
         </w:rPr>
         <w:t xml:space="preserve">G）。</w:t>
       </w:r>
@@ -2697,6 +2954,9 @@
         </w:numPr>
       </w:pPr>
       <w:r>
+        <w:rPr>
+          <w:rFonts w:eastAsia="黑体"/>
+        </w:rPr>
         <w:t xml:space="preserve">Douglas Self《Audio Power Amplifier Design Handbook》。</w:t>
       </w:r>
     </w:p>
@@ -2710,7 +2970,7 @@
       </w:pPr>
       <w:r>
         <w:rPr>
-          <w:rFonts w:hint="eastAsia"/>
+          <w:rFonts w:hint="eastAsia" w:eastAsia="黑体"/>
         </w:rPr>
         <w:t xml:space="preserve">《现代音响功率放大器设计》相关章节。</w:t>
       </w:r>
@@ -2724,11 +2984,11 @@
       </w:pPr>
       <w:r>
         <w:rPr>
-          <w:rFonts w:ascii="Times New Roman" w:hAnsi="Times New Roman"/>
+          <w:rFonts w:ascii="Times New Roman" w:hAnsi="Times New Roman" w:eastAsia="黑体"/>
           <w:color w:val="555555"/>
           <w:sz w:val="21"/>
         </w:rPr>
-        <w:t>材料收集者：杜文杰</w:t>
+        <w:t>材料收集者：杜文杰，WX手机：19519196569，QQ:3478827729</w:t>
       </w:r>
     </w:p>
     <w:sectPr>
@@ -2748,7 +3008,7 @@
 </file>
 
 <file path=word/footer1.xml><?xml version="1.0" encoding="utf-8"?>
-<w:ftr xmlns:m="http://schemas.openxmlformats.org/officeDocument/2006/math" xmlns:mc="http://schemas.openxmlformats.org/markup-compatibility/2006" xmlns:mo="http://schemas.microsoft.com/office/mac/office/2008/main" xmlns:mv="urn:schemas-microsoft-com:mac:vml" xmlns:o="urn:schemas-microsoft-com:office:office" xmlns:r="http://schemas.openxmlformats.org/officeDocument/2006/relationships" xmlns:v="urn:schemas-microsoft-com:vml" xmlns:w10="urn:schemas-microsoft-com:office:word" xmlns:w14="http://schemas.microsoft.com/office/word/2010/wordml" xmlns:w="http://schemas.openxmlformats.org/wordprocessingml/2006/main" xmlns:wne="http://schemas.microsoft.com/office/word/2006/wordml" xmlns:wp14="http://schemas.microsoft.com/office/word/2010/wordprocessingDrawing" xmlns:wp="http://schemas.openxmlformats.org/drawingml/2006/wordprocessingDrawing" xmlns:wpc="http://schemas.microsoft.com/office/word/2010/wordprocessingCanvas" xmlns:wpg="http://schemas.microsoft.com/office/word/2010/wordprocessingGroup" xmlns:wpi="http://schemas.microsoft.com/office/word/2010/wordprocessingInk" xmlns:wps="http://schemas.microsoft.com/office/word/2010/wordprocessingShape" mc:Ignorable="w14 wp14">
+<w:ftr xmlns:mc="http://schemas.openxmlformats.org/markup-compatibility/2006" xmlns:w="http://schemas.openxmlformats.org/wordprocessingml/2006/main" xmlns:m="http://schemas.openxmlformats.org/officeDocument/2006/math" xmlns:mo="http://schemas.microsoft.com/office/mac/office/2008/main" xmlns:mv="urn:schemas-microsoft-com:mac:vml" xmlns:o="urn:schemas-microsoft-com:office:office" xmlns:r="http://schemas.openxmlformats.org/officeDocument/2006/relationships" xmlns:v="urn:schemas-microsoft-com:vml" xmlns:w10="urn:schemas-microsoft-com:office:word" xmlns:w14="http://schemas.microsoft.com/office/word/2010/wordml" xmlns:wne="http://schemas.microsoft.com/office/word/2006/wordml" xmlns:wp14="http://schemas.microsoft.com/office/word/2010/wordprocessingDrawing" xmlns:wp="http://schemas.openxmlformats.org/drawingml/2006/wordprocessingDrawing" xmlns:wpc="http://schemas.microsoft.com/office/word/2010/wordprocessingCanvas" xmlns:wpg="http://schemas.microsoft.com/office/word/2010/wordprocessingGroup" xmlns:wpi="http://schemas.microsoft.com/office/word/2010/wordprocessingInk" xmlns:wps="http://schemas.microsoft.com/office/word/2010/wordprocessingShape" mc:Ignorable="w14 wp14">
   <w:p>
     <w:pPr>
       <w:pStyle w:val="Footer"/>
@@ -2756,12 +3016,14 @@
     </w:pPr>
     <w:r>
       <w:rPr>
+        <w:rFonts w:eastAsia="黑体"/>
         <w:sz w:val="18"/>
       </w:rPr>
       <w:t xml:space="preserve">第 </w:t>
     </w:r>
     <w:r>
       <w:rPr>
+        <w:rFonts w:eastAsia="黑体"/>
         <w:sz w:val="18"/>
       </w:rPr>
       <w:fldChar w:fldCharType="begin"/>
@@ -2770,6 +3032,7 @@
     </w:r>
     <w:r>
       <w:rPr>
+        <w:rFonts w:eastAsia="黑体"/>
         <w:sz w:val="18"/>
       </w:rPr>
       <w:t xml:space="preserve"> 页</w:t>
@@ -2783,6 +3046,9 @@
   <w:footnote w:type="continuationSeparator" w:id="0">
     <w:p>
       <w:r>
+        <w:rPr>
+          <w:rFonts w:eastAsia="黑体"/>
+        </w:rPr>
         <w:continuationSeparator/>
       </w:r>
     </w:p>
@@ -2790,6 +3056,9 @@
   <w:footnote w:type="separator" w:id="-1">
     <w:p>
       <w:r>
+        <w:rPr>
+          <w:rFonts w:eastAsia="黑体"/>
+        </w:rPr>
         <w:separator/>
       </w:r>
     </w:p>
@@ -2798,7 +3067,7 @@
 </file>
 
 <file path=word/header1.xml><?xml version="1.0" encoding="utf-8"?>
-<w:hdr xmlns:m="http://schemas.openxmlformats.org/officeDocument/2006/math" xmlns:mc="http://schemas.openxmlformats.org/markup-compatibility/2006" xmlns:mo="http://schemas.microsoft.com/office/mac/office/2008/main" xmlns:mv="urn:schemas-microsoft-com:mac:vml" xmlns:o="urn:schemas-microsoft-com:office:office" xmlns:r="http://schemas.openxmlformats.org/officeDocument/2006/relationships" xmlns:v="urn:schemas-microsoft-com:vml" xmlns:w10="urn:schemas-microsoft-com:office:word" xmlns:w14="http://schemas.microsoft.com/office/word/2010/wordml" xmlns:w="http://schemas.openxmlformats.org/wordprocessingml/2006/main" xmlns:wne="http://schemas.microsoft.com/office/word/2006/wordml" xmlns:wp14="http://schemas.microsoft.com/office/word/2010/wordprocessingDrawing" xmlns:wp="http://schemas.openxmlformats.org/drawingml/2006/wordprocessingDrawing" xmlns:wpc="http://schemas.microsoft.com/office/word/2010/wordprocessingCanvas" xmlns:wpg="http://schemas.microsoft.com/office/word/2010/wordprocessingGroup" xmlns:wpi="http://schemas.microsoft.com/office/word/2010/wordprocessingInk" xmlns:wps="http://schemas.microsoft.com/office/word/2010/wordprocessingShape" mc:Ignorable="w14 wp14">
+<w:hdr xmlns:mc="http://schemas.openxmlformats.org/markup-compatibility/2006" xmlns:w="http://schemas.openxmlformats.org/wordprocessingml/2006/main" xmlns:m="http://schemas.openxmlformats.org/officeDocument/2006/math" xmlns:mo="http://schemas.microsoft.com/office/mac/office/2008/main" xmlns:mv="urn:schemas-microsoft-com:mac:vml" xmlns:o="urn:schemas-microsoft-com:office:office" xmlns:r="http://schemas.openxmlformats.org/officeDocument/2006/relationships" xmlns:v="urn:schemas-microsoft-com:vml" xmlns:w10="urn:schemas-microsoft-com:office:word" xmlns:w14="http://schemas.microsoft.com/office/word/2010/wordml" xmlns:wne="http://schemas.microsoft.com/office/word/2006/wordml" xmlns:wp14="http://schemas.microsoft.com/office/word/2010/wordprocessingDrawing" xmlns:wp="http://schemas.openxmlformats.org/drawingml/2006/wordprocessingDrawing" xmlns:wpc="http://schemas.microsoft.com/office/word/2010/wordprocessingCanvas" xmlns:wpg="http://schemas.microsoft.com/office/word/2010/wordprocessingGroup" xmlns:wpi="http://schemas.microsoft.com/office/word/2010/wordprocessingInk" xmlns:wps="http://schemas.microsoft.com/office/word/2010/wordprocessingShape" mc:Ignorable="w14 wp14">
   <w:p>
     <w:pPr>
       <w:pStyle w:val="Header"/>
@@ -2806,7 +3075,7 @@
     </w:pPr>
     <w:r>
       <w:rPr>
-        <w:rFonts w:ascii="Times New Roman" w:hAnsi="Times New Roman"/>
+        <w:rFonts w:ascii="Times New Roman" w:hAnsi="Times New Roman" w:eastAsia="黑体"/>
         <w:sz w:val="18"/>
         <w:rFonts w:eastAsia="黑体"/>
         <w:rFonts w:eastAsia="黑体"/>
@@ -2818,7 +3087,7 @@
 </file>
 
 <file path=word/numbering.xml><?xml version="1.0" encoding="utf-8"?>
-<w:numbering xmlns:m="http://schemas.openxmlformats.org/officeDocument/2006/math" xmlns:mc="http://schemas.openxmlformats.org/markup-compatibility/2006" xmlns:mo="http://schemas.microsoft.com/office/mac/office/2008/main" xmlns:mv="urn:schemas-microsoft-com:mac:vml" xmlns:o="urn:schemas-microsoft-com:office:office" xmlns:r="http://schemas.openxmlformats.org/officeDocument/2006/relationships" xmlns:v="urn:schemas-microsoft-com:vml" xmlns:w="http://schemas.openxmlformats.org/wordprocessingml/2006/main" xmlns:w10="urn:schemas-microsoft-com:office:word" xmlns:w14="http://schemas.microsoft.com/office/word/2010/wordml" xmlns:wne="http://schemas.microsoft.com/office/word/2006/wordml" xmlns:wp="http://schemas.openxmlformats.org/drawingml/2006/wordprocessingDrawing" xmlns:wp14="http://schemas.microsoft.com/office/word/2010/wordprocessingDrawing" xmlns:wpc="http://schemas.microsoft.com/office/word/2010/wordprocessingCanvas" xmlns:wpg="http://schemas.microsoft.com/office/word/2010/wordprocessingGroup" xmlns:wpi="http://schemas.microsoft.com/office/word/2010/wordprocessingInk" xmlns:wps="http://schemas.microsoft.com/office/word/2010/wordprocessingShape" mc:Ignorable="w14 wp14">
+<w:numbering xmlns:mc="http://schemas.openxmlformats.org/markup-compatibility/2006" xmlns:w="http://schemas.openxmlformats.org/wordprocessingml/2006/main" xmlns:m="http://schemas.openxmlformats.org/officeDocument/2006/math" xmlns:mo="http://schemas.microsoft.com/office/mac/office/2008/main" xmlns:mv="urn:schemas-microsoft-com:mac:vml" xmlns:o="urn:schemas-microsoft-com:office:office" xmlns:r="http://schemas.openxmlformats.org/officeDocument/2006/relationships" xmlns:v="urn:schemas-microsoft-com:vml" xmlns:w10="urn:schemas-microsoft-com:office:word" xmlns:w14="http://schemas.microsoft.com/office/word/2010/wordml" xmlns:wne="http://schemas.microsoft.com/office/word/2006/wordml" xmlns:wp="http://schemas.openxmlformats.org/drawingml/2006/wordprocessingDrawing" xmlns:wp14="http://schemas.microsoft.com/office/word/2010/wordprocessingDrawing" xmlns:wpc="http://schemas.microsoft.com/office/word/2010/wordprocessingCanvas" xmlns:wpg="http://schemas.microsoft.com/office/word/2010/wordprocessingGroup" xmlns:wpi="http://schemas.microsoft.com/office/word/2010/wordprocessingInk" xmlns:wps="http://schemas.microsoft.com/office/word/2010/wordprocessingShape" mc:Ignorable="w14 wp14">
   <w:abstractNum w:abstractNumId="0">
     <w:nsid w:val="FFFFFF7C"/>
     <w:multiLevelType w:val="singleLevel"/>
@@ -2905,7 +3174,7 @@
         <w:ind w:hanging="360" w:left="1440"/>
       </w:pPr>
       <w:rPr>
-        <w:rFonts w:ascii="Symbol" w:hAnsi="Symbol" w:hint="default"/>
+        <w:rFonts w:ascii="Symbol" w:hAnsi="Symbol" w:hint="default" w:eastAsia="黑体"/>
       </w:rPr>
     </w:lvl>
   </w:abstractNum>
@@ -2926,7 +3195,7 @@
         <w:ind w:hanging="360" w:left="1080"/>
       </w:pPr>
       <w:rPr>
-        <w:rFonts w:ascii="Symbol" w:hAnsi="Symbol" w:hint="default"/>
+        <w:rFonts w:ascii="Symbol" w:hAnsi="Symbol" w:hint="default" w:eastAsia="黑体"/>
       </w:rPr>
     </w:lvl>
   </w:abstractNum>
@@ -2947,7 +3216,7 @@
         <w:ind w:hanging="360" w:left="720"/>
       </w:pPr>
       <w:rPr>
-        <w:rFonts w:ascii="Symbol" w:hAnsi="Symbol" w:hint="default"/>
+        <w:rFonts w:ascii="Symbol" w:hAnsi="Symbol" w:hint="default" w:eastAsia="黑体"/>
       </w:rPr>
     </w:lvl>
   </w:abstractNum>
@@ -2986,7 +3255,7 @@
         <w:ind w:hanging="360" w:left="360"/>
       </w:pPr>
       <w:rPr>
-        <w:rFonts w:ascii="Symbol" w:hAnsi="Symbol" w:hint="default"/>
+        <w:rFonts w:ascii="Symbol" w:hAnsi="Symbol" w:hint="default" w:eastAsia="黑体"/>
       </w:rPr>
     </w:lvl>
   </w:abstractNum>
@@ -3077,7 +3346,7 @@
         <w:ind w:left="720" w:hanging="360"/>
       </w:pPr>
       <w:rPr>
-        <w:rFonts w:ascii="Symbol" w:hAnsi="Symbol" w:cs="Symbol" w:hint="default"/>
+        <w:rFonts w:ascii="Symbol" w:hAnsi="Symbol" w:cs="Symbol" w:hint="default" w:eastAsia="黑体"/>
       </w:rPr>
     </w:lvl>
     <w:lvl w:ilvl="1">
@@ -3088,7 +3357,7 @@
         <w:ind w:left="1440" w:hanging="360"/>
       </w:pPr>
       <w:rPr>
-        <w:rFonts w:ascii="Courier New" w:hAnsi="Courier New" w:cs="Courier New" w:hint="default"/>
+        <w:rFonts w:ascii="Courier New" w:hAnsi="Courier New" w:cs="Courier New" w:hint="default" w:eastAsia="黑体"/>
       </w:rPr>
     </w:lvl>
     <w:lvl w:ilvl="2">
@@ -3099,7 +3368,7 @@
         <w:ind w:left="2160" w:hanging="360"/>
       </w:pPr>
       <w:rPr>
-        <w:rFonts w:ascii="Wingdings" w:hAnsi="Wingdings" w:cs="Wingdings" w:hint="default"/>
+        <w:rFonts w:ascii="Wingdings" w:hAnsi="Wingdings" w:cs="Wingdings" w:hint="default" w:eastAsia="黑体"/>
       </w:rPr>
     </w:lvl>
     <w:lvl w:ilvl="3">
@@ -3110,7 +3379,7 @@
         <w:ind w:left="2880" w:hanging="360"/>
       </w:pPr>
       <w:rPr>
-        <w:rFonts w:ascii="Symbol" w:hAnsi="Symbol" w:cs="Symbol" w:hint="default"/>
+        <w:rFonts w:ascii="Symbol" w:hAnsi="Symbol" w:cs="Symbol" w:hint="default" w:eastAsia="黑体"/>
       </w:rPr>
     </w:lvl>
     <w:lvl w:ilvl="4">
@@ -3121,7 +3390,7 @@
         <w:ind w:left="3600" w:hanging="360"/>
       </w:pPr>
       <w:rPr>
-        <w:rFonts w:ascii="Courier New" w:hAnsi="Courier New" w:cs="Courier New" w:hint="default"/>
+        <w:rFonts w:ascii="Courier New" w:hAnsi="Courier New" w:cs="Courier New" w:hint="default" w:eastAsia="黑体"/>
       </w:rPr>
     </w:lvl>
     <w:lvl w:ilvl="5">
@@ -3132,7 +3401,7 @@
         <w:ind w:left="4320" w:hanging="360"/>
       </w:pPr>
       <w:rPr>
-        <w:rFonts w:ascii="Wingdings" w:hAnsi="Wingdings" w:cs="Wingdings" w:hint="default"/>
+        <w:rFonts w:ascii="Wingdings" w:hAnsi="Wingdings" w:cs="Wingdings" w:hint="default" w:eastAsia="黑体"/>
       </w:rPr>
     </w:lvl>
     <w:lvl w:ilvl="6">
@@ -3143,7 +3412,7 @@
         <w:ind w:left="5040" w:hanging="360"/>
       </w:pPr>
       <w:rPr>
-        <w:rFonts w:ascii="Symbol" w:hAnsi="Symbol" w:cs="Symbol" w:hint="default"/>
+        <w:rFonts w:ascii="Symbol" w:hAnsi="Symbol" w:cs="Symbol" w:hint="default" w:eastAsia="黑体"/>
       </w:rPr>
     </w:lvl>
     <w:lvl w:ilvl="7">
@@ -3154,7 +3423,7 @@
         <w:ind w:left="5760" w:hanging="360"/>
       </w:pPr>
       <w:rPr>
-        <w:rFonts w:ascii="Courier New" w:hAnsi="Courier New" w:cs="Courier New" w:hint="default"/>
+        <w:rFonts w:ascii="Courier New" w:hAnsi="Courier New" w:cs="Courier New" w:hint="default" w:eastAsia="黑体"/>
       </w:rPr>
     </w:lvl>
     <w:lvl w:ilvl="8">
@@ -3165,7 +3434,7 @@
         <w:ind w:left="6480" w:hanging="360"/>
       </w:pPr>
       <w:rPr>
-        <w:rFonts w:ascii="Wingdings" w:hAnsi="Wingdings" w:cs="Wingdings" w:hint="default"/>
+        <w:rFonts w:ascii="Wingdings" w:hAnsi="Wingdings" w:cs="Wingdings" w:hint="default" w:eastAsia="黑体"/>
       </w:rPr>
     </w:lvl>
   </w:abstractNum>
@@ -3221,11 +3490,11 @@
 </file>
 
 <file path=word/styles.xml><?xml version="1.0" encoding="utf-8"?>
-<w:styles xmlns:mc="http://schemas.openxmlformats.org/markup-compatibility/2006" xmlns:r="http://schemas.openxmlformats.org/officeDocument/2006/relationships" xmlns:w="http://schemas.openxmlformats.org/wordprocessingml/2006/main" xmlns:w14="http://schemas.microsoft.com/office/word/2010/wordml" mc:Ignorable="w14">
+<w:styles xmlns:mc="http://schemas.openxmlformats.org/markup-compatibility/2006" xmlns:w="http://schemas.openxmlformats.org/wordprocessingml/2006/main" xmlns:r="http://schemas.openxmlformats.org/officeDocument/2006/relationships" xmlns:w14="http://schemas.microsoft.com/office/word/2010/wordml" mc:Ignorable="w14">
   <w:docDefaults>
     <w:rPrDefault>
       <w:rPr>
-        <w:rFonts w:asciiTheme="minorHAnsi" w:cstheme="minorBidi" w:eastAsiaTheme="minorEastAsia" w:hAnsiTheme="minorHAnsi"/>
+        <w:rFonts w:asciiTheme="minorHAnsi" w:cstheme="minorBidi" w:hAnsiTheme="minorHAnsi" w:eastAsia="黑体"/>
         <w:sz w:val="22"/>
         <w:szCs w:val="22"/>
         <w:lang w:bidi="ar-SA" w:eastAsia="en-US" w:val="en-US"/>
@@ -3447,7 +3716,7 @@
       <w:outlineLvl w:val="0"/>
     </w:pPr>
     <w:rPr>
-      <w:rFonts w:ascii="Times New Roman" w:asciiTheme="majorHAnsi" w:cstheme="majorBidi" w:eastAsia="黑体" w:eastAsiaTheme="majorEastAsia" w:hAnsi="Times New Roman" w:hAnsiTheme="majorHAnsi"/>
+      <w:rFonts w:ascii="Times New Roman" w:asciiTheme="majorHAnsi" w:cstheme="majorBidi" w:eastAsia="黑体" w:hAnsi="Times New Roman" w:hAnsiTheme="majorHAnsi"/>
       <w:b/>
       <w:bCs/>
       <w:color w:val="1F3864"/>
@@ -3471,7 +3740,7 @@
       <w:outlineLvl w:val="1"/>
     </w:pPr>
     <w:rPr>
-      <w:rFonts w:ascii="Times New Roman" w:asciiTheme="majorHAnsi" w:cstheme="majorBidi" w:eastAsia="黑体" w:eastAsiaTheme="majorEastAsia" w:hAnsi="Times New Roman" w:hAnsiTheme="majorHAnsi"/>
+      <w:rFonts w:ascii="Times New Roman" w:asciiTheme="majorHAnsi" w:cstheme="majorBidi" w:eastAsia="黑体" w:hAnsi="Times New Roman" w:hAnsiTheme="majorHAnsi"/>
       <w:b/>
       <w:bCs/>
       <w:color w:val="2E4E7E"/>
@@ -3495,7 +3764,7 @@
       <w:outlineLvl w:val="2"/>
     </w:pPr>
     <w:rPr>
-      <w:rFonts w:ascii="Times New Roman" w:asciiTheme="majorHAnsi" w:cstheme="majorBidi" w:eastAsia="黑体" w:eastAsiaTheme="majorEastAsia" w:hAnsi="Times New Roman" w:hAnsiTheme="majorHAnsi"/>
+      <w:rFonts w:ascii="Times New Roman" w:asciiTheme="majorHAnsi" w:cstheme="majorBidi" w:eastAsia="黑体" w:hAnsi="Times New Roman" w:hAnsiTheme="majorHAnsi"/>
       <w:b/>
       <w:bCs/>
       <w:color w:val="2E4E7E"/>
@@ -3519,7 +3788,7 @@
       <w:outlineLvl w:val="3"/>
     </w:pPr>
     <w:rPr>
-      <w:rFonts w:ascii="Times New Roman" w:asciiTheme="majorHAnsi" w:cstheme="majorBidi" w:eastAsia="黑体" w:eastAsiaTheme="majorEastAsia" w:hAnsi="Times New Roman" w:hAnsiTheme="majorHAnsi"/>
+      <w:rFonts w:ascii="Times New Roman" w:asciiTheme="majorHAnsi" w:cstheme="majorBidi" w:eastAsia="黑体" w:hAnsi="Times New Roman" w:hAnsiTheme="majorHAnsi"/>
       <w:b/>
       <w:bCs/>
       <w:i/>
@@ -3545,7 +3814,7 @@
       <w:outlineLvl w:val="4"/>
     </w:pPr>
     <w:rPr>
-      <w:rFonts w:ascii="Times New Roman" w:asciiTheme="majorHAnsi" w:cstheme="majorBidi" w:eastAsia="黑体" w:eastAsiaTheme="majorEastAsia" w:hAnsi="Times New Roman" w:hAnsiTheme="majorHAnsi"/>
+      <w:rFonts w:ascii="Times New Roman" w:asciiTheme="majorHAnsi" w:cstheme="majorBidi" w:eastAsia="黑体" w:hAnsi="Times New Roman" w:hAnsiTheme="majorHAnsi"/>
       <w:b/>
       <w:color w:val="333333"/>
       <w:sz w:val="22"/>
@@ -3568,7 +3837,7 @@
       <w:outlineLvl w:val="5"/>
     </w:pPr>
     <w:rPr>
-      <w:rFonts w:asciiTheme="majorHAnsi" w:cstheme="majorBidi" w:eastAsiaTheme="majorEastAsia" w:hAnsiTheme="majorHAnsi"/>
+      <w:rFonts w:asciiTheme="majorHAnsi" w:cstheme="majorBidi" w:hAnsiTheme="majorHAnsi" w:eastAsia="黑体"/>
       <w:i/>
       <w:iCs/>
       <w:color w:themeColor="accent1" w:themeShade="7F" w:val="243F60"/>
@@ -3591,7 +3860,7 @@
       <w:outlineLvl w:val="6"/>
     </w:pPr>
     <w:rPr>
-      <w:rFonts w:asciiTheme="majorHAnsi" w:cstheme="majorBidi" w:eastAsiaTheme="majorEastAsia" w:hAnsiTheme="majorHAnsi"/>
+      <w:rFonts w:asciiTheme="majorHAnsi" w:cstheme="majorBidi" w:hAnsiTheme="majorHAnsi" w:eastAsia="黑体"/>
       <w:i/>
       <w:iCs/>
       <w:color w:themeColor="text1" w:themeTint="BF" w:val="404040"/>
@@ -3614,7 +3883,7 @@
       <w:outlineLvl w:val="7"/>
     </w:pPr>
     <w:rPr>
-      <w:rFonts w:asciiTheme="majorHAnsi" w:cstheme="majorBidi" w:eastAsiaTheme="majorEastAsia" w:hAnsiTheme="majorHAnsi"/>
+      <w:rFonts w:asciiTheme="majorHAnsi" w:cstheme="majorBidi" w:hAnsiTheme="majorHAnsi" w:eastAsia="黑体"/>
       <w:color w:themeColor="accent1" w:val="4F81BD"/>
       <w:sz w:val="20"/>
       <w:szCs w:val="20"/>
@@ -3637,7 +3906,7 @@
       <w:outlineLvl w:val="8"/>
     </w:pPr>
     <w:rPr>
-      <w:rFonts w:asciiTheme="majorHAnsi" w:cstheme="majorBidi" w:eastAsiaTheme="majorEastAsia" w:hAnsiTheme="majorHAnsi"/>
+      <w:rFonts w:asciiTheme="majorHAnsi" w:cstheme="majorBidi" w:hAnsiTheme="majorHAnsi" w:eastAsia="黑体"/>
       <w:i/>
       <w:iCs/>
       <w:color w:themeColor="text1" w:themeTint="BF" w:val="404040"/>
@@ -3688,7 +3957,7 @@
     <w:uiPriority w:val="9"/>
     <w:rsid w:val="00FC693F"/>
     <w:rPr>
-      <w:rFonts w:asciiTheme="majorHAnsi" w:cstheme="majorBidi" w:eastAsiaTheme="majorEastAsia" w:hAnsiTheme="majorHAnsi"/>
+      <w:rFonts w:asciiTheme="majorHAnsi" w:cstheme="majorBidi" w:hAnsiTheme="majorHAnsi" w:eastAsia="黑体"/>
       <w:b/>
       <w:bCs/>
       <w:color w:themeColor="accent1" w:themeShade="BF" w:val="365F91"/>
@@ -3703,7 +3972,7 @@
     <w:uiPriority w:val="9"/>
     <w:rsid w:val="00FC693F"/>
     <w:rPr>
-      <w:rFonts w:asciiTheme="majorHAnsi" w:cstheme="majorBidi" w:eastAsiaTheme="majorEastAsia" w:hAnsiTheme="majorHAnsi"/>
+      <w:rFonts w:asciiTheme="majorHAnsi" w:cstheme="majorBidi" w:hAnsiTheme="majorHAnsi" w:eastAsia="黑体"/>
       <w:b/>
       <w:bCs/>
       <w:color w:themeColor="accent1" w:val="4F81BD"/>
@@ -3718,7 +3987,7 @@
     <w:uiPriority w:val="9"/>
     <w:rsid w:val="00FC693F"/>
     <w:rPr>
-      <w:rFonts w:asciiTheme="majorHAnsi" w:cstheme="majorBidi" w:eastAsiaTheme="majorEastAsia" w:hAnsiTheme="majorHAnsi"/>
+      <w:rFonts w:asciiTheme="majorHAnsi" w:cstheme="majorBidi" w:hAnsiTheme="majorHAnsi" w:eastAsia="黑体"/>
       <w:b/>
       <w:bCs/>
       <w:color w:themeColor="accent1" w:val="4F81BD"/>
@@ -3741,7 +4010,7 @@
       <w:contextualSpacing/>
     </w:pPr>
     <w:rPr>
-      <w:rFonts w:ascii="Times New Roman" w:asciiTheme="majorHAnsi" w:cstheme="majorBidi" w:eastAsia="黑体" w:eastAsiaTheme="majorEastAsia" w:hAnsi="Times New Roman" w:hAnsiTheme="majorHAnsi"/>
+      <w:rFonts w:ascii="Times New Roman" w:asciiTheme="majorHAnsi" w:cstheme="majorBidi" w:eastAsia="黑体" w:hAnsi="Times New Roman" w:hAnsiTheme="majorHAnsi"/>
       <w:b/>
       <w:color w:val="1F3864"/>
       <w:spacing w:val="5"/>
@@ -3757,7 +4026,7 @@
     <w:uiPriority w:val="10"/>
     <w:rsid w:val="00FC693F"/>
     <w:rPr>
-      <w:rFonts w:asciiTheme="majorHAnsi" w:cstheme="majorBidi" w:eastAsiaTheme="majorEastAsia" w:hAnsiTheme="majorHAnsi"/>
+      <w:rFonts w:asciiTheme="majorHAnsi" w:cstheme="majorBidi" w:hAnsiTheme="majorHAnsi" w:eastAsia="黑体"/>
       <w:color w:themeColor="text2" w:themeShade="BF" w:val="17365D"/>
       <w:spacing w:val="5"/>
       <w:kern w:val="28"/>
@@ -3779,7 +4048,7 @@
       </w:numPr>
     </w:pPr>
     <w:rPr>
-      <w:rFonts w:asciiTheme="majorHAnsi" w:cstheme="majorBidi" w:eastAsiaTheme="majorEastAsia" w:hAnsiTheme="majorHAnsi"/>
+      <w:rFonts w:asciiTheme="majorHAnsi" w:cstheme="majorBidi" w:hAnsiTheme="majorHAnsi" w:eastAsia="黑体"/>
       <w:i/>
       <w:iCs/>
       <w:color w:themeColor="accent1" w:val="4F81BD"/>
@@ -3795,7 +4064,7 @@
     <w:uiPriority w:val="11"/>
     <w:rsid w:val="00FC693F"/>
     <w:rPr>
-      <w:rFonts w:asciiTheme="majorHAnsi" w:cstheme="majorBidi" w:eastAsiaTheme="majorEastAsia" w:hAnsiTheme="majorHAnsi"/>
+      <w:rFonts w:asciiTheme="majorHAnsi" w:cstheme="majorBidi" w:hAnsiTheme="majorHAnsi" w:eastAsia="黑体"/>
       <w:i/>
       <w:iCs/>
       <w:color w:themeColor="accent1" w:val="4F81BD"/>
@@ -3862,6 +4131,7 @@
       <w:spacing w:after="120"/>
     </w:pPr>
     <w:rPr>
+      <w:rFonts w:eastAsia="黑体"/>
       <w:sz w:val="16"/>
       <w:szCs w:val="16"/>
     </w:rPr>
@@ -3873,6 +4143,7 @@
     <w:uiPriority w:val="99"/>
     <w:rsid w:val="00AA1D8D"/>
     <w:rPr>
+      <w:rFonts w:eastAsia="黑体"/>
       <w:sz w:val="16"/>
       <w:szCs w:val="16"/>
     </w:rPr>
@@ -4042,7 +4313,7 @@
       </w:tabs>
     </w:pPr>
     <w:rPr>
-      <w:rFonts w:ascii="Courier" w:hAnsi="Courier"/>
+      <w:rFonts w:ascii="Courier" w:hAnsi="Courier" w:eastAsia="黑体"/>
       <w:sz w:val="20"/>
       <w:szCs w:val="20"/>
     </w:rPr>
@@ -4054,7 +4325,7 @@
     <w:uiPriority w:val="99"/>
     <w:rsid w:val="0029639D"/>
     <w:rPr>
-      <w:rFonts w:ascii="Courier" w:hAnsi="Courier"/>
+      <w:rFonts w:ascii="Courier" w:hAnsi="Courier" w:eastAsia="黑体"/>
       <w:sz w:val="20"/>
       <w:szCs w:val="20"/>
     </w:rPr>
@@ -4090,6 +4361,7 @@
     <w:uiPriority w:val="29"/>
     <w:rsid w:val="00FC693F"/>
     <w:rPr>
+      <w:rFonts w:eastAsia="黑体"/>
       <w:i/>
       <w:iCs/>
       <w:color w:themeColor="text1" w:val="000000"/>
@@ -4103,7 +4375,7 @@
     <w:semiHidden/>
     <w:rsid w:val="00FC693F"/>
     <w:rPr>
-      <w:rFonts w:asciiTheme="majorHAnsi" w:cstheme="majorBidi" w:eastAsiaTheme="majorEastAsia" w:hAnsiTheme="majorHAnsi"/>
+      <w:rFonts w:asciiTheme="majorHAnsi" w:cstheme="majorBidi" w:hAnsiTheme="majorHAnsi" w:eastAsia="黑体"/>
       <w:b/>
       <w:bCs/>
       <w:i/>
@@ -4119,7 +4391,7 @@
     <w:semiHidden/>
     <w:rsid w:val="00FC693F"/>
     <w:rPr>
-      <w:rFonts w:asciiTheme="majorHAnsi" w:cstheme="majorBidi" w:eastAsiaTheme="majorEastAsia" w:hAnsiTheme="majorHAnsi"/>
+      <w:rFonts w:asciiTheme="majorHAnsi" w:cstheme="majorBidi" w:hAnsiTheme="majorHAnsi" w:eastAsia="黑体"/>
       <w:color w:themeColor="accent1" w:themeShade="7F" w:val="243F60"/>
     </w:rPr>
   </w:style>
@@ -4131,7 +4403,7 @@
     <w:semiHidden/>
     <w:rsid w:val="00FC693F"/>
     <w:rPr>
-      <w:rFonts w:asciiTheme="majorHAnsi" w:cstheme="majorBidi" w:eastAsiaTheme="majorEastAsia" w:hAnsiTheme="majorHAnsi"/>
+      <w:rFonts w:asciiTheme="majorHAnsi" w:cstheme="majorBidi" w:hAnsiTheme="majorHAnsi" w:eastAsia="黑体"/>
       <w:i/>
       <w:iCs/>
       <w:color w:themeColor="accent1" w:themeShade="7F" w:val="243F60"/>
@@ -4145,7 +4417,7 @@
     <w:semiHidden/>
     <w:rsid w:val="00FC693F"/>
     <w:rPr>
-      <w:rFonts w:asciiTheme="majorHAnsi" w:cstheme="majorBidi" w:eastAsiaTheme="majorEastAsia" w:hAnsiTheme="majorHAnsi"/>
+      <w:rFonts w:asciiTheme="majorHAnsi" w:cstheme="majorBidi" w:hAnsiTheme="majorHAnsi" w:eastAsia="黑体"/>
       <w:i/>
       <w:iCs/>
       <w:color w:themeColor="text1" w:themeTint="BF" w:val="404040"/>
@@ -4159,7 +4431,7 @@
     <w:semiHidden/>
     <w:rsid w:val="00FC693F"/>
     <w:rPr>
-      <w:rFonts w:asciiTheme="majorHAnsi" w:cstheme="majorBidi" w:eastAsiaTheme="majorEastAsia" w:hAnsiTheme="majorHAnsi"/>
+      <w:rFonts w:asciiTheme="majorHAnsi" w:cstheme="majorBidi" w:hAnsiTheme="majorHAnsi" w:eastAsia="黑体"/>
       <w:color w:themeColor="accent1" w:val="4F81BD"/>
       <w:sz w:val="20"/>
       <w:szCs w:val="20"/>
@@ -4173,7 +4445,7 @@
     <w:semiHidden/>
     <w:rsid w:val="00FC693F"/>
     <w:rPr>
-      <w:rFonts w:asciiTheme="majorHAnsi" w:cstheme="majorBidi" w:eastAsiaTheme="majorEastAsia" w:hAnsiTheme="majorHAnsi"/>
+      <w:rFonts w:asciiTheme="majorHAnsi" w:cstheme="majorBidi" w:hAnsiTheme="majorHAnsi" w:eastAsia="黑体"/>
       <w:i/>
       <w:iCs/>
       <w:color w:themeColor="text1" w:themeTint="BF" w:val="404040"/>
@@ -4194,6 +4466,7 @@
       <w:spacing w:line="240" w:lineRule="auto"/>
     </w:pPr>
     <w:rPr>
+      <w:rFonts w:eastAsia="黑体"/>
       <w:b/>
       <w:bCs/>
       <w:color w:themeColor="accent1" w:val="4F81BD"/>
@@ -4208,6 +4481,7 @@
     <w:qFormat/>
     <w:rsid w:val="00FC693F"/>
     <w:rPr>
+      <w:rFonts w:eastAsia="黑体"/>
       <w:b/>
       <w:bCs/>
     </w:rPr>
@@ -4219,6 +4493,7 @@
     <w:qFormat/>
     <w:rsid w:val="00FC693F"/>
     <w:rPr>
+      <w:rFonts w:eastAsia="黑体"/>
       <w:i/>
       <w:iCs/>
     </w:rPr>
@@ -4239,6 +4514,7 @@
       <w:ind w:left="936" w:right="936"/>
     </w:pPr>
     <w:rPr>
+      <w:rFonts w:eastAsia="黑体"/>
       <w:b/>
       <w:bCs/>
       <w:i/>
@@ -4253,6 +4529,7 @@
     <w:uiPriority w:val="30"/>
     <w:rsid w:val="00FC693F"/>
     <w:rPr>
+      <w:rFonts w:eastAsia="黑体"/>
       <w:b/>
       <w:bCs/>
       <w:i/>
@@ -4267,6 +4544,7 @@
     <w:qFormat/>
     <w:rsid w:val="00FC693F"/>
     <w:rPr>
+      <w:rFonts w:eastAsia="黑体"/>
       <w:i/>
       <w:iCs/>
       <w:color w:themeColor="text1" w:themeTint="7F" w:val="808080"/>
@@ -4279,6 +4557,7 @@
     <w:qFormat/>
     <w:rsid w:val="00FC693F"/>
     <w:rPr>
+      <w:rFonts w:eastAsia="黑体"/>
       <w:b/>
       <w:bCs/>
       <w:i/>
@@ -4293,6 +4572,7 @@
     <w:qFormat/>
     <w:rsid w:val="00FC693F"/>
     <w:rPr>
+      <w:rFonts w:eastAsia="黑体"/>
       <w:smallCaps/>
       <w:color w:themeColor="accent2" w:val="C0504D"/>
       <w:u w:val="single"/>
@@ -4305,6 +4585,7 @@
     <w:qFormat/>
     <w:rsid w:val="00FC693F"/>
     <w:rPr>
+      <w:rFonts w:eastAsia="黑体"/>
       <w:b/>
       <w:bCs/>
       <w:smallCaps/>
@@ -4320,6 +4601,7 @@
     <w:qFormat/>
     <w:rsid w:val="00FC693F"/>
     <w:rPr>
+      <w:rFonts w:eastAsia="黑体"/>
       <w:b/>
       <w:bCs/>
       <w:smallCaps/>
@@ -4374,6 +4656,7 @@
       <w:spacing w:after="0" w:line="240" w:lineRule="auto"/>
     </w:pPr>
     <w:rPr>
+      <w:rFonts w:eastAsia="黑体"/>
       <w:color w:themeColor="text1" w:themeShade="BF" w:val="000000"/>
     </w:rPr>
     <w:tblPr>
@@ -4396,6 +4679,7 @@
         <w:spacing w:after="0" w:before="0" w:line="240" w:lineRule="auto"/>
       </w:pPr>
       <w:rPr>
+        <w:rFonts w:eastAsia="黑体"/>
         <w:b/>
         <w:bCs/>
       </w:rPr>
@@ -4416,6 +4700,7 @@
         <w:spacing w:after="0" w:before="0" w:line="240" w:lineRule="auto"/>
       </w:pPr>
       <w:rPr>
+        <w:rFonts w:eastAsia="黑体"/>
         <w:b/>
         <w:bCs/>
       </w:rPr>
@@ -4433,12 +4718,14 @@
     </w:tblStylePr>
     <w:tblStylePr w:type="firstCol">
       <w:rPr>
+        <w:rFonts w:eastAsia="黑体"/>
         <w:b/>
         <w:bCs/>
       </w:rPr>
     </w:tblStylePr>
     <w:tblStylePr w:type="lastCol">
       <w:rPr>
+        <w:rFonts w:eastAsia="黑体"/>
         <w:b/>
         <w:bCs/>
       </w:rPr>
@@ -4477,6 +4764,7 @@
       <w:spacing w:after="0" w:line="240" w:lineRule="auto"/>
     </w:pPr>
     <w:rPr>
+      <w:rFonts w:eastAsia="黑体"/>
       <w:color w:themeColor="accent1" w:themeShade="BF" w:val="365F91"/>
     </w:rPr>
     <w:tblPr>
@@ -4499,6 +4787,7 @@
         <w:spacing w:after="0" w:before="0" w:line="240" w:lineRule="auto"/>
       </w:pPr>
       <w:rPr>
+        <w:rFonts w:eastAsia="黑体"/>
         <w:b/>
         <w:bCs/>
       </w:rPr>
@@ -4519,6 +4808,7 @@
         <w:spacing w:after="0" w:before="0" w:line="240" w:lineRule="auto"/>
       </w:pPr>
       <w:rPr>
+        <w:rFonts w:eastAsia="黑体"/>
         <w:b/>
         <w:bCs/>
       </w:rPr>
@@ -4536,12 +4826,14 @@
     </w:tblStylePr>
     <w:tblStylePr w:type="firstCol">
       <w:rPr>
+        <w:rFonts w:eastAsia="黑体"/>
         <w:b/>
         <w:bCs/>
       </w:rPr>
     </w:tblStylePr>
     <w:tblStylePr w:type="lastCol">
       <w:rPr>
+        <w:rFonts w:eastAsia="黑体"/>
         <w:b/>
         <w:bCs/>
       </w:rPr>
@@ -4580,6 +4872,7 @@
       <w:spacing w:after="0" w:line="240" w:lineRule="auto"/>
     </w:pPr>
     <w:rPr>
+      <w:rFonts w:eastAsia="黑体"/>
       <w:color w:themeColor="accent2" w:themeShade="BF" w:val="943634"/>
     </w:rPr>
     <w:tblPr>
@@ -4602,6 +4895,7 @@
         <w:spacing w:after="0" w:before="0" w:line="240" w:lineRule="auto"/>
       </w:pPr>
       <w:rPr>
+        <w:rFonts w:eastAsia="黑体"/>
         <w:b/>
         <w:bCs/>
       </w:rPr>
@@ -4622,6 +4916,7 @@
         <w:spacing w:after="0" w:before="0" w:line="240" w:lineRule="auto"/>
       </w:pPr>
       <w:rPr>
+        <w:rFonts w:eastAsia="黑体"/>
         <w:b/>
         <w:bCs/>
       </w:rPr>
@@ -4639,12 +4934,14 @@
     </w:tblStylePr>
     <w:tblStylePr w:type="firstCol">
       <w:rPr>
+        <w:rFonts w:eastAsia="黑体"/>
         <w:b/>
         <w:bCs/>
       </w:rPr>
     </w:tblStylePr>
     <w:tblStylePr w:type="lastCol">
       <w:rPr>
+        <w:rFonts w:eastAsia="黑体"/>
         <w:b/>
         <w:bCs/>
       </w:rPr>
@@ -4683,6 +4980,7 @@
       <w:spacing w:after="0" w:line="240" w:lineRule="auto"/>
     </w:pPr>
     <w:rPr>
+      <w:rFonts w:eastAsia="黑体"/>
       <w:color w:themeColor="accent3" w:themeShade="BF" w:val="76923C"/>
     </w:rPr>
     <w:tblPr>
@@ -4705,6 +5003,7 @@
         <w:spacing w:after="0" w:before="0" w:line="240" w:lineRule="auto"/>
       </w:pPr>
       <w:rPr>
+        <w:rFonts w:eastAsia="黑体"/>
         <w:b/>
         <w:bCs/>
       </w:rPr>
@@ -4725,6 +5024,7 @@
         <w:spacing w:after="0" w:before="0" w:line="240" w:lineRule="auto"/>
       </w:pPr>
       <w:rPr>
+        <w:rFonts w:eastAsia="黑体"/>
         <w:b/>
         <w:bCs/>
       </w:rPr>
@@ -4742,12 +5042,14 @@
     </w:tblStylePr>
     <w:tblStylePr w:type="firstCol">
       <w:rPr>
+        <w:rFonts w:eastAsia="黑体"/>
         <w:b/>
         <w:bCs/>
       </w:rPr>
     </w:tblStylePr>
     <w:tblStylePr w:type="lastCol">
       <w:rPr>
+        <w:rFonts w:eastAsia="黑体"/>
         <w:b/>
         <w:bCs/>
       </w:rPr>
@@ -4786,6 +5088,7 @@
       <w:spacing w:after="0" w:line="240" w:lineRule="auto"/>
     </w:pPr>
     <w:rPr>
+      <w:rFonts w:eastAsia="黑体"/>
       <w:color w:themeColor="accent4" w:themeShade="BF" w:val="5F497A"/>
     </w:rPr>
     <w:tblPr>
@@ -4808,6 +5111,7 @@
         <w:spacing w:after="0" w:before="0" w:line="240" w:lineRule="auto"/>
       </w:pPr>
       <w:rPr>
+        <w:rFonts w:eastAsia="黑体"/>
         <w:b/>
         <w:bCs/>
       </w:rPr>
@@ -4828,6 +5132,7 @@
         <w:spacing w:after="0" w:before="0" w:line="240" w:lineRule="auto"/>
       </w:pPr>
       <w:rPr>
+        <w:rFonts w:eastAsia="黑体"/>
         <w:b/>
         <w:bCs/>
       </w:rPr>
@@ -4845,12 +5150,14 @@
     </w:tblStylePr>
     <w:tblStylePr w:type="firstCol">
       <w:rPr>
+        <w:rFonts w:eastAsia="黑体"/>
         <w:b/>
         <w:bCs/>
       </w:rPr>
     </w:tblStylePr>
     <w:tblStylePr w:type="lastCol">
       <w:rPr>
+        <w:rFonts w:eastAsia="黑体"/>
         <w:b/>
         <w:bCs/>
       </w:rPr>
@@ -4889,6 +5196,7 @@
       <w:spacing w:after="0" w:line="240" w:lineRule="auto"/>
     </w:pPr>
     <w:rPr>
+      <w:rFonts w:eastAsia="黑体"/>
       <w:color w:themeColor="accent5" w:themeShade="BF" w:val="31849B"/>
     </w:rPr>
     <w:tblPr>
@@ -4911,6 +5219,7 @@
         <w:spacing w:after="0" w:before="0" w:line="240" w:lineRule="auto"/>
       </w:pPr>
       <w:rPr>
+        <w:rFonts w:eastAsia="黑体"/>
         <w:b/>
         <w:bCs/>
       </w:rPr>
@@ -4931,6 +5240,7 @@
         <w:spacing w:after="0" w:before="0" w:line="240" w:lineRule="auto"/>
       </w:pPr>
       <w:rPr>
+        <w:rFonts w:eastAsia="黑体"/>
         <w:b/>
         <w:bCs/>
       </w:rPr>
@@ -4948,12 +5258,14 @@
     </w:tblStylePr>
     <w:tblStylePr w:type="firstCol">
       <w:rPr>
+        <w:rFonts w:eastAsia="黑体"/>
         <w:b/>
         <w:bCs/>
       </w:rPr>
     </w:tblStylePr>
     <w:tblStylePr w:type="lastCol">
       <w:rPr>
+        <w:rFonts w:eastAsia="黑体"/>
         <w:b/>
         <w:bCs/>
       </w:rPr>
@@ -4992,6 +5304,7 @@
       <w:spacing w:after="0" w:line="240" w:lineRule="auto"/>
     </w:pPr>
     <w:rPr>
+      <w:rFonts w:eastAsia="黑体"/>
       <w:color w:themeColor="accent6" w:themeShade="BF" w:val="E36C0A"/>
     </w:rPr>
     <w:tblPr>
@@ -5014,6 +5327,7 @@
         <w:spacing w:after="0" w:before="0" w:line="240" w:lineRule="auto"/>
       </w:pPr>
       <w:rPr>
+        <w:rFonts w:eastAsia="黑体"/>
         <w:b/>
         <w:bCs/>
       </w:rPr>
@@ -5034,6 +5348,7 @@
         <w:spacing w:after="0" w:before="0" w:line="240" w:lineRule="auto"/>
       </w:pPr>
       <w:rPr>
+        <w:rFonts w:eastAsia="黑体"/>
         <w:b/>
         <w:bCs/>
       </w:rPr>
@@ -5051,12 +5366,14 @@
     </w:tblStylePr>
     <w:tblStylePr w:type="firstCol">
       <w:rPr>
+        <w:rFonts w:eastAsia="黑体"/>
         <w:b/>
         <w:bCs/>
       </w:rPr>
     </w:tblStylePr>
     <w:tblStylePr w:type="lastCol">
       <w:rPr>
+        <w:rFonts w:eastAsia="黑体"/>
         <w:b/>
         <w:bCs/>
       </w:rPr>
@@ -5116,6 +5433,7 @@
         <w:spacing w:after="0" w:before="0" w:line="240" w:lineRule="auto"/>
       </w:pPr>
       <w:rPr>
+        <w:rFonts w:eastAsia="黑体"/>
         <w:b/>
         <w:bCs/>
         <w:color w:themeColor="background1" w:val="FFFFFF"/>
@@ -5130,6 +5448,7 @@
         <w:spacing w:after="0" w:before="0" w:line="240" w:lineRule="auto"/>
       </w:pPr>
       <w:rPr>
+        <w:rFonts w:eastAsia="黑体"/>
         <w:b/>
         <w:bCs/>
       </w:rPr>
@@ -5145,12 +5464,14 @@
     </w:tblStylePr>
     <w:tblStylePr w:type="firstCol">
       <w:rPr>
+        <w:rFonts w:eastAsia="黑体"/>
         <w:b/>
         <w:bCs/>
       </w:rPr>
     </w:tblStylePr>
     <w:tblStylePr w:type="lastCol">
       <w:rPr>
+        <w:rFonts w:eastAsia="黑体"/>
         <w:b/>
         <w:bCs/>
       </w:rPr>
@@ -5208,6 +5529,7 @@
         <w:spacing w:after="0" w:before="0" w:line="240" w:lineRule="auto"/>
       </w:pPr>
       <w:rPr>
+        <w:rFonts w:eastAsia="黑体"/>
         <w:b/>
         <w:bCs/>
         <w:color w:themeColor="background1" w:val="FFFFFF"/>
@@ -5222,6 +5544,7 @@
         <w:spacing w:after="0" w:before="0" w:line="240" w:lineRule="auto"/>
       </w:pPr>
       <w:rPr>
+        <w:rFonts w:eastAsia="黑体"/>
         <w:b/>
         <w:bCs/>
       </w:rPr>
@@ -5237,12 +5560,14 @@
     </w:tblStylePr>
     <w:tblStylePr w:type="firstCol">
       <w:rPr>
+        <w:rFonts w:eastAsia="黑体"/>
         <w:b/>
         <w:bCs/>
       </w:rPr>
     </w:tblStylePr>
     <w:tblStylePr w:type="lastCol">
       <w:rPr>
+        <w:rFonts w:eastAsia="黑体"/>
         <w:b/>
         <w:bCs/>
       </w:rPr>
@@ -5300,6 +5625,7 @@
         <w:spacing w:after="0" w:before="0" w:line="240" w:lineRule="auto"/>
       </w:pPr>
       <w:rPr>
+        <w:rFonts w:eastAsia="黑体"/>
         <w:b/>
         <w:bCs/>
         <w:color w:themeColor="background1" w:val="FFFFFF"/>
@@ -5314,6 +5640,7 @@
         <w:spacing w:after="0" w:before="0" w:line="240" w:lineRule="auto"/>
       </w:pPr>
       <w:rPr>
+        <w:rFonts w:eastAsia="黑体"/>
         <w:b/>
         <w:bCs/>
       </w:rPr>
@@ -5329,12 +5656,14 @@
     </w:tblStylePr>
     <w:tblStylePr w:type="firstCol">
       <w:rPr>
+        <w:rFonts w:eastAsia="黑体"/>
         <w:b/>
         <w:bCs/>
       </w:rPr>
     </w:tblStylePr>
     <w:tblStylePr w:type="lastCol">
       <w:rPr>
+        <w:rFonts w:eastAsia="黑体"/>
         <w:b/>
         <w:bCs/>
       </w:rPr>
@@ -5392,6 +5721,7 @@
         <w:spacing w:after="0" w:before="0" w:line="240" w:lineRule="auto"/>
       </w:pPr>
       <w:rPr>
+        <w:rFonts w:eastAsia="黑体"/>
         <w:b/>
         <w:bCs/>
         <w:color w:themeColor="background1" w:val="FFFFFF"/>
@@ -5406,6 +5736,7 @@
         <w:spacing w:after="0" w:before="0" w:line="240" w:lineRule="auto"/>
       </w:pPr>
       <w:rPr>
+        <w:rFonts w:eastAsia="黑体"/>
         <w:b/>
         <w:bCs/>
       </w:rPr>
@@ -5421,12 +5752,14 @@
     </w:tblStylePr>
     <w:tblStylePr w:type="firstCol">
       <w:rPr>
+        <w:rFonts w:eastAsia="黑体"/>
         <w:b/>
         <w:bCs/>
       </w:rPr>
     </w:tblStylePr>
     <w:tblStylePr w:type="lastCol">
       <w:rPr>
+        <w:rFonts w:eastAsia="黑体"/>
         <w:b/>
         <w:bCs/>
       </w:rPr>
@@ -5484,6 +5817,7 @@
         <w:spacing w:after="0" w:before="0" w:line="240" w:lineRule="auto"/>
       </w:pPr>
       <w:rPr>
+        <w:rFonts w:eastAsia="黑体"/>
         <w:b/>
         <w:bCs/>
         <w:color w:themeColor="background1" w:val="FFFFFF"/>
@@ -5498,6 +5832,7 @@
         <w:spacing w:after="0" w:before="0" w:line="240" w:lineRule="auto"/>
       </w:pPr>
       <w:rPr>
+        <w:rFonts w:eastAsia="黑体"/>
         <w:b/>
         <w:bCs/>
       </w:rPr>
@@ -5513,12 +5848,14 @@
     </w:tblStylePr>
     <w:tblStylePr w:type="firstCol">
       <w:rPr>
+        <w:rFonts w:eastAsia="黑体"/>
         <w:b/>
         <w:bCs/>
       </w:rPr>
     </w:tblStylePr>
     <w:tblStylePr w:type="lastCol">
       <w:rPr>
+        <w:rFonts w:eastAsia="黑体"/>
         <w:b/>
         <w:bCs/>
       </w:rPr>
@@ -5576,6 +5913,7 @@
         <w:spacing w:after="0" w:before="0" w:line="240" w:lineRule="auto"/>
       </w:pPr>
       <w:rPr>
+        <w:rFonts w:eastAsia="黑体"/>
         <w:b/>
         <w:bCs/>
         <w:color w:themeColor="background1" w:val="FFFFFF"/>
@@ -5590,6 +5928,7 @@
         <w:spacing w:after="0" w:before="0" w:line="240" w:lineRule="auto"/>
       </w:pPr>
       <w:rPr>
+        <w:rFonts w:eastAsia="黑体"/>
         <w:b/>
         <w:bCs/>
       </w:rPr>
@@ -5605,12 +5944,14 @@
     </w:tblStylePr>
     <w:tblStylePr w:type="firstCol">
       <w:rPr>
+        <w:rFonts w:eastAsia="黑体"/>
         <w:b/>
         <w:bCs/>
       </w:rPr>
     </w:tblStylePr>
     <w:tblStylePr w:type="lastCol">
       <w:rPr>
+        <w:rFonts w:eastAsia="黑体"/>
         <w:b/>
         <w:bCs/>
       </w:rPr>
@@ -5668,6 +6009,7 @@
         <w:spacing w:after="0" w:before="0" w:line="240" w:lineRule="auto"/>
       </w:pPr>
       <w:rPr>
+        <w:rFonts w:eastAsia="黑体"/>
         <w:b/>
         <w:bCs/>
         <w:color w:themeColor="background1" w:val="FFFFFF"/>
@@ -5682,6 +6024,7 @@
         <w:spacing w:after="0" w:before="0" w:line="240" w:lineRule="auto"/>
       </w:pPr>
       <w:rPr>
+        <w:rFonts w:eastAsia="黑体"/>
         <w:b/>
         <w:bCs/>
       </w:rPr>
@@ -5697,12 +6040,14 @@
     </w:tblStylePr>
     <w:tblStylePr w:type="firstCol">
       <w:rPr>
+        <w:rFonts w:eastAsia="黑体"/>
         <w:b/>
         <w:bCs/>
       </w:rPr>
     </w:tblStylePr>
     <w:tblStylePr w:type="lastCol">
       <w:rPr>
+        <w:rFonts w:eastAsia="黑体"/>
         <w:b/>
         <w:bCs/>
       </w:rPr>
@@ -5762,7 +6107,7 @@
         <w:spacing w:after="0" w:before="0" w:line="240" w:lineRule="auto"/>
       </w:pPr>
       <w:rPr>
-        <w:rFonts w:asciiTheme="majorHAnsi" w:cstheme="majorBidi" w:eastAsiaTheme="majorEastAsia" w:hAnsiTheme="majorHAnsi"/>
+        <w:rFonts w:asciiTheme="majorHAnsi" w:cstheme="majorBidi" w:hAnsiTheme="majorHAnsi" w:eastAsia="黑体"/>
         <w:b/>
         <w:bCs/>
       </w:rPr>
@@ -5783,7 +6128,7 @@
         <w:spacing w:after="0" w:before="0" w:line="240" w:lineRule="auto"/>
       </w:pPr>
       <w:rPr>
-        <w:rFonts w:asciiTheme="majorHAnsi" w:cstheme="majorBidi" w:eastAsiaTheme="majorEastAsia" w:hAnsiTheme="majorHAnsi"/>
+        <w:rFonts w:asciiTheme="majorHAnsi" w:cstheme="majorBidi" w:hAnsiTheme="majorHAnsi" w:eastAsia="黑体"/>
         <w:b/>
         <w:bCs/>
       </w:rPr>
@@ -5801,14 +6146,14 @@
     </w:tblStylePr>
     <w:tblStylePr w:type="firstCol">
       <w:rPr>
-        <w:rFonts w:asciiTheme="majorHAnsi" w:cstheme="majorBidi" w:eastAsiaTheme="majorEastAsia" w:hAnsiTheme="majorHAnsi"/>
+        <w:rFonts w:asciiTheme="majorHAnsi" w:cstheme="majorBidi" w:hAnsiTheme="majorHAnsi" w:eastAsia="黑体"/>
         <w:b/>
         <w:bCs/>
       </w:rPr>
     </w:tblStylePr>
     <w:tblStylePr w:type="lastCol">
       <w:rPr>
-        <w:rFonts w:asciiTheme="majorHAnsi" w:cstheme="majorBidi" w:eastAsiaTheme="majorEastAsia" w:hAnsiTheme="majorHAnsi"/>
+        <w:rFonts w:asciiTheme="majorHAnsi" w:cstheme="majorBidi" w:hAnsiTheme="majorHAnsi" w:eastAsia="黑体"/>
         <w:b/>
         <w:bCs/>
       </w:rPr>
@@ -5892,7 +6237,7 @@
         <w:spacing w:after="0" w:before="0" w:line="240" w:lineRule="auto"/>
       </w:pPr>
       <w:rPr>
-        <w:rFonts w:asciiTheme="majorHAnsi" w:cstheme="majorBidi" w:eastAsiaTheme="majorEastAsia" w:hAnsiTheme="majorHAnsi"/>
+        <w:rFonts w:asciiTheme="majorHAnsi" w:cstheme="majorBidi" w:hAnsiTheme="majorHAnsi" w:eastAsia="黑体"/>
         <w:b/>
         <w:bCs/>
       </w:rPr>
@@ -5913,7 +6258,7 @@
         <w:spacing w:after="0" w:before="0" w:line="240" w:lineRule="auto"/>
       </w:pPr>
       <w:rPr>
-        <w:rFonts w:asciiTheme="majorHAnsi" w:cstheme="majorBidi" w:eastAsiaTheme="majorEastAsia" w:hAnsiTheme="majorHAnsi"/>
+        <w:rFonts w:asciiTheme="majorHAnsi" w:cstheme="majorBidi" w:hAnsiTheme="majorHAnsi" w:eastAsia="黑体"/>
         <w:b/>
         <w:bCs/>
       </w:rPr>
@@ -5931,14 +6276,14 @@
     </w:tblStylePr>
     <w:tblStylePr w:type="firstCol">
       <w:rPr>
-        <w:rFonts w:asciiTheme="majorHAnsi" w:cstheme="majorBidi" w:eastAsiaTheme="majorEastAsia" w:hAnsiTheme="majorHAnsi"/>
+        <w:rFonts w:asciiTheme="majorHAnsi" w:cstheme="majorBidi" w:hAnsiTheme="majorHAnsi" w:eastAsia="黑体"/>
         <w:b/>
         <w:bCs/>
       </w:rPr>
     </w:tblStylePr>
     <w:tblStylePr w:type="lastCol">
       <w:rPr>
-        <w:rFonts w:asciiTheme="majorHAnsi" w:cstheme="majorBidi" w:eastAsiaTheme="majorEastAsia" w:hAnsiTheme="majorHAnsi"/>
+        <w:rFonts w:asciiTheme="majorHAnsi" w:cstheme="majorBidi" w:hAnsiTheme="majorHAnsi" w:eastAsia="黑体"/>
         <w:b/>
         <w:bCs/>
       </w:rPr>
@@ -6022,7 +6367,7 @@
         <w:spacing w:after="0" w:before="0" w:line="240" w:lineRule="auto"/>
       </w:pPr>
       <w:rPr>
-        <w:rFonts w:asciiTheme="majorHAnsi" w:cstheme="majorBidi" w:eastAsiaTheme="majorEastAsia" w:hAnsiTheme="majorHAnsi"/>
+        <w:rFonts w:asciiTheme="majorHAnsi" w:cstheme="majorBidi" w:hAnsiTheme="majorHAnsi" w:eastAsia="黑体"/>
         <w:b/>
         <w:bCs/>
       </w:rPr>
@@ -6043,7 +6388,7 @@
         <w:spacing w:after="0" w:before="0" w:line="240" w:lineRule="auto"/>
       </w:pPr>
       <w:rPr>
-        <w:rFonts w:asciiTheme="majorHAnsi" w:cstheme="majorBidi" w:eastAsiaTheme="majorEastAsia" w:hAnsiTheme="majorHAnsi"/>
+        <w:rFonts w:asciiTheme="majorHAnsi" w:cstheme="majorBidi" w:hAnsiTheme="majorHAnsi" w:eastAsia="黑体"/>
         <w:b/>
         <w:bCs/>
       </w:rPr>
@@ -6061,14 +6406,14 @@
     </w:tblStylePr>
     <w:tblStylePr w:type="firstCol">
       <w:rPr>
-        <w:rFonts w:asciiTheme="majorHAnsi" w:cstheme="majorBidi" w:eastAsiaTheme="majorEastAsia" w:hAnsiTheme="majorHAnsi"/>
+        <w:rFonts w:asciiTheme="majorHAnsi" w:cstheme="majorBidi" w:hAnsiTheme="majorHAnsi" w:eastAsia="黑体"/>
         <w:b/>
         <w:bCs/>
       </w:rPr>
     </w:tblStylePr>
     <w:tblStylePr w:type="lastCol">
       <w:rPr>
-        <w:rFonts w:asciiTheme="majorHAnsi" w:cstheme="majorBidi" w:eastAsiaTheme="majorEastAsia" w:hAnsiTheme="majorHAnsi"/>
+        <w:rFonts w:asciiTheme="majorHAnsi" w:cstheme="majorBidi" w:hAnsiTheme="majorHAnsi" w:eastAsia="黑体"/>
         <w:b/>
         <w:bCs/>
       </w:rPr>
@@ -6152,7 +6497,7 @@
         <w:spacing w:after="0" w:before="0" w:line="240" w:lineRule="auto"/>
       </w:pPr>
       <w:rPr>
-        <w:rFonts w:asciiTheme="majorHAnsi" w:cstheme="majorBidi" w:eastAsiaTheme="majorEastAsia" w:hAnsiTheme="majorHAnsi"/>
+        <w:rFonts w:asciiTheme="majorHAnsi" w:cstheme="majorBidi" w:hAnsiTheme="majorHAnsi" w:eastAsia="黑体"/>
         <w:b/>
         <w:bCs/>
       </w:rPr>
@@ -6173,7 +6518,7 @@
         <w:spacing w:after="0" w:before="0" w:line="240" w:lineRule="auto"/>
       </w:pPr>
       <w:rPr>
-        <w:rFonts w:asciiTheme="majorHAnsi" w:cstheme="majorBidi" w:eastAsiaTheme="majorEastAsia" w:hAnsiTheme="majorHAnsi"/>
+        <w:rFonts w:asciiTheme="majorHAnsi" w:cstheme="majorBidi" w:hAnsiTheme="majorHAnsi" w:eastAsia="黑体"/>
         <w:b/>
         <w:bCs/>
       </w:rPr>
@@ -6191,14 +6536,14 @@
     </w:tblStylePr>
     <w:tblStylePr w:type="firstCol">
       <w:rPr>
-        <w:rFonts w:asciiTheme="majorHAnsi" w:cstheme="majorBidi" w:eastAsiaTheme="majorEastAsia" w:hAnsiTheme="majorHAnsi"/>
+        <w:rFonts w:asciiTheme="majorHAnsi" w:cstheme="majorBidi" w:hAnsiTheme="majorHAnsi" w:eastAsia="黑体"/>
         <w:b/>
         <w:bCs/>
       </w:rPr>
     </w:tblStylePr>
     <w:tblStylePr w:type="lastCol">
       <w:rPr>
-        <w:rFonts w:asciiTheme="majorHAnsi" w:cstheme="majorBidi" w:eastAsiaTheme="majorEastAsia" w:hAnsiTheme="majorHAnsi"/>
+        <w:rFonts w:asciiTheme="majorHAnsi" w:cstheme="majorBidi" w:hAnsiTheme="majorHAnsi" w:eastAsia="黑体"/>
         <w:b/>
         <w:bCs/>
       </w:rPr>
@@ -6282,7 +6627,7 @@
         <w:spacing w:after="0" w:before="0" w:line="240" w:lineRule="auto"/>
       </w:pPr>
       <w:rPr>
-        <w:rFonts w:asciiTheme="majorHAnsi" w:cstheme="majorBidi" w:eastAsiaTheme="majorEastAsia" w:hAnsiTheme="majorHAnsi"/>
+        <w:rFonts w:asciiTheme="majorHAnsi" w:cstheme="majorBidi" w:hAnsiTheme="majorHAnsi" w:eastAsia="黑体"/>
         <w:b/>
         <w:bCs/>
       </w:rPr>
@@ -6303,7 +6648,7 @@
         <w:spacing w:after="0" w:before="0" w:line="240" w:lineRule="auto"/>
       </w:pPr>
       <w:rPr>
-        <w:rFonts w:asciiTheme="majorHAnsi" w:cstheme="majorBidi" w:eastAsiaTheme="majorEastAsia" w:hAnsiTheme="majorHAnsi"/>
+        <w:rFonts w:asciiTheme="majorHAnsi" w:cstheme="majorBidi" w:hAnsiTheme="majorHAnsi" w:eastAsia="黑体"/>
         <w:b/>
         <w:bCs/>
       </w:rPr>
@@ -6321,14 +6666,14 @@
     </w:tblStylePr>
     <w:tblStylePr w:type="firstCol">
       <w:rPr>
-        <w:rFonts w:asciiTheme="majorHAnsi" w:cstheme="majorBidi" w:eastAsiaTheme="majorEastAsia" w:hAnsiTheme="majorHAnsi"/>
+        <w:rFonts w:asciiTheme="majorHAnsi" w:cstheme="majorBidi" w:hAnsiTheme="majorHAnsi" w:eastAsia="黑体"/>
         <w:b/>
         <w:bCs/>
       </w:rPr>
     </w:tblStylePr>
     <w:tblStylePr w:type="lastCol">
       <w:rPr>
-        <w:rFonts w:asciiTheme="majorHAnsi" w:cstheme="majorBidi" w:eastAsiaTheme="majorEastAsia" w:hAnsiTheme="majorHAnsi"/>
+        <w:rFonts w:asciiTheme="majorHAnsi" w:cstheme="majorBidi" w:hAnsiTheme="majorHAnsi" w:eastAsia="黑体"/>
         <w:b/>
         <w:bCs/>
       </w:rPr>
@@ -6412,7 +6757,7 @@
         <w:spacing w:after="0" w:before="0" w:line="240" w:lineRule="auto"/>
       </w:pPr>
       <w:rPr>
-        <w:rFonts w:asciiTheme="majorHAnsi" w:cstheme="majorBidi" w:eastAsiaTheme="majorEastAsia" w:hAnsiTheme="majorHAnsi"/>
+        <w:rFonts w:asciiTheme="majorHAnsi" w:cstheme="majorBidi" w:hAnsiTheme="majorHAnsi" w:eastAsia="黑体"/>
         <w:b/>
         <w:bCs/>
       </w:rPr>
@@ -6433,7 +6778,7 @@
         <w:spacing w:after="0" w:before="0" w:line="240" w:lineRule="auto"/>
       </w:pPr>
       <w:rPr>
-        <w:rFonts w:asciiTheme="majorHAnsi" w:cstheme="majorBidi" w:eastAsiaTheme="majorEastAsia" w:hAnsiTheme="majorHAnsi"/>
+        <w:rFonts w:asciiTheme="majorHAnsi" w:cstheme="majorBidi" w:hAnsiTheme="majorHAnsi" w:eastAsia="黑体"/>
         <w:b/>
         <w:bCs/>
       </w:rPr>
@@ -6451,14 +6796,14 @@
     </w:tblStylePr>
     <w:tblStylePr w:type="firstCol">
       <w:rPr>
-        <w:rFonts w:asciiTheme="majorHAnsi" w:cstheme="majorBidi" w:eastAsiaTheme="majorEastAsia" w:hAnsiTheme="majorHAnsi"/>
+        <w:rFonts w:asciiTheme="majorHAnsi" w:cstheme="majorBidi" w:hAnsiTheme="majorHAnsi" w:eastAsia="黑体"/>
         <w:b/>
         <w:bCs/>
       </w:rPr>
     </w:tblStylePr>
     <w:tblStylePr w:type="lastCol">
       <w:rPr>
-        <w:rFonts w:asciiTheme="majorHAnsi" w:cstheme="majorBidi" w:eastAsiaTheme="majorEastAsia" w:hAnsiTheme="majorHAnsi"/>
+        <w:rFonts w:asciiTheme="majorHAnsi" w:cstheme="majorBidi" w:hAnsiTheme="majorHAnsi" w:eastAsia="黑体"/>
         <w:b/>
         <w:bCs/>
       </w:rPr>
@@ -6542,7 +6887,7 @@
         <w:spacing w:after="0" w:before="0" w:line="240" w:lineRule="auto"/>
       </w:pPr>
       <w:rPr>
-        <w:rFonts w:asciiTheme="majorHAnsi" w:cstheme="majorBidi" w:eastAsiaTheme="majorEastAsia" w:hAnsiTheme="majorHAnsi"/>
+        <w:rFonts w:asciiTheme="majorHAnsi" w:cstheme="majorBidi" w:hAnsiTheme="majorHAnsi" w:eastAsia="黑体"/>
         <w:b/>
         <w:bCs/>
       </w:rPr>
@@ -6563,7 +6908,7 @@
         <w:spacing w:after="0" w:before="0" w:line="240" w:lineRule="auto"/>
       </w:pPr>
       <w:rPr>
-        <w:rFonts w:asciiTheme="majorHAnsi" w:cstheme="majorBidi" w:eastAsiaTheme="majorEastAsia" w:hAnsiTheme="majorHAnsi"/>
+        <w:rFonts w:asciiTheme="majorHAnsi" w:cstheme="majorBidi" w:hAnsiTheme="majorHAnsi" w:eastAsia="黑体"/>
         <w:b/>
         <w:bCs/>
       </w:rPr>
@@ -6581,14 +6926,14 @@
     </w:tblStylePr>
     <w:tblStylePr w:type="firstCol">
       <w:rPr>
-        <w:rFonts w:asciiTheme="majorHAnsi" w:cstheme="majorBidi" w:eastAsiaTheme="majorEastAsia" w:hAnsiTheme="majorHAnsi"/>
+        <w:rFonts w:asciiTheme="majorHAnsi" w:cstheme="majorBidi" w:hAnsiTheme="majorHAnsi" w:eastAsia="黑体"/>
         <w:b/>
         <w:bCs/>
       </w:rPr>
     </w:tblStylePr>
     <w:tblStylePr w:type="lastCol">
       <w:rPr>
-        <w:rFonts w:asciiTheme="majorHAnsi" w:cstheme="majorBidi" w:eastAsiaTheme="majorEastAsia" w:hAnsiTheme="majorHAnsi"/>
+        <w:rFonts w:asciiTheme="majorHAnsi" w:cstheme="majorBidi" w:hAnsiTheme="majorHAnsi" w:eastAsia="黑体"/>
         <w:b/>
         <w:bCs/>
       </w:rPr>
@@ -6671,6 +7016,7 @@
         <w:spacing w:after="0" w:before="0" w:line="240" w:lineRule="auto"/>
       </w:pPr>
       <w:rPr>
+        <w:rFonts w:eastAsia="黑体"/>
         <w:b/>
         <w:bCs/>
         <w:color w:themeColor="background1" w:val="FFFFFF"/>
@@ -6693,6 +7039,7 @@
         <w:spacing w:after="0" w:before="0" w:line="240" w:lineRule="auto"/>
       </w:pPr>
       <w:rPr>
+        <w:rFonts w:eastAsia="黑体"/>
         <w:b/>
         <w:bCs/>
       </w:rPr>
@@ -6710,12 +7057,14 @@
     </w:tblStylePr>
     <w:tblStylePr w:type="firstCol">
       <w:rPr>
+        <w:rFonts w:eastAsia="黑体"/>
         <w:b/>
         <w:bCs/>
       </w:rPr>
     </w:tblStylePr>
     <w:tblStylePr w:type="lastCol">
       <w:rPr>
+        <w:rFonts w:eastAsia="黑体"/>
         <w:b/>
         <w:bCs/>
       </w:rPr>
@@ -6777,6 +7126,7 @@
         <w:spacing w:after="0" w:before="0" w:line="240" w:lineRule="auto"/>
       </w:pPr>
       <w:rPr>
+        <w:rFonts w:eastAsia="黑体"/>
         <w:b/>
         <w:bCs/>
         <w:color w:themeColor="background1" w:val="FFFFFF"/>
@@ -6799,6 +7149,7 @@
         <w:spacing w:after="0" w:before="0" w:line="240" w:lineRule="auto"/>
       </w:pPr>
       <w:rPr>
+        <w:rFonts w:eastAsia="黑体"/>
         <w:b/>
         <w:bCs/>
       </w:rPr>
@@ -6816,12 +7167,14 @@
     </w:tblStylePr>
     <w:tblStylePr w:type="firstCol">
       <w:rPr>
+        <w:rFonts w:eastAsia="黑体"/>
         <w:b/>
         <w:bCs/>
       </w:rPr>
     </w:tblStylePr>
     <w:tblStylePr w:type="lastCol">
       <w:rPr>
+        <w:rFonts w:eastAsia="黑体"/>
         <w:b/>
         <w:bCs/>
       </w:rPr>
@@ -6883,6 +7236,7 @@
         <w:spacing w:after="0" w:before="0" w:line="240" w:lineRule="auto"/>
       </w:pPr>
       <w:rPr>
+        <w:rFonts w:eastAsia="黑体"/>
         <w:b/>
         <w:bCs/>
         <w:color w:themeColor="background1" w:val="FFFFFF"/>
@@ -6905,6 +7259,7 @@
         <w:spacing w:after="0" w:before="0" w:line="240" w:lineRule="auto"/>
       </w:pPr>
       <w:rPr>
+        <w:rFonts w:eastAsia="黑体"/>
         <w:b/>
         <w:bCs/>
       </w:rPr>
@@ -6922,12 +7277,14 @@
     </w:tblStylePr>
     <w:tblStylePr w:type="firstCol">
       <w:rPr>
+        <w:rFonts w:eastAsia="黑体"/>
         <w:b/>
         <w:bCs/>
       </w:rPr>
     </w:tblStylePr>
     <w:tblStylePr w:type="lastCol">
       <w:rPr>
+        <w:rFonts w:eastAsia="黑体"/>
         <w:b/>
         <w:bCs/>
       </w:rPr>
@@ -6989,6 +7346,7 @@
         <w:spacing w:after="0" w:before="0" w:line="240" w:lineRule="auto"/>
       </w:pPr>
       <w:rPr>
+        <w:rFonts w:eastAsia="黑体"/>
         <w:b/>
         <w:bCs/>
         <w:color w:themeColor="background1" w:val="FFFFFF"/>
@@ -7011,6 +7369,7 @@
         <w:spacing w:after="0" w:before="0" w:line="240" w:lineRule="auto"/>
       </w:pPr>
       <w:rPr>
+        <w:rFonts w:eastAsia="黑体"/>
         <w:b/>
         <w:bCs/>
       </w:rPr>
@@ -7028,12 +7387,14 @@
     </w:tblStylePr>
     <w:tblStylePr w:type="firstCol">
       <w:rPr>
+        <w:rFonts w:eastAsia="黑体"/>
         <w:b/>
         <w:bCs/>
       </w:rPr>
     </w:tblStylePr>
     <w:tblStylePr w:type="lastCol">
       <w:rPr>
+        <w:rFonts w:eastAsia="黑体"/>
         <w:b/>
         <w:bCs/>
       </w:rPr>
@@ -7095,6 +7456,7 @@
         <w:spacing w:after="0" w:before="0" w:line="240" w:lineRule="auto"/>
       </w:pPr>
       <w:rPr>
+        <w:rFonts w:eastAsia="黑体"/>
         <w:b/>
         <w:bCs/>
         <w:color w:themeColor="background1" w:val="FFFFFF"/>
@@ -7117,6 +7479,7 @@
         <w:spacing w:after="0" w:before="0" w:line="240" w:lineRule="auto"/>
       </w:pPr>
       <w:rPr>
+        <w:rFonts w:eastAsia="黑体"/>
         <w:b/>
         <w:bCs/>
       </w:rPr>
@@ -7134,12 +7497,14 @@
     </w:tblStylePr>
     <w:tblStylePr w:type="firstCol">
       <w:rPr>
+        <w:rFonts w:eastAsia="黑体"/>
         <w:b/>
         <w:bCs/>
       </w:rPr>
     </w:tblStylePr>
     <w:tblStylePr w:type="lastCol">
       <w:rPr>
+        <w:rFonts w:eastAsia="黑体"/>
         <w:b/>
         <w:bCs/>
       </w:rPr>
@@ -7201,6 +7566,7 @@
         <w:spacing w:after="0" w:before="0" w:line="240" w:lineRule="auto"/>
       </w:pPr>
       <w:rPr>
+        <w:rFonts w:eastAsia="黑体"/>
         <w:b/>
         <w:bCs/>
         <w:color w:themeColor="background1" w:val="FFFFFF"/>
@@ -7223,6 +7589,7 @@
         <w:spacing w:after="0" w:before="0" w:line="240" w:lineRule="auto"/>
       </w:pPr>
       <w:rPr>
+        <w:rFonts w:eastAsia="黑体"/>
         <w:b/>
         <w:bCs/>
       </w:rPr>
@@ -7240,12 +7607,14 @@
     </w:tblStylePr>
     <w:tblStylePr w:type="firstCol">
       <w:rPr>
+        <w:rFonts w:eastAsia="黑体"/>
         <w:b/>
         <w:bCs/>
       </w:rPr>
     </w:tblStylePr>
     <w:tblStylePr w:type="lastCol">
       <w:rPr>
+        <w:rFonts w:eastAsia="黑体"/>
         <w:b/>
         <w:bCs/>
       </w:rPr>
@@ -7307,6 +7676,7 @@
         <w:spacing w:after="0" w:before="0" w:line="240" w:lineRule="auto"/>
       </w:pPr>
       <w:rPr>
+        <w:rFonts w:eastAsia="黑体"/>
         <w:b/>
         <w:bCs/>
         <w:color w:themeColor="background1" w:val="FFFFFF"/>
@@ -7329,6 +7699,7 @@
         <w:spacing w:after="0" w:before="0" w:line="240" w:lineRule="auto"/>
       </w:pPr>
       <w:rPr>
+        <w:rFonts w:eastAsia="黑体"/>
         <w:b/>
         <w:bCs/>
       </w:rPr>
@@ -7346,12 +7717,14 @@
     </w:tblStylePr>
     <w:tblStylePr w:type="firstCol">
       <w:rPr>
+        <w:rFonts w:eastAsia="黑体"/>
         <w:b/>
         <w:bCs/>
       </w:rPr>
     </w:tblStylePr>
     <w:tblStylePr w:type="lastCol">
       <w:rPr>
+        <w:rFonts w:eastAsia="黑体"/>
         <w:b/>
         <w:bCs/>
       </w:rPr>
@@ -7410,6 +7783,7 @@
         <w:spacing w:after="0" w:before="0" w:line="240" w:lineRule="auto"/>
       </w:pPr>
       <w:rPr>
+        <w:rFonts w:eastAsia="黑体"/>
         <w:b/>
         <w:bCs/>
         <w:color w:themeColor="background1" w:val="FFFFFF"/>
@@ -7432,6 +7806,7 @@
         <w:spacing w:after="0" w:before="0" w:line="240" w:lineRule="auto"/>
       </w:pPr>
       <w:rPr>
+        <w:rFonts w:eastAsia="黑体"/>
         <w:color w:val="auto"/>
       </w:rPr>
       <w:tblPr/>
@@ -7449,6 +7824,7 @@
     </w:tblStylePr>
     <w:tblStylePr w:type="firstCol">
       <w:rPr>
+        <w:rFonts w:eastAsia="黑体"/>
         <w:b/>
         <w:bCs/>
         <w:color w:themeColor="background1" w:val="FFFFFF"/>
@@ -7468,6 +7844,7 @@
     </w:tblStylePr>
     <w:tblStylePr w:type="lastCol">
       <w:rPr>
+        <w:rFonts w:eastAsia="黑体"/>
         <w:b/>
         <w:bCs/>
         <w:color w:themeColor="background1" w:val="FFFFFF"/>
@@ -7516,6 +7893,7 @@
     </w:tblStylePr>
     <w:tblStylePr w:type="nwCell">
       <w:rPr>
+        <w:rFonts w:eastAsia="黑体"/>
         <w:color w:themeColor="background1" w:val="FFFFFF"/>
       </w:rPr>
       <w:tblPr/>
@@ -7559,6 +7937,7 @@
         <w:spacing w:after="0" w:before="0" w:line="240" w:lineRule="auto"/>
       </w:pPr>
       <w:rPr>
+        <w:rFonts w:eastAsia="黑体"/>
         <w:b/>
         <w:bCs/>
         <w:color w:themeColor="background1" w:val="FFFFFF"/>
@@ -7581,6 +7960,7 @@
         <w:spacing w:after="0" w:before="0" w:line="240" w:lineRule="auto"/>
       </w:pPr>
       <w:rPr>
+        <w:rFonts w:eastAsia="黑体"/>
         <w:color w:val="auto"/>
       </w:rPr>
       <w:tblPr/>
@@ -7598,6 +7978,7 @@
     </w:tblStylePr>
     <w:tblStylePr w:type="firstCol">
       <w:rPr>
+        <w:rFonts w:eastAsia="黑体"/>
         <w:b/>
         <w:bCs/>
         <w:color w:themeColor="background1" w:val="FFFFFF"/>
@@ -7617,6 +7998,7 @@
     </w:tblStylePr>
     <w:tblStylePr w:type="lastCol">
       <w:rPr>
+        <w:rFonts w:eastAsia="黑体"/>
         <w:b/>
         <w:bCs/>
         <w:color w:themeColor="background1" w:val="FFFFFF"/>
@@ -7665,6 +8047,7 @@
     </w:tblStylePr>
     <w:tblStylePr w:type="nwCell">
       <w:rPr>
+        <w:rFonts w:eastAsia="黑体"/>
         <w:color w:themeColor="background1" w:val="FFFFFF"/>
       </w:rPr>
       <w:tblPr/>
@@ -7708,6 +8091,7 @@
         <w:spacing w:after="0" w:before="0" w:line="240" w:lineRule="auto"/>
       </w:pPr>
       <w:rPr>
+        <w:rFonts w:eastAsia="黑体"/>
         <w:b/>
         <w:bCs/>
         <w:color w:themeColor="background1" w:val="FFFFFF"/>
@@ -7730,6 +8114,7 @@
         <w:spacing w:after="0" w:before="0" w:line="240" w:lineRule="auto"/>
       </w:pPr>
       <w:rPr>
+        <w:rFonts w:eastAsia="黑体"/>
         <w:color w:val="auto"/>
       </w:rPr>
       <w:tblPr/>
@@ -7747,6 +8132,7 @@
     </w:tblStylePr>
     <w:tblStylePr w:type="firstCol">
       <w:rPr>
+        <w:rFonts w:eastAsia="黑体"/>
         <w:b/>
         <w:bCs/>
         <w:color w:themeColor="background1" w:val="FFFFFF"/>
@@ -7766,6 +8152,7 @@
     </w:tblStylePr>
     <w:tblStylePr w:type="lastCol">
       <w:rPr>
+        <w:rFonts w:eastAsia="黑体"/>
         <w:b/>
         <w:bCs/>
         <w:color w:themeColor="background1" w:val="FFFFFF"/>
@@ -7814,6 +8201,7 @@
     </w:tblStylePr>
     <w:tblStylePr w:type="nwCell">
       <w:rPr>
+        <w:rFonts w:eastAsia="黑体"/>
         <w:color w:themeColor="background1" w:val="FFFFFF"/>
       </w:rPr>
       <w:tblPr/>
@@ -7857,6 +8245,7 @@
         <w:spacing w:after="0" w:before="0" w:line="240" w:lineRule="auto"/>
       </w:pPr>
       <w:rPr>
+        <w:rFonts w:eastAsia="黑体"/>
         <w:b/>
         <w:bCs/>
         <w:color w:themeColor="background1" w:val="FFFFFF"/>
@@ -7879,6 +8268,7 @@
         <w:spacing w:after="0" w:before="0" w:line="240" w:lineRule="auto"/>
       </w:pPr>
       <w:rPr>
+        <w:rFonts w:eastAsia="黑体"/>
         <w:color w:val="auto"/>
       </w:rPr>
       <w:tblPr/>
@@ -7896,6 +8286,7 @@
     </w:tblStylePr>
     <w:tblStylePr w:type="firstCol">
       <w:rPr>
+        <w:rFonts w:eastAsia="黑体"/>
         <w:b/>
         <w:bCs/>
         <w:color w:themeColor="background1" w:val="FFFFFF"/>
@@ -7915,6 +8306,7 @@
     </w:tblStylePr>
     <w:tblStylePr w:type="lastCol">
       <w:rPr>
+        <w:rFonts w:eastAsia="黑体"/>
         <w:b/>
         <w:bCs/>
         <w:color w:themeColor="background1" w:val="FFFFFF"/>
@@ -7963,6 +8355,7 @@
     </w:tblStylePr>
     <w:tblStylePr w:type="nwCell">
       <w:rPr>
+        <w:rFonts w:eastAsia="黑体"/>
         <w:color w:themeColor="background1" w:val="FFFFFF"/>
       </w:rPr>
       <w:tblPr/>
@@ -8006,6 +8399,7 @@
         <w:spacing w:after="0" w:before="0" w:line="240" w:lineRule="auto"/>
       </w:pPr>
       <w:rPr>
+        <w:rFonts w:eastAsia="黑体"/>
         <w:b/>
         <w:bCs/>
         <w:color w:themeColor="background1" w:val="FFFFFF"/>
@@ -8028,6 +8422,7 @@
         <w:spacing w:after="0" w:before="0" w:line="240" w:lineRule="auto"/>
       </w:pPr>
       <w:rPr>
+        <w:rFonts w:eastAsia="黑体"/>
         <w:color w:val="auto"/>
       </w:rPr>
       <w:tblPr/>
@@ -8045,6 +8440,7 @@
     </w:tblStylePr>
     <w:tblStylePr w:type="firstCol">
       <w:rPr>
+        <w:rFonts w:eastAsia="黑体"/>
         <w:b/>
         <w:bCs/>
         <w:color w:themeColor="background1" w:val="FFFFFF"/>
@@ -8064,6 +8460,7 @@
     </w:tblStylePr>
     <w:tblStylePr w:type="lastCol">
       <w:rPr>
+        <w:rFonts w:eastAsia="黑体"/>
         <w:b/>
         <w:bCs/>
         <w:color w:themeColor="background1" w:val="FFFFFF"/>
@@ -8112,6 +8509,7 @@
     </w:tblStylePr>
     <w:tblStylePr w:type="nwCell">
       <w:rPr>
+        <w:rFonts w:eastAsia="黑体"/>
         <w:color w:themeColor="background1" w:val="FFFFFF"/>
       </w:rPr>
       <w:tblPr/>
@@ -8155,6 +8553,7 @@
         <w:spacing w:after="0" w:before="0" w:line="240" w:lineRule="auto"/>
       </w:pPr>
       <w:rPr>
+        <w:rFonts w:eastAsia="黑体"/>
         <w:b/>
         <w:bCs/>
         <w:color w:themeColor="background1" w:val="FFFFFF"/>
@@ -8177,6 +8576,7 @@
         <w:spacing w:after="0" w:before="0" w:line="240" w:lineRule="auto"/>
       </w:pPr>
       <w:rPr>
+        <w:rFonts w:eastAsia="黑体"/>
         <w:color w:val="auto"/>
       </w:rPr>
       <w:tblPr/>
@@ -8194,6 +8594,7 @@
     </w:tblStylePr>
     <w:tblStylePr w:type="firstCol">
       <w:rPr>
+        <w:rFonts w:eastAsia="黑体"/>
         <w:b/>
         <w:bCs/>
         <w:color w:themeColor="background1" w:val="FFFFFF"/>
@@ -8213,6 +8614,7 @@
     </w:tblStylePr>
     <w:tblStylePr w:type="lastCol">
       <w:rPr>
+        <w:rFonts w:eastAsia="黑体"/>
         <w:b/>
         <w:bCs/>
         <w:color w:themeColor="background1" w:val="FFFFFF"/>
@@ -8261,6 +8663,7 @@
     </w:tblStylePr>
     <w:tblStylePr w:type="nwCell">
       <w:rPr>
+        <w:rFonts w:eastAsia="黑体"/>
         <w:color w:themeColor="background1" w:val="FFFFFF"/>
       </w:rPr>
       <w:tblPr/>
@@ -8304,6 +8707,7 @@
         <w:spacing w:after="0" w:before="0" w:line="240" w:lineRule="auto"/>
       </w:pPr>
       <w:rPr>
+        <w:rFonts w:eastAsia="黑体"/>
         <w:b/>
         <w:bCs/>
         <w:color w:themeColor="background1" w:val="FFFFFF"/>
@@ -8326,6 +8730,7 @@
         <w:spacing w:after="0" w:before="0" w:line="240" w:lineRule="auto"/>
       </w:pPr>
       <w:rPr>
+        <w:rFonts w:eastAsia="黑体"/>
         <w:color w:val="auto"/>
       </w:rPr>
       <w:tblPr/>
@@ -8343,6 +8748,7 @@
     </w:tblStylePr>
     <w:tblStylePr w:type="firstCol">
       <w:rPr>
+        <w:rFonts w:eastAsia="黑体"/>
         <w:b/>
         <w:bCs/>
         <w:color w:themeColor="background1" w:val="FFFFFF"/>
@@ -8362,6 +8768,7 @@
     </w:tblStylePr>
     <w:tblStylePr w:type="lastCol">
       <w:rPr>
+        <w:rFonts w:eastAsia="黑体"/>
         <w:b/>
         <w:bCs/>
         <w:color w:themeColor="background1" w:val="FFFFFF"/>
@@ -8410,6 +8817,7 @@
     </w:tblStylePr>
     <w:tblStylePr w:type="nwCell">
       <w:rPr>
+        <w:rFonts w:eastAsia="黑体"/>
         <w:color w:themeColor="background1" w:val="FFFFFF"/>
       </w:rPr>
       <w:tblPr/>
@@ -8434,6 +8842,7 @@
       <w:spacing w:after="0" w:line="240" w:lineRule="auto"/>
     </w:pPr>
     <w:rPr>
+      <w:rFonts w:eastAsia="黑体"/>
       <w:color w:themeColor="text1" w:val="000000"/>
     </w:rPr>
     <w:tblPr>
@@ -8453,7 +8862,7 @@
     </w:tblPr>
     <w:tblStylePr w:type="firstRow">
       <w:rPr>
-        <w:rFonts w:asciiTheme="majorHAnsi" w:cstheme="majorBidi" w:eastAsiaTheme="majorEastAsia" w:hAnsiTheme="majorHAnsi"/>
+        <w:rFonts w:asciiTheme="majorHAnsi" w:cstheme="majorBidi" w:hAnsiTheme="majorHAnsi" w:eastAsia="黑体"/>
       </w:rPr>
       <w:tblPr/>
       <w:tcPr>
@@ -8465,6 +8874,7 @@
     </w:tblStylePr>
     <w:tblStylePr w:type="lastRow">
       <w:rPr>
+        <w:rFonts w:eastAsia="黑体"/>
         <w:b/>
         <w:bCs/>
         <w:color w:themeColor="text2" w:val="1F497D"/>
@@ -8479,12 +8889,14 @@
     </w:tblStylePr>
     <w:tblStylePr w:type="firstCol">
       <w:rPr>
+        <w:rFonts w:eastAsia="黑体"/>
         <w:b/>
         <w:bCs/>
       </w:rPr>
     </w:tblStylePr>
     <w:tblStylePr w:type="lastCol">
       <w:rPr>
+        <w:rFonts w:eastAsia="黑体"/>
         <w:b/>
         <w:bCs/>
       </w:rPr>
@@ -8518,6 +8930,7 @@
       <w:spacing w:after="0" w:line="240" w:lineRule="auto"/>
     </w:pPr>
     <w:rPr>
+      <w:rFonts w:eastAsia="黑体"/>
       <w:color w:themeColor="text1" w:val="000000"/>
     </w:rPr>
     <w:tblPr>
@@ -8537,7 +8950,7 @@
     </w:tblPr>
     <w:tblStylePr w:type="firstRow">
       <w:rPr>
-        <w:rFonts w:asciiTheme="majorHAnsi" w:cstheme="majorBidi" w:eastAsiaTheme="majorEastAsia" w:hAnsiTheme="majorHAnsi"/>
+        <w:rFonts w:asciiTheme="majorHAnsi" w:cstheme="majorBidi" w:hAnsiTheme="majorHAnsi" w:eastAsia="黑体"/>
       </w:rPr>
       <w:tblPr/>
       <w:tcPr>
@@ -8549,6 +8962,7 @@
     </w:tblStylePr>
     <w:tblStylePr w:type="lastRow">
       <w:rPr>
+        <w:rFonts w:eastAsia="黑体"/>
         <w:b/>
         <w:bCs/>
         <w:color w:themeColor="text2" w:val="1F497D"/>
@@ -8563,12 +8977,14 @@
     </w:tblStylePr>
     <w:tblStylePr w:type="firstCol">
       <w:rPr>
+        <w:rFonts w:eastAsia="黑体"/>
         <w:b/>
         <w:bCs/>
       </w:rPr>
     </w:tblStylePr>
     <w:tblStylePr w:type="lastCol">
       <w:rPr>
+        <w:rFonts w:eastAsia="黑体"/>
         <w:b/>
         <w:bCs/>
       </w:rPr>
@@ -8602,6 +9018,7 @@
       <w:spacing w:after="0" w:line="240" w:lineRule="auto"/>
     </w:pPr>
     <w:rPr>
+      <w:rFonts w:eastAsia="黑体"/>
       <w:color w:themeColor="text1" w:val="000000"/>
     </w:rPr>
     <w:tblPr>
@@ -8621,7 +9038,7 @@
     </w:tblPr>
     <w:tblStylePr w:type="firstRow">
       <w:rPr>
-        <w:rFonts w:asciiTheme="majorHAnsi" w:cstheme="majorBidi" w:eastAsiaTheme="majorEastAsia" w:hAnsiTheme="majorHAnsi"/>
+        <w:rFonts w:asciiTheme="majorHAnsi" w:cstheme="majorBidi" w:hAnsiTheme="majorHAnsi" w:eastAsia="黑体"/>
       </w:rPr>
       <w:tblPr/>
       <w:tcPr>
@@ -8633,6 +9050,7 @@
     </w:tblStylePr>
     <w:tblStylePr w:type="lastRow">
       <w:rPr>
+        <w:rFonts w:eastAsia="黑体"/>
         <w:b/>
         <w:bCs/>
         <w:color w:themeColor="text2" w:val="1F497D"/>
@@ -8647,12 +9065,14 @@
     </w:tblStylePr>
     <w:tblStylePr w:type="firstCol">
       <w:rPr>
+        <w:rFonts w:eastAsia="黑体"/>
         <w:b/>
         <w:bCs/>
       </w:rPr>
     </w:tblStylePr>
     <w:tblStylePr w:type="lastCol">
       <w:rPr>
+        <w:rFonts w:eastAsia="黑体"/>
         <w:b/>
         <w:bCs/>
       </w:rPr>
@@ -8686,6 +9106,7 @@
       <w:spacing w:after="0" w:line="240" w:lineRule="auto"/>
     </w:pPr>
     <w:rPr>
+      <w:rFonts w:eastAsia="黑体"/>
       <w:color w:themeColor="text1" w:val="000000"/>
     </w:rPr>
     <w:tblPr>
@@ -8705,7 +9126,7 @@
     </w:tblPr>
     <w:tblStylePr w:type="firstRow">
       <w:rPr>
-        <w:rFonts w:asciiTheme="majorHAnsi" w:cstheme="majorBidi" w:eastAsiaTheme="majorEastAsia" w:hAnsiTheme="majorHAnsi"/>
+        <w:rFonts w:asciiTheme="majorHAnsi" w:cstheme="majorBidi" w:hAnsiTheme="majorHAnsi" w:eastAsia="黑体"/>
       </w:rPr>
       <w:tblPr/>
       <w:tcPr>
@@ -8717,6 +9138,7 @@
     </w:tblStylePr>
     <w:tblStylePr w:type="lastRow">
       <w:rPr>
+        <w:rFonts w:eastAsia="黑体"/>
         <w:b/>
         <w:bCs/>
         <w:color w:themeColor="text2" w:val="1F497D"/>
@@ -8731,12 +9153,14 @@
     </w:tblStylePr>
     <w:tblStylePr w:type="firstCol">
       <w:rPr>
+        <w:rFonts w:eastAsia="黑体"/>
         <w:b/>
         <w:bCs/>
       </w:rPr>
     </w:tblStylePr>
     <w:tblStylePr w:type="lastCol">
       <w:rPr>
+        <w:rFonts w:eastAsia="黑体"/>
         <w:b/>
         <w:bCs/>
       </w:rPr>
@@ -8770,6 +9194,7 @@
       <w:spacing w:after="0" w:line="240" w:lineRule="auto"/>
     </w:pPr>
     <w:rPr>
+      <w:rFonts w:eastAsia="黑体"/>
       <w:color w:themeColor="text1" w:val="000000"/>
     </w:rPr>
     <w:tblPr>
@@ -8789,7 +9214,7 @@
     </w:tblPr>
     <w:tblStylePr w:type="firstRow">
       <w:rPr>
-        <w:rFonts w:asciiTheme="majorHAnsi" w:cstheme="majorBidi" w:eastAsiaTheme="majorEastAsia" w:hAnsiTheme="majorHAnsi"/>
+        <w:rFonts w:asciiTheme="majorHAnsi" w:cstheme="majorBidi" w:hAnsiTheme="majorHAnsi" w:eastAsia="黑体"/>
       </w:rPr>
       <w:tblPr/>
       <w:tcPr>
@@ -8801,6 +9226,7 @@
     </w:tblStylePr>
     <w:tblStylePr w:type="lastRow">
       <w:rPr>
+        <w:rFonts w:eastAsia="黑体"/>
         <w:b/>
         <w:bCs/>
         <w:color w:themeColor="text2" w:val="1F497D"/>
@@ -8815,12 +9241,14 @@
     </w:tblStylePr>
     <w:tblStylePr w:type="firstCol">
       <w:rPr>
+        <w:rFonts w:eastAsia="黑体"/>
         <w:b/>
         <w:bCs/>
       </w:rPr>
     </w:tblStylePr>
     <w:tblStylePr w:type="lastCol">
       <w:rPr>
+        <w:rFonts w:eastAsia="黑体"/>
         <w:b/>
         <w:bCs/>
       </w:rPr>
@@ -8854,6 +9282,7 @@
       <w:spacing w:after="0" w:line="240" w:lineRule="auto"/>
     </w:pPr>
     <w:rPr>
+      <w:rFonts w:eastAsia="黑体"/>
       <w:color w:themeColor="text1" w:val="000000"/>
     </w:rPr>
     <w:tblPr>
@@ -8873,7 +9302,7 @@
     </w:tblPr>
     <w:tblStylePr w:type="firstRow">
       <w:rPr>
-        <w:rFonts w:asciiTheme="majorHAnsi" w:cstheme="majorBidi" w:eastAsiaTheme="majorEastAsia" w:hAnsiTheme="majorHAnsi"/>
+        <w:rFonts w:asciiTheme="majorHAnsi" w:cstheme="majorBidi" w:hAnsiTheme="majorHAnsi" w:eastAsia="黑体"/>
       </w:rPr>
       <w:tblPr/>
       <w:tcPr>
@@ -8885,6 +9314,7 @@
     </w:tblStylePr>
     <w:tblStylePr w:type="lastRow">
       <w:rPr>
+        <w:rFonts w:eastAsia="黑体"/>
         <w:b/>
         <w:bCs/>
         <w:color w:themeColor="text2" w:val="1F497D"/>
@@ -8899,12 +9329,14 @@
     </w:tblStylePr>
     <w:tblStylePr w:type="firstCol">
       <w:rPr>
+        <w:rFonts w:eastAsia="黑体"/>
         <w:b/>
         <w:bCs/>
       </w:rPr>
     </w:tblStylePr>
     <w:tblStylePr w:type="lastCol">
       <w:rPr>
+        <w:rFonts w:eastAsia="黑体"/>
         <w:b/>
         <w:bCs/>
       </w:rPr>
@@ -8938,6 +9370,7 @@
       <w:spacing w:after="0" w:line="240" w:lineRule="auto"/>
     </w:pPr>
     <w:rPr>
+      <w:rFonts w:eastAsia="黑体"/>
       <w:color w:themeColor="text1" w:val="000000"/>
     </w:rPr>
     <w:tblPr>
@@ -8957,7 +9390,7 @@
     </w:tblPr>
     <w:tblStylePr w:type="firstRow">
       <w:rPr>
-        <w:rFonts w:asciiTheme="majorHAnsi" w:cstheme="majorBidi" w:eastAsiaTheme="majorEastAsia" w:hAnsiTheme="majorHAnsi"/>
+        <w:rFonts w:asciiTheme="majorHAnsi" w:cstheme="majorBidi" w:hAnsiTheme="majorHAnsi" w:eastAsia="黑体"/>
       </w:rPr>
       <w:tblPr/>
       <w:tcPr>
@@ -8969,6 +9402,7 @@
     </w:tblStylePr>
     <w:tblStylePr w:type="lastRow">
       <w:rPr>
+        <w:rFonts w:eastAsia="黑体"/>
         <w:b/>
         <w:bCs/>
         <w:color w:themeColor="text2" w:val="1F497D"/>
@@ -8983,12 +9417,14 @@
     </w:tblStylePr>
     <w:tblStylePr w:type="firstCol">
       <w:rPr>
+        <w:rFonts w:eastAsia="黑体"/>
         <w:b/>
         <w:bCs/>
       </w:rPr>
     </w:tblStylePr>
     <w:tblStylePr w:type="lastCol">
       <w:rPr>
+        <w:rFonts w:eastAsia="黑体"/>
         <w:b/>
         <w:bCs/>
       </w:rPr>
@@ -9022,7 +9458,7 @@
       <w:spacing w:after="0" w:line="240" w:lineRule="auto"/>
     </w:pPr>
     <w:rPr>
-      <w:rFonts w:asciiTheme="majorHAnsi" w:cstheme="majorBidi" w:eastAsiaTheme="majorEastAsia" w:hAnsiTheme="majorHAnsi"/>
+      <w:rFonts w:asciiTheme="majorHAnsi" w:cstheme="majorBidi" w:hAnsiTheme="majorHAnsi" w:eastAsia="黑体"/>
       <w:color w:themeColor="text1" w:val="000000"/>
     </w:rPr>
     <w:tblPr>
@@ -9044,6 +9480,7 @@
     </w:tblPr>
     <w:tblStylePr w:type="firstRow">
       <w:rPr>
+        <w:rFonts w:eastAsia="黑体"/>
         <w:sz w:val="24"/>
         <w:szCs w:val="24"/>
       </w:rPr>
@@ -9150,7 +9587,7 @@
       <w:spacing w:after="0" w:line="240" w:lineRule="auto"/>
     </w:pPr>
     <w:rPr>
-      <w:rFonts w:asciiTheme="majorHAnsi" w:cstheme="majorBidi" w:eastAsiaTheme="majorEastAsia" w:hAnsiTheme="majorHAnsi"/>
+      <w:rFonts w:asciiTheme="majorHAnsi" w:cstheme="majorBidi" w:hAnsiTheme="majorHAnsi" w:eastAsia="黑体"/>
       <w:color w:themeColor="text1" w:val="000000"/>
     </w:rPr>
     <w:tblPr>
@@ -9172,6 +9609,7 @@
     </w:tblPr>
     <w:tblStylePr w:type="firstRow">
       <w:rPr>
+        <w:rFonts w:eastAsia="黑体"/>
         <w:sz w:val="24"/>
         <w:szCs w:val="24"/>
       </w:rPr>
@@ -9278,7 +9716,7 @@
       <w:spacing w:after="0" w:line="240" w:lineRule="auto"/>
     </w:pPr>
     <w:rPr>
-      <w:rFonts w:asciiTheme="majorHAnsi" w:cstheme="majorBidi" w:eastAsiaTheme="majorEastAsia" w:hAnsiTheme="majorHAnsi"/>
+      <w:rFonts w:asciiTheme="majorHAnsi" w:cstheme="majorBidi" w:hAnsiTheme="majorHAnsi" w:eastAsia="黑体"/>
       <w:color w:themeColor="text1" w:val="000000"/>
     </w:rPr>
     <w:tblPr>
@@ -9300,6 +9738,7 @@
     </w:tblPr>
     <w:tblStylePr w:type="firstRow">
       <w:rPr>
+        <w:rFonts w:eastAsia="黑体"/>
         <w:sz w:val="24"/>
         <w:szCs w:val="24"/>
       </w:rPr>
@@ -9406,7 +9845,7 @@
       <w:spacing w:after="0" w:line="240" w:lineRule="auto"/>
     </w:pPr>
     <w:rPr>
-      <w:rFonts w:asciiTheme="majorHAnsi" w:cstheme="majorBidi" w:eastAsiaTheme="majorEastAsia" w:hAnsiTheme="majorHAnsi"/>
+      <w:rFonts w:asciiTheme="majorHAnsi" w:cstheme="majorBidi" w:hAnsiTheme="majorHAnsi" w:eastAsia="黑体"/>
       <w:color w:themeColor="text1" w:val="000000"/>
     </w:rPr>
     <w:tblPr>
@@ -9428,6 +9867,7 @@
     </w:tblPr>
     <w:tblStylePr w:type="firstRow">
       <w:rPr>
+        <w:rFonts w:eastAsia="黑体"/>
         <w:sz w:val="24"/>
         <w:szCs w:val="24"/>
       </w:rPr>
@@ -9534,7 +9974,7 @@
       <w:spacing w:after="0" w:line="240" w:lineRule="auto"/>
     </w:pPr>
     <w:rPr>
-      <w:rFonts w:asciiTheme="majorHAnsi" w:cstheme="majorBidi" w:eastAsiaTheme="majorEastAsia" w:hAnsiTheme="majorHAnsi"/>
+      <w:rFonts w:asciiTheme="majorHAnsi" w:cstheme="majorBidi" w:hAnsiTheme="majorHAnsi" w:eastAsia="黑体"/>
       <w:color w:themeColor="text1" w:val="000000"/>
     </w:rPr>
     <w:tblPr>
@@ -9556,6 +9996,7 @@
     </w:tblPr>
     <w:tblStylePr w:type="firstRow">
       <w:rPr>
+        <w:rFonts w:eastAsia="黑体"/>
         <w:sz w:val="24"/>
         <w:szCs w:val="24"/>
       </w:rPr>
@@ -9662,7 +10103,7 @@
       <w:spacing w:after="0" w:line="240" w:lineRule="auto"/>
     </w:pPr>
     <w:rPr>
-      <w:rFonts w:asciiTheme="majorHAnsi" w:cstheme="majorBidi" w:eastAsiaTheme="majorEastAsia" w:hAnsiTheme="majorHAnsi"/>
+      <w:rFonts w:asciiTheme="majorHAnsi" w:cstheme="majorBidi" w:hAnsiTheme="majorHAnsi" w:eastAsia="黑体"/>
       <w:color w:themeColor="text1" w:val="000000"/>
     </w:rPr>
     <w:tblPr>
@@ -9684,6 +10125,7 @@
     </w:tblPr>
     <w:tblStylePr w:type="firstRow">
       <w:rPr>
+        <w:rFonts w:eastAsia="黑体"/>
         <w:sz w:val="24"/>
         <w:szCs w:val="24"/>
       </w:rPr>
@@ -9790,7 +10232,7 @@
       <w:spacing w:after="0" w:line="240" w:lineRule="auto"/>
     </w:pPr>
     <w:rPr>
-      <w:rFonts w:asciiTheme="majorHAnsi" w:cstheme="majorBidi" w:eastAsiaTheme="majorEastAsia" w:hAnsiTheme="majorHAnsi"/>
+      <w:rFonts w:asciiTheme="majorHAnsi" w:cstheme="majorBidi" w:hAnsiTheme="majorHAnsi" w:eastAsia="黑体"/>
       <w:color w:themeColor="text1" w:val="000000"/>
     </w:rPr>
     <w:tblPr>
@@ -9812,6 +10254,7 @@
     </w:tblPr>
     <w:tblStylePr w:type="firstRow">
       <w:rPr>
+        <w:rFonts w:eastAsia="黑体"/>
         <w:sz w:val="24"/>
         <w:szCs w:val="24"/>
       </w:rPr>
@@ -9941,12 +10384,14 @@
     </w:tcPr>
     <w:tblStylePr w:type="firstRow">
       <w:rPr>
+        <w:rFonts w:eastAsia="黑体"/>
         <w:b/>
         <w:bCs/>
       </w:rPr>
     </w:tblStylePr>
     <w:tblStylePr w:type="lastRow">
       <w:rPr>
+        <w:rFonts w:eastAsia="黑体"/>
         <w:b/>
         <w:bCs/>
       </w:rPr>
@@ -9959,12 +10404,14 @@
     </w:tblStylePr>
     <w:tblStylePr w:type="firstCol">
       <w:rPr>
+        <w:rFonts w:eastAsia="黑体"/>
         <w:b/>
         <w:bCs/>
       </w:rPr>
     </w:tblStylePr>
     <w:tblStylePr w:type="lastCol">
       <w:rPr>
+        <w:rFonts w:eastAsia="黑体"/>
         <w:b/>
         <w:bCs/>
       </w:rPr>
@@ -10014,12 +10461,14 @@
     </w:tcPr>
     <w:tblStylePr w:type="firstRow">
       <w:rPr>
+        <w:rFonts w:eastAsia="黑体"/>
         <w:b/>
         <w:bCs/>
       </w:rPr>
     </w:tblStylePr>
     <w:tblStylePr w:type="lastRow">
       <w:rPr>
+        <w:rFonts w:eastAsia="黑体"/>
         <w:b/>
         <w:bCs/>
       </w:rPr>
@@ -10032,12 +10481,14 @@
     </w:tblStylePr>
     <w:tblStylePr w:type="firstCol">
       <w:rPr>
+        <w:rFonts w:eastAsia="黑体"/>
         <w:b/>
         <w:bCs/>
       </w:rPr>
     </w:tblStylePr>
     <w:tblStylePr w:type="lastCol">
       <w:rPr>
+        <w:rFonts w:eastAsia="黑体"/>
         <w:b/>
         <w:bCs/>
       </w:rPr>
@@ -10087,12 +10538,14 @@
     </w:tcPr>
     <w:tblStylePr w:type="firstRow">
       <w:rPr>
+        <w:rFonts w:eastAsia="黑体"/>
         <w:b/>
         <w:bCs/>
       </w:rPr>
     </w:tblStylePr>
     <w:tblStylePr w:type="lastRow">
       <w:rPr>
+        <w:rFonts w:eastAsia="黑体"/>
         <w:b/>
         <w:bCs/>
       </w:rPr>
@@ -10105,12 +10558,14 @@
     </w:tblStylePr>
     <w:tblStylePr w:type="firstCol">
       <w:rPr>
+        <w:rFonts w:eastAsia="黑体"/>
         <w:b/>
         <w:bCs/>
       </w:rPr>
     </w:tblStylePr>
     <w:tblStylePr w:type="lastCol">
       <w:rPr>
+        <w:rFonts w:eastAsia="黑体"/>
         <w:b/>
         <w:bCs/>
       </w:rPr>
@@ -10160,12 +10615,14 @@
     </w:tcPr>
     <w:tblStylePr w:type="firstRow">
       <w:rPr>
+        <w:rFonts w:eastAsia="黑体"/>
         <w:b/>
         <w:bCs/>
       </w:rPr>
     </w:tblStylePr>
     <w:tblStylePr w:type="lastRow">
       <w:rPr>
+        <w:rFonts w:eastAsia="黑体"/>
         <w:b/>
         <w:bCs/>
       </w:rPr>
@@ -10178,12 +10635,14 @@
     </w:tblStylePr>
     <w:tblStylePr w:type="firstCol">
       <w:rPr>
+        <w:rFonts w:eastAsia="黑体"/>
         <w:b/>
         <w:bCs/>
       </w:rPr>
     </w:tblStylePr>
     <w:tblStylePr w:type="lastCol">
       <w:rPr>
+        <w:rFonts w:eastAsia="黑体"/>
         <w:b/>
         <w:bCs/>
       </w:rPr>
@@ -10233,12 +10692,14 @@
     </w:tcPr>
     <w:tblStylePr w:type="firstRow">
       <w:rPr>
+        <w:rFonts w:eastAsia="黑体"/>
         <w:b/>
         <w:bCs/>
       </w:rPr>
     </w:tblStylePr>
     <w:tblStylePr w:type="lastRow">
       <w:rPr>
+        <w:rFonts w:eastAsia="黑体"/>
         <w:b/>
         <w:bCs/>
       </w:rPr>
@@ -10251,12 +10712,14 @@
     </w:tblStylePr>
     <w:tblStylePr w:type="firstCol">
       <w:rPr>
+        <w:rFonts w:eastAsia="黑体"/>
         <w:b/>
         <w:bCs/>
       </w:rPr>
     </w:tblStylePr>
     <w:tblStylePr w:type="lastCol">
       <w:rPr>
+        <w:rFonts w:eastAsia="黑体"/>
         <w:b/>
         <w:bCs/>
       </w:rPr>
@@ -10306,12 +10769,14 @@
     </w:tcPr>
     <w:tblStylePr w:type="firstRow">
       <w:rPr>
+        <w:rFonts w:eastAsia="黑体"/>
         <w:b/>
         <w:bCs/>
       </w:rPr>
     </w:tblStylePr>
     <w:tblStylePr w:type="lastRow">
       <w:rPr>
+        <w:rFonts w:eastAsia="黑体"/>
         <w:b/>
         <w:bCs/>
       </w:rPr>
@@ -10324,12 +10789,14 @@
     </w:tblStylePr>
     <w:tblStylePr w:type="firstCol">
       <w:rPr>
+        <w:rFonts w:eastAsia="黑体"/>
         <w:b/>
         <w:bCs/>
       </w:rPr>
     </w:tblStylePr>
     <w:tblStylePr w:type="lastCol">
       <w:rPr>
+        <w:rFonts w:eastAsia="黑体"/>
         <w:b/>
         <w:bCs/>
       </w:rPr>
@@ -10379,12 +10846,14 @@
     </w:tcPr>
     <w:tblStylePr w:type="firstRow">
       <w:rPr>
+        <w:rFonts w:eastAsia="黑体"/>
         <w:b/>
         <w:bCs/>
       </w:rPr>
     </w:tblStylePr>
     <w:tblStylePr w:type="lastRow">
       <w:rPr>
+        <w:rFonts w:eastAsia="黑体"/>
         <w:b/>
         <w:bCs/>
       </w:rPr>
@@ -10397,12 +10866,14 @@
     </w:tblStylePr>
     <w:tblStylePr w:type="firstCol">
       <w:rPr>
+        <w:rFonts w:eastAsia="黑体"/>
         <w:b/>
         <w:bCs/>
       </w:rPr>
     </w:tblStylePr>
     <w:tblStylePr w:type="lastCol">
       <w:rPr>
+        <w:rFonts w:eastAsia="黑体"/>
         <w:b/>
         <w:bCs/>
       </w:rPr>
@@ -10429,7 +10900,7 @@
       <w:spacing w:after="0" w:line="240" w:lineRule="auto"/>
     </w:pPr>
     <w:rPr>
-      <w:rFonts w:asciiTheme="majorHAnsi" w:cstheme="majorBidi" w:eastAsiaTheme="majorEastAsia" w:hAnsiTheme="majorHAnsi"/>
+      <w:rFonts w:asciiTheme="majorHAnsi" w:cstheme="majorBidi" w:hAnsiTheme="majorHAnsi" w:eastAsia="黑体"/>
       <w:color w:themeColor="text1" w:val="000000"/>
     </w:rPr>
     <w:tblPr>
@@ -10456,6 +10927,7 @@
     </w:tcPr>
     <w:tblStylePr w:type="firstRow">
       <w:rPr>
+        <w:rFonts w:eastAsia="黑体"/>
         <w:b/>
         <w:bCs/>
         <w:color w:themeColor="text1" w:val="000000"/>
@@ -10467,6 +10939,7 @@
     </w:tblStylePr>
     <w:tblStylePr w:type="lastRow">
       <w:rPr>
+        <w:rFonts w:eastAsia="黑体"/>
         <w:b/>
         <w:bCs/>
         <w:color w:themeColor="text1" w:val="000000"/>
@@ -10486,6 +10959,7 @@
     </w:tblStylePr>
     <w:tblStylePr w:type="firstCol">
       <w:rPr>
+        <w:rFonts w:eastAsia="黑体"/>
         <w:b/>
         <w:bCs/>
         <w:color w:themeColor="text1" w:val="000000"/>
@@ -10505,6 +10979,7 @@
     </w:tblStylePr>
     <w:tblStylePr w:type="lastCol">
       <w:rPr>
+        <w:rFonts w:eastAsia="黑体"/>
         <w:b w:val="0"/>
         <w:bCs w:val="0"/>
         <w:color w:themeColor="text1" w:val="000000"/>
@@ -10554,7 +11029,7 @@
       <w:spacing w:after="0" w:line="240" w:lineRule="auto"/>
     </w:pPr>
     <w:rPr>
-      <w:rFonts w:asciiTheme="majorHAnsi" w:cstheme="majorBidi" w:eastAsiaTheme="majorEastAsia" w:hAnsiTheme="majorHAnsi"/>
+      <w:rFonts w:asciiTheme="majorHAnsi" w:cstheme="majorBidi" w:hAnsiTheme="majorHAnsi" w:eastAsia="黑体"/>
       <w:color w:themeColor="text1" w:val="000000"/>
     </w:rPr>
     <w:tblPr>
@@ -10581,6 +11056,7 @@
     </w:tcPr>
     <w:tblStylePr w:type="firstRow">
       <w:rPr>
+        <w:rFonts w:eastAsia="黑体"/>
         <w:b/>
         <w:bCs/>
         <w:color w:themeColor="text1" w:val="000000"/>
@@ -10592,6 +11068,7 @@
     </w:tblStylePr>
     <w:tblStylePr w:type="lastRow">
       <w:rPr>
+        <w:rFonts w:eastAsia="黑体"/>
         <w:b/>
         <w:bCs/>
         <w:color w:themeColor="text1" w:val="000000"/>
@@ -10611,6 +11088,7 @@
     </w:tblStylePr>
     <w:tblStylePr w:type="firstCol">
       <w:rPr>
+        <w:rFonts w:eastAsia="黑体"/>
         <w:b/>
         <w:bCs/>
         <w:color w:themeColor="text1" w:val="000000"/>
@@ -10630,6 +11108,7 @@
     </w:tblStylePr>
     <w:tblStylePr w:type="lastCol">
       <w:rPr>
+        <w:rFonts w:eastAsia="黑体"/>
         <w:b w:val="0"/>
         <w:bCs w:val="0"/>
         <w:color w:themeColor="text1" w:val="000000"/>
@@ -10679,7 +11158,7 @@
       <w:spacing w:after="0" w:line="240" w:lineRule="auto"/>
     </w:pPr>
     <w:rPr>
-      <w:rFonts w:asciiTheme="majorHAnsi" w:cstheme="majorBidi" w:eastAsiaTheme="majorEastAsia" w:hAnsiTheme="majorHAnsi"/>
+      <w:rFonts w:asciiTheme="majorHAnsi" w:cstheme="majorBidi" w:hAnsiTheme="majorHAnsi" w:eastAsia="黑体"/>
       <w:color w:themeColor="text1" w:val="000000"/>
     </w:rPr>
     <w:tblPr>
@@ -10706,6 +11185,7 @@
     </w:tcPr>
     <w:tblStylePr w:type="firstRow">
       <w:rPr>
+        <w:rFonts w:eastAsia="黑体"/>
         <w:b/>
         <w:bCs/>
         <w:color w:themeColor="text1" w:val="000000"/>
@@ -10717,6 +11197,7 @@
     </w:tblStylePr>
     <w:tblStylePr w:type="lastRow">
       <w:rPr>
+        <w:rFonts w:eastAsia="黑体"/>
         <w:b/>
         <w:bCs/>
         <w:color w:themeColor="text1" w:val="000000"/>
@@ -10736,6 +11217,7 @@
     </w:tblStylePr>
     <w:tblStylePr w:type="firstCol">
       <w:rPr>
+        <w:rFonts w:eastAsia="黑体"/>
         <w:b/>
         <w:bCs/>
         <w:color w:themeColor="text1" w:val="000000"/>
@@ -10755,6 +11237,7 @@
     </w:tblStylePr>
     <w:tblStylePr w:type="lastCol">
       <w:rPr>
+        <w:rFonts w:eastAsia="黑体"/>
         <w:b w:val="0"/>
         <w:bCs w:val="0"/>
         <w:color w:themeColor="text1" w:val="000000"/>
@@ -10804,7 +11287,7 @@
       <w:spacing w:after="0" w:line="240" w:lineRule="auto"/>
     </w:pPr>
     <w:rPr>
-      <w:rFonts w:asciiTheme="majorHAnsi" w:cstheme="majorBidi" w:eastAsiaTheme="majorEastAsia" w:hAnsiTheme="majorHAnsi"/>
+      <w:rFonts w:asciiTheme="majorHAnsi" w:cstheme="majorBidi" w:hAnsiTheme="majorHAnsi" w:eastAsia="黑体"/>
       <w:color w:themeColor="text1" w:val="000000"/>
     </w:rPr>
     <w:tblPr>
@@ -10831,6 +11314,7 @@
     </w:tcPr>
     <w:tblStylePr w:type="firstRow">
       <w:rPr>
+        <w:rFonts w:eastAsia="黑体"/>
         <w:b/>
         <w:bCs/>
         <w:color w:themeColor="text1" w:val="000000"/>
@@ -10842,6 +11326,7 @@
     </w:tblStylePr>
     <w:tblStylePr w:type="lastRow">
       <w:rPr>
+        <w:rFonts w:eastAsia="黑体"/>
         <w:b/>
         <w:bCs/>
         <w:color w:themeColor="text1" w:val="000000"/>
@@ -10861,6 +11346,7 @@
     </w:tblStylePr>
     <w:tblStylePr w:type="firstCol">
       <w:rPr>
+        <w:rFonts w:eastAsia="黑体"/>
         <w:b/>
         <w:bCs/>
         <w:color w:themeColor="text1" w:val="000000"/>
@@ -10880,6 +11366,7 @@
     </w:tblStylePr>
     <w:tblStylePr w:type="lastCol">
       <w:rPr>
+        <w:rFonts w:eastAsia="黑体"/>
         <w:b w:val="0"/>
         <w:bCs w:val="0"/>
         <w:color w:themeColor="text1" w:val="000000"/>
@@ -10929,7 +11416,7 @@
       <w:spacing w:after="0" w:line="240" w:lineRule="auto"/>
     </w:pPr>
     <w:rPr>
-      <w:rFonts w:asciiTheme="majorHAnsi" w:cstheme="majorBidi" w:eastAsiaTheme="majorEastAsia" w:hAnsiTheme="majorHAnsi"/>
+      <w:rFonts w:asciiTheme="majorHAnsi" w:cstheme="majorBidi" w:hAnsiTheme="majorHAnsi" w:eastAsia="黑体"/>
       <w:color w:themeColor="text1" w:val="000000"/>
     </w:rPr>
     <w:tblPr>
@@ -10956,6 +11443,7 @@
     </w:tcPr>
     <w:tblStylePr w:type="firstRow">
       <w:rPr>
+        <w:rFonts w:eastAsia="黑体"/>
         <w:b/>
         <w:bCs/>
         <w:color w:themeColor="text1" w:val="000000"/>
@@ -10967,6 +11455,7 @@
     </w:tblStylePr>
     <w:tblStylePr w:type="lastRow">
       <w:rPr>
+        <w:rFonts w:eastAsia="黑体"/>
         <w:b/>
         <w:bCs/>
         <w:color w:themeColor="text1" w:val="000000"/>
@@ -10986,6 +11475,7 @@
     </w:tblStylePr>
     <w:tblStylePr w:type="firstCol">
       <w:rPr>
+        <w:rFonts w:eastAsia="黑体"/>
         <w:b/>
         <w:bCs/>
         <w:color w:themeColor="text1" w:val="000000"/>
@@ -11005,6 +11495,7 @@
     </w:tblStylePr>
     <w:tblStylePr w:type="lastCol">
       <w:rPr>
+        <w:rFonts w:eastAsia="黑体"/>
         <w:b w:val="0"/>
         <w:bCs w:val="0"/>
         <w:color w:themeColor="text1" w:val="000000"/>
@@ -11054,7 +11545,7 @@
       <w:spacing w:after="0" w:line="240" w:lineRule="auto"/>
     </w:pPr>
     <w:rPr>
-      <w:rFonts w:asciiTheme="majorHAnsi" w:cstheme="majorBidi" w:eastAsiaTheme="majorEastAsia" w:hAnsiTheme="majorHAnsi"/>
+      <w:rFonts w:asciiTheme="majorHAnsi" w:cstheme="majorBidi" w:hAnsiTheme="majorHAnsi" w:eastAsia="黑体"/>
       <w:color w:themeColor="text1" w:val="000000"/>
     </w:rPr>
     <w:tblPr>
@@ -11081,6 +11572,7 @@
     </w:tcPr>
     <w:tblStylePr w:type="firstRow">
       <w:rPr>
+        <w:rFonts w:eastAsia="黑体"/>
         <w:b/>
         <w:bCs/>
         <w:color w:themeColor="text1" w:val="000000"/>
@@ -11092,6 +11584,7 @@
     </w:tblStylePr>
     <w:tblStylePr w:type="lastRow">
       <w:rPr>
+        <w:rFonts w:eastAsia="黑体"/>
         <w:b/>
         <w:bCs/>
         <w:color w:themeColor="text1" w:val="000000"/>
@@ -11111,6 +11604,7 @@
     </w:tblStylePr>
     <w:tblStylePr w:type="firstCol">
       <w:rPr>
+        <w:rFonts w:eastAsia="黑体"/>
         <w:b/>
         <w:bCs/>
         <w:color w:themeColor="text1" w:val="000000"/>
@@ -11130,6 +11624,7 @@
     </w:tblStylePr>
     <w:tblStylePr w:type="lastCol">
       <w:rPr>
+        <w:rFonts w:eastAsia="黑体"/>
         <w:b w:val="0"/>
         <w:bCs w:val="0"/>
         <w:color w:themeColor="text1" w:val="000000"/>
@@ -11179,7 +11674,7 @@
       <w:spacing w:after="0" w:line="240" w:lineRule="auto"/>
     </w:pPr>
     <w:rPr>
-      <w:rFonts w:asciiTheme="majorHAnsi" w:cstheme="majorBidi" w:eastAsiaTheme="majorEastAsia" w:hAnsiTheme="majorHAnsi"/>
+      <w:rFonts w:asciiTheme="majorHAnsi" w:cstheme="majorBidi" w:hAnsiTheme="majorHAnsi" w:eastAsia="黑体"/>
       <w:color w:themeColor="text1" w:val="000000"/>
     </w:rPr>
     <w:tblPr>
@@ -11206,6 +11701,7 @@
     </w:tcPr>
     <w:tblStylePr w:type="firstRow">
       <w:rPr>
+        <w:rFonts w:eastAsia="黑体"/>
         <w:b/>
         <w:bCs/>
         <w:color w:themeColor="text1" w:val="000000"/>
@@ -11217,6 +11713,7 @@
     </w:tblStylePr>
     <w:tblStylePr w:type="lastRow">
       <w:rPr>
+        <w:rFonts w:eastAsia="黑体"/>
         <w:b/>
         <w:bCs/>
         <w:color w:themeColor="text1" w:val="000000"/>
@@ -11236,6 +11733,7 @@
     </w:tblStylePr>
     <w:tblStylePr w:type="firstCol">
       <w:rPr>
+        <w:rFonts w:eastAsia="黑体"/>
         <w:b/>
         <w:bCs/>
         <w:color w:themeColor="text1" w:val="000000"/>
@@ -11255,6 +11753,7 @@
     </w:tblStylePr>
     <w:tblStylePr w:type="lastCol">
       <w:rPr>
+        <w:rFonts w:eastAsia="黑体"/>
         <w:b w:val="0"/>
         <w:bCs w:val="0"/>
         <w:color w:themeColor="text1" w:val="000000"/>
@@ -11327,6 +11826,7 @@
     </w:tcPr>
     <w:tblStylePr w:type="firstRow">
       <w:rPr>
+        <w:rFonts w:eastAsia="黑体"/>
         <w:b/>
         <w:bCs/>
         <w:i w:val="0"/>
@@ -11348,6 +11848,7 @@
     </w:tblStylePr>
     <w:tblStylePr w:type="lastRow">
       <w:rPr>
+        <w:rFonts w:eastAsia="黑体"/>
         <w:b/>
         <w:bCs/>
         <w:i w:val="0"/>
@@ -11369,6 +11870,7 @@
     </w:tblStylePr>
     <w:tblStylePr w:type="firstCol">
       <w:rPr>
+        <w:rFonts w:eastAsia="黑体"/>
         <w:b/>
         <w:bCs/>
         <w:i w:val="0"/>
@@ -11388,6 +11890,7 @@
     </w:tblStylePr>
     <w:tblStylePr w:type="lastCol">
       <w:rPr>
+        <w:rFonts w:eastAsia="黑体"/>
         <w:b/>
         <w:bCs/>
         <w:i w:val="0"/>
@@ -11468,6 +11971,7 @@
     </w:tcPr>
     <w:tblStylePr w:type="firstRow">
       <w:rPr>
+        <w:rFonts w:eastAsia="黑体"/>
         <w:b/>
         <w:bCs/>
         <w:i w:val="0"/>
@@ -11489,6 +11993,7 @@
     </w:tblStylePr>
     <w:tblStylePr w:type="lastRow">
       <w:rPr>
+        <w:rFonts w:eastAsia="黑体"/>
         <w:b/>
         <w:bCs/>
         <w:i w:val="0"/>
@@ -11510,6 +12015,7 @@
     </w:tblStylePr>
     <w:tblStylePr w:type="firstCol">
       <w:rPr>
+        <w:rFonts w:eastAsia="黑体"/>
         <w:b/>
         <w:bCs/>
         <w:i w:val="0"/>
@@ -11529,6 +12035,7 @@
     </w:tblStylePr>
     <w:tblStylePr w:type="lastCol">
       <w:rPr>
+        <w:rFonts w:eastAsia="黑体"/>
         <w:b/>
         <w:bCs/>
         <w:i w:val="0"/>
@@ -11609,6 +12116,7 @@
     </w:tcPr>
     <w:tblStylePr w:type="firstRow">
       <w:rPr>
+        <w:rFonts w:eastAsia="黑体"/>
         <w:b/>
         <w:bCs/>
         <w:i w:val="0"/>
@@ -11630,6 +12138,7 @@
     </w:tblStylePr>
     <w:tblStylePr w:type="lastRow">
       <w:rPr>
+        <w:rFonts w:eastAsia="黑体"/>
         <w:b/>
         <w:bCs/>
         <w:i w:val="0"/>
@@ -11651,6 +12160,7 @@
     </w:tblStylePr>
     <w:tblStylePr w:type="firstCol">
       <w:rPr>
+        <w:rFonts w:eastAsia="黑体"/>
         <w:b/>
         <w:bCs/>
         <w:i w:val="0"/>
@@ -11670,6 +12180,7 @@
     </w:tblStylePr>
     <w:tblStylePr w:type="lastCol">
       <w:rPr>
+        <w:rFonts w:eastAsia="黑体"/>
         <w:b/>
         <w:bCs/>
         <w:i w:val="0"/>
@@ -11750,6 +12261,7 @@
     </w:tcPr>
     <w:tblStylePr w:type="firstRow">
       <w:rPr>
+        <w:rFonts w:eastAsia="黑体"/>
         <w:b/>
         <w:bCs/>
         <w:i w:val="0"/>
@@ -11771,6 +12283,7 @@
     </w:tblStylePr>
     <w:tblStylePr w:type="lastRow">
       <w:rPr>
+        <w:rFonts w:eastAsia="黑体"/>
         <w:b/>
         <w:bCs/>
         <w:i w:val="0"/>
@@ -11792,6 +12305,7 @@
     </w:tblStylePr>
     <w:tblStylePr w:type="firstCol">
       <w:rPr>
+        <w:rFonts w:eastAsia="黑体"/>
         <w:b/>
         <w:bCs/>
         <w:i w:val="0"/>
@@ -11811,6 +12325,7 @@
     </w:tblStylePr>
     <w:tblStylePr w:type="lastCol">
       <w:rPr>
+        <w:rFonts w:eastAsia="黑体"/>
         <w:b/>
         <w:bCs/>
         <w:i w:val="0"/>
@@ -11891,6 +12406,7 @@
     </w:tcPr>
     <w:tblStylePr w:type="firstRow">
       <w:rPr>
+        <w:rFonts w:eastAsia="黑体"/>
         <w:b/>
         <w:bCs/>
         <w:i w:val="0"/>
@@ -11912,6 +12428,7 @@
     </w:tblStylePr>
     <w:tblStylePr w:type="lastRow">
       <w:rPr>
+        <w:rFonts w:eastAsia="黑体"/>
         <w:b/>
         <w:bCs/>
         <w:i w:val="0"/>
@@ -11933,6 +12450,7 @@
     </w:tblStylePr>
     <w:tblStylePr w:type="firstCol">
       <w:rPr>
+        <w:rFonts w:eastAsia="黑体"/>
         <w:b/>
         <w:bCs/>
         <w:i w:val="0"/>
@@ -11952,6 +12470,7 @@
     </w:tblStylePr>
     <w:tblStylePr w:type="lastCol">
       <w:rPr>
+        <w:rFonts w:eastAsia="黑体"/>
         <w:b/>
         <w:bCs/>
         <w:i w:val="0"/>
@@ -12032,6 +12551,7 @@
     </w:tcPr>
     <w:tblStylePr w:type="firstRow">
       <w:rPr>
+        <w:rFonts w:eastAsia="黑体"/>
         <w:b/>
         <w:bCs/>
         <w:i w:val="0"/>
@@ -12053,6 +12573,7 @@
     </w:tblStylePr>
     <w:tblStylePr w:type="lastRow">
       <w:rPr>
+        <w:rFonts w:eastAsia="黑体"/>
         <w:b/>
         <w:bCs/>
         <w:i w:val="0"/>
@@ -12074,6 +12595,7 @@
     </w:tblStylePr>
     <w:tblStylePr w:type="firstCol">
       <w:rPr>
+        <w:rFonts w:eastAsia="黑体"/>
         <w:b/>
         <w:bCs/>
         <w:i w:val="0"/>
@@ -12093,6 +12615,7 @@
     </w:tblStylePr>
     <w:tblStylePr w:type="lastCol">
       <w:rPr>
+        <w:rFonts w:eastAsia="黑体"/>
         <w:b/>
         <w:bCs/>
         <w:i w:val="0"/>
@@ -12173,6 +12696,7 @@
     </w:tcPr>
     <w:tblStylePr w:type="firstRow">
       <w:rPr>
+        <w:rFonts w:eastAsia="黑体"/>
         <w:b/>
         <w:bCs/>
         <w:i w:val="0"/>
@@ -12194,6 +12718,7 @@
     </w:tblStylePr>
     <w:tblStylePr w:type="lastRow">
       <w:rPr>
+        <w:rFonts w:eastAsia="黑体"/>
         <w:b/>
         <w:bCs/>
         <w:i w:val="0"/>
@@ -12215,6 +12740,7 @@
     </w:tblStylePr>
     <w:tblStylePr w:type="firstCol">
       <w:rPr>
+        <w:rFonts w:eastAsia="黑体"/>
         <w:b/>
         <w:bCs/>
         <w:i w:val="0"/>
@@ -12234,6 +12760,7 @@
     </w:tblStylePr>
     <w:tblStylePr w:type="lastCol">
       <w:rPr>
+        <w:rFonts w:eastAsia="黑体"/>
         <w:b/>
         <w:bCs/>
         <w:i w:val="0"/>
@@ -12291,6 +12818,7 @@
       <w:spacing w:after="0" w:line="240" w:lineRule="auto"/>
     </w:pPr>
     <w:rPr>
+      <w:rFonts w:eastAsia="黑体"/>
       <w:color w:themeColor="background1" w:val="FFFFFF"/>
     </w:rPr>
     <w:tblPr>
@@ -12309,6 +12837,7 @@
     </w:tcPr>
     <w:tblStylePr w:type="firstRow">
       <w:rPr>
+        <w:rFonts w:eastAsia="黑体"/>
         <w:b/>
         <w:bCs/>
       </w:rPr>
@@ -12405,6 +12934,7 @@
       <w:spacing w:after="0" w:line="240" w:lineRule="auto"/>
     </w:pPr>
     <w:rPr>
+      <w:rFonts w:eastAsia="黑体"/>
       <w:color w:themeColor="background1" w:val="FFFFFF"/>
     </w:rPr>
     <w:tblPr>
@@ -12423,6 +12953,7 @@
     </w:tcPr>
     <w:tblStylePr w:type="firstRow">
       <w:rPr>
+        <w:rFonts w:eastAsia="黑体"/>
         <w:b/>
         <w:bCs/>
       </w:rPr>
@@ -12519,6 +13050,7 @@
       <w:spacing w:after="0" w:line="240" w:lineRule="auto"/>
     </w:pPr>
     <w:rPr>
+      <w:rFonts w:eastAsia="黑体"/>
       <w:color w:themeColor="background1" w:val="FFFFFF"/>
     </w:rPr>
     <w:tblPr>
@@ -12537,6 +13069,7 @@
     </w:tcPr>
     <w:tblStylePr w:type="firstRow">
       <w:rPr>
+        <w:rFonts w:eastAsia="黑体"/>
         <w:b/>
         <w:bCs/>
       </w:rPr>
@@ -12633,6 +13166,7 @@
       <w:spacing w:after="0" w:line="240" w:lineRule="auto"/>
     </w:pPr>
     <w:rPr>
+      <w:rFonts w:eastAsia="黑体"/>
       <w:color w:themeColor="background1" w:val="FFFFFF"/>
     </w:rPr>
     <w:tblPr>
@@ -12651,6 +13185,7 @@
     </w:tcPr>
     <w:tblStylePr w:type="firstRow">
       <w:rPr>
+        <w:rFonts w:eastAsia="黑体"/>
         <w:b/>
         <w:bCs/>
       </w:rPr>
@@ -12747,6 +13282,7 @@
       <w:spacing w:after="0" w:line="240" w:lineRule="auto"/>
     </w:pPr>
     <w:rPr>
+      <w:rFonts w:eastAsia="黑体"/>
       <w:color w:themeColor="background1" w:val="FFFFFF"/>
     </w:rPr>
     <w:tblPr>
@@ -12765,6 +13301,7 @@
     </w:tcPr>
     <w:tblStylePr w:type="firstRow">
       <w:rPr>
+        <w:rFonts w:eastAsia="黑体"/>
         <w:b/>
         <w:bCs/>
       </w:rPr>
@@ -12861,6 +13398,7 @@
       <w:spacing w:after="0" w:line="240" w:lineRule="auto"/>
     </w:pPr>
     <w:rPr>
+      <w:rFonts w:eastAsia="黑体"/>
       <w:color w:themeColor="background1" w:val="FFFFFF"/>
     </w:rPr>
     <w:tblPr>
@@ -12879,6 +13417,7 @@
     </w:tcPr>
     <w:tblStylePr w:type="firstRow">
       <w:rPr>
+        <w:rFonts w:eastAsia="黑体"/>
         <w:b/>
         <w:bCs/>
       </w:rPr>
@@ -12975,6 +13514,7 @@
       <w:spacing w:after="0" w:line="240" w:lineRule="auto"/>
     </w:pPr>
     <w:rPr>
+      <w:rFonts w:eastAsia="黑体"/>
       <w:color w:themeColor="background1" w:val="FFFFFF"/>
     </w:rPr>
     <w:tblPr>
@@ -12993,6 +13533,7 @@
     </w:tcPr>
     <w:tblStylePr w:type="firstRow">
       <w:rPr>
+        <w:rFonts w:eastAsia="黑体"/>
         <w:b/>
         <w:bCs/>
       </w:rPr>
@@ -13089,6 +13630,7 @@
       <w:spacing w:after="0" w:line="240" w:lineRule="auto"/>
     </w:pPr>
     <w:rPr>
+      <w:rFonts w:eastAsia="黑体"/>
       <w:color w:themeColor="text1" w:val="000000"/>
     </w:rPr>
     <w:tblPr>
@@ -13115,6 +13657,7 @@
     </w:tcPr>
     <w:tblStylePr w:type="firstRow">
       <w:rPr>
+        <w:rFonts w:eastAsia="黑体"/>
         <w:b/>
         <w:bCs/>
       </w:rPr>
@@ -13133,6 +13676,7 @@
     </w:tblStylePr>
     <w:tblStylePr w:type="lastRow">
       <w:rPr>
+        <w:rFonts w:eastAsia="黑体"/>
         <w:b/>
         <w:bCs/>
         <w:color w:themeColor="background1" w:val="FFFFFF"/>
@@ -13147,6 +13691,7 @@
     </w:tblStylePr>
     <w:tblStylePr w:type="firstCol">
       <w:rPr>
+        <w:rFonts w:eastAsia="黑体"/>
         <w:color w:themeColor="background1" w:val="FFFFFF"/>
       </w:rPr>
       <w:tblPr/>
@@ -13164,6 +13709,7 @@
     </w:tblStylePr>
     <w:tblStylePr w:type="lastCol">
       <w:rPr>
+        <w:rFonts w:eastAsia="黑体"/>
         <w:color w:themeColor="background1" w:val="FFFFFF"/>
       </w:rPr>
       <w:tblPr/>
@@ -13193,11 +13739,13 @@
     </w:tblStylePr>
     <w:tblStylePr w:type="neCell">
       <w:rPr>
+        <w:rFonts w:eastAsia="黑体"/>
         <w:color w:themeColor="text1" w:val="000000"/>
       </w:rPr>
     </w:tblStylePr>
     <w:tblStylePr w:type="nwCell">
       <w:rPr>
+        <w:rFonts w:eastAsia="黑体"/>
         <w:color w:themeColor="text1" w:val="000000"/>
       </w:rPr>
     </w:tblStylePr>
@@ -13211,6 +13759,7 @@
       <w:spacing w:after="0" w:line="240" w:lineRule="auto"/>
     </w:pPr>
     <w:rPr>
+      <w:rFonts w:eastAsia="黑体"/>
       <w:color w:themeColor="text1" w:val="000000"/>
     </w:rPr>
     <w:tblPr>
@@ -13237,6 +13786,7 @@
     </w:tcPr>
     <w:tblStylePr w:type="firstRow">
       <w:rPr>
+        <w:rFonts w:eastAsia="黑体"/>
         <w:b/>
         <w:bCs/>
       </w:rPr>
@@ -13255,6 +13805,7 @@
     </w:tblStylePr>
     <w:tblStylePr w:type="lastRow">
       <w:rPr>
+        <w:rFonts w:eastAsia="黑体"/>
         <w:b/>
         <w:bCs/>
         <w:color w:themeColor="background1" w:val="FFFFFF"/>
@@ -13269,6 +13820,7 @@
     </w:tblStylePr>
     <w:tblStylePr w:type="firstCol">
       <w:rPr>
+        <w:rFonts w:eastAsia="黑体"/>
         <w:color w:themeColor="background1" w:val="FFFFFF"/>
       </w:rPr>
       <w:tblPr/>
@@ -13286,6 +13838,7 @@
     </w:tblStylePr>
     <w:tblStylePr w:type="lastCol">
       <w:rPr>
+        <w:rFonts w:eastAsia="黑体"/>
         <w:color w:themeColor="background1" w:val="FFFFFF"/>
       </w:rPr>
       <w:tblPr/>
@@ -13315,11 +13868,13 @@
     </w:tblStylePr>
     <w:tblStylePr w:type="neCell">
       <w:rPr>
+        <w:rFonts w:eastAsia="黑体"/>
         <w:color w:themeColor="text1" w:val="000000"/>
       </w:rPr>
     </w:tblStylePr>
     <w:tblStylePr w:type="nwCell">
       <w:rPr>
+        <w:rFonts w:eastAsia="黑体"/>
         <w:color w:themeColor="text1" w:val="000000"/>
       </w:rPr>
     </w:tblStylePr>
@@ -13333,6 +13888,7 @@
       <w:spacing w:after="0" w:line="240" w:lineRule="auto"/>
     </w:pPr>
     <w:rPr>
+      <w:rFonts w:eastAsia="黑体"/>
       <w:color w:themeColor="text1" w:val="000000"/>
     </w:rPr>
     <w:tblPr>
@@ -13359,6 +13915,7 @@
     </w:tcPr>
     <w:tblStylePr w:type="firstRow">
       <w:rPr>
+        <w:rFonts w:eastAsia="黑体"/>
         <w:b/>
         <w:bCs/>
       </w:rPr>
@@ -13377,6 +13934,7 @@
     </w:tblStylePr>
     <w:tblStylePr w:type="lastRow">
       <w:rPr>
+        <w:rFonts w:eastAsia="黑体"/>
         <w:b/>
         <w:bCs/>
         <w:color w:themeColor="background1" w:val="FFFFFF"/>
@@ -13391,6 +13949,7 @@
     </w:tblStylePr>
     <w:tblStylePr w:type="firstCol">
       <w:rPr>
+        <w:rFonts w:eastAsia="黑体"/>
         <w:color w:themeColor="background1" w:val="FFFFFF"/>
       </w:rPr>
       <w:tblPr/>
@@ -13408,6 +13967,7 @@
     </w:tblStylePr>
     <w:tblStylePr w:type="lastCol">
       <w:rPr>
+        <w:rFonts w:eastAsia="黑体"/>
         <w:color w:themeColor="background1" w:val="FFFFFF"/>
       </w:rPr>
       <w:tblPr/>
@@ -13437,11 +13997,13 @@
     </w:tblStylePr>
     <w:tblStylePr w:type="neCell">
       <w:rPr>
+        <w:rFonts w:eastAsia="黑体"/>
         <w:color w:themeColor="text1" w:val="000000"/>
       </w:rPr>
     </w:tblStylePr>
     <w:tblStylePr w:type="nwCell">
       <w:rPr>
+        <w:rFonts w:eastAsia="黑体"/>
         <w:color w:themeColor="text1" w:val="000000"/>
       </w:rPr>
     </w:tblStylePr>
@@ -13455,6 +14017,7 @@
       <w:spacing w:after="0" w:line="240" w:lineRule="auto"/>
     </w:pPr>
     <w:rPr>
+      <w:rFonts w:eastAsia="黑体"/>
       <w:color w:themeColor="text1" w:val="000000"/>
     </w:rPr>
     <w:tblPr>
@@ -13481,6 +14044,7 @@
     </w:tcPr>
     <w:tblStylePr w:type="firstRow">
       <w:rPr>
+        <w:rFonts w:eastAsia="黑体"/>
         <w:b/>
         <w:bCs/>
       </w:rPr>
@@ -13499,6 +14063,7 @@
     </w:tblStylePr>
     <w:tblStylePr w:type="lastRow">
       <w:rPr>
+        <w:rFonts w:eastAsia="黑体"/>
         <w:b/>
         <w:bCs/>
         <w:color w:themeColor="background1" w:val="FFFFFF"/>
@@ -13513,6 +14078,7 @@
     </w:tblStylePr>
     <w:tblStylePr w:type="firstCol">
       <w:rPr>
+        <w:rFonts w:eastAsia="黑体"/>
         <w:color w:themeColor="background1" w:val="FFFFFF"/>
       </w:rPr>
       <w:tblPr/>
@@ -13530,6 +14096,7 @@
     </w:tblStylePr>
     <w:tblStylePr w:type="lastCol">
       <w:rPr>
+        <w:rFonts w:eastAsia="黑体"/>
         <w:color w:themeColor="background1" w:val="FFFFFF"/>
       </w:rPr>
       <w:tblPr/>
@@ -13567,6 +14134,7 @@
       <w:spacing w:after="0" w:line="240" w:lineRule="auto"/>
     </w:pPr>
     <w:rPr>
+      <w:rFonts w:eastAsia="黑体"/>
       <w:color w:themeColor="text1" w:val="000000"/>
     </w:rPr>
     <w:tblPr>
@@ -13593,6 +14161,7 @@
     </w:tcPr>
     <w:tblStylePr w:type="firstRow">
       <w:rPr>
+        <w:rFonts w:eastAsia="黑体"/>
         <w:b/>
         <w:bCs/>
       </w:rPr>
@@ -13611,6 +14180,7 @@
     </w:tblStylePr>
     <w:tblStylePr w:type="lastRow">
       <w:rPr>
+        <w:rFonts w:eastAsia="黑体"/>
         <w:b/>
         <w:bCs/>
         <w:color w:themeColor="background1" w:val="FFFFFF"/>
@@ -13625,6 +14195,7 @@
     </w:tblStylePr>
     <w:tblStylePr w:type="firstCol">
       <w:rPr>
+        <w:rFonts w:eastAsia="黑体"/>
         <w:color w:themeColor="background1" w:val="FFFFFF"/>
       </w:rPr>
       <w:tblPr/>
@@ -13642,6 +14213,7 @@
     </w:tblStylePr>
     <w:tblStylePr w:type="lastCol">
       <w:rPr>
+        <w:rFonts w:eastAsia="黑体"/>
         <w:color w:themeColor="background1" w:val="FFFFFF"/>
       </w:rPr>
       <w:tblPr/>
@@ -13671,11 +14243,13 @@
     </w:tblStylePr>
     <w:tblStylePr w:type="neCell">
       <w:rPr>
+        <w:rFonts w:eastAsia="黑体"/>
         <w:color w:themeColor="text1" w:val="000000"/>
       </w:rPr>
     </w:tblStylePr>
     <w:tblStylePr w:type="nwCell">
       <w:rPr>
+        <w:rFonts w:eastAsia="黑体"/>
         <w:color w:themeColor="text1" w:val="000000"/>
       </w:rPr>
     </w:tblStylePr>
@@ -13689,6 +14263,7 @@
       <w:spacing w:after="0" w:line="240" w:lineRule="auto"/>
     </w:pPr>
     <w:rPr>
+      <w:rFonts w:eastAsia="黑体"/>
       <w:color w:themeColor="text1" w:val="000000"/>
     </w:rPr>
     <w:tblPr>
@@ -13715,6 +14290,7 @@
     </w:tcPr>
     <w:tblStylePr w:type="firstRow">
       <w:rPr>
+        <w:rFonts w:eastAsia="黑体"/>
         <w:b/>
         <w:bCs/>
       </w:rPr>
@@ -13733,6 +14309,7 @@
     </w:tblStylePr>
     <w:tblStylePr w:type="lastRow">
       <w:rPr>
+        <w:rFonts w:eastAsia="黑体"/>
         <w:b/>
         <w:bCs/>
         <w:color w:themeColor="background1" w:val="FFFFFF"/>
@@ -13747,6 +14324,7 @@
     </w:tblStylePr>
     <w:tblStylePr w:type="firstCol">
       <w:rPr>
+        <w:rFonts w:eastAsia="黑体"/>
         <w:color w:themeColor="background1" w:val="FFFFFF"/>
       </w:rPr>
       <w:tblPr/>
@@ -13764,6 +14342,7 @@
     </w:tblStylePr>
     <w:tblStylePr w:type="lastCol">
       <w:rPr>
+        <w:rFonts w:eastAsia="黑体"/>
         <w:color w:themeColor="background1" w:val="FFFFFF"/>
       </w:rPr>
       <w:tblPr/>
@@ -13793,11 +14372,13 @@
     </w:tblStylePr>
     <w:tblStylePr w:type="neCell">
       <w:rPr>
+        <w:rFonts w:eastAsia="黑体"/>
         <w:color w:themeColor="text1" w:val="000000"/>
       </w:rPr>
     </w:tblStylePr>
     <w:tblStylePr w:type="nwCell">
       <w:rPr>
+        <w:rFonts w:eastAsia="黑体"/>
         <w:color w:themeColor="text1" w:val="000000"/>
       </w:rPr>
     </w:tblStylePr>
@@ -13811,6 +14392,7 @@
       <w:spacing w:after="0" w:line="240" w:lineRule="auto"/>
     </w:pPr>
     <w:rPr>
+      <w:rFonts w:eastAsia="黑体"/>
       <w:color w:themeColor="text1" w:val="000000"/>
     </w:rPr>
     <w:tblPr>
@@ -13837,6 +14419,7 @@
     </w:tcPr>
     <w:tblStylePr w:type="firstRow">
       <w:rPr>
+        <w:rFonts w:eastAsia="黑体"/>
         <w:b/>
         <w:bCs/>
       </w:rPr>
@@ -13855,6 +14438,7 @@
     </w:tblStylePr>
     <w:tblStylePr w:type="lastRow">
       <w:rPr>
+        <w:rFonts w:eastAsia="黑体"/>
         <w:b/>
         <w:bCs/>
         <w:color w:themeColor="background1" w:val="FFFFFF"/>
@@ -13869,6 +14453,7 @@
     </w:tblStylePr>
     <w:tblStylePr w:type="firstCol">
       <w:rPr>
+        <w:rFonts w:eastAsia="黑体"/>
         <w:color w:themeColor="background1" w:val="FFFFFF"/>
       </w:rPr>
       <w:tblPr/>
@@ -13886,6 +14471,7 @@
     </w:tblStylePr>
     <w:tblStylePr w:type="lastCol">
       <w:rPr>
+        <w:rFonts w:eastAsia="黑体"/>
         <w:color w:themeColor="background1" w:val="FFFFFF"/>
       </w:rPr>
       <w:tblPr/>
@@ -13915,11 +14501,13 @@
     </w:tblStylePr>
     <w:tblStylePr w:type="neCell">
       <w:rPr>
+        <w:rFonts w:eastAsia="黑体"/>
         <w:color w:themeColor="text1" w:val="000000"/>
       </w:rPr>
     </w:tblStylePr>
     <w:tblStylePr w:type="nwCell">
       <w:rPr>
+        <w:rFonts w:eastAsia="黑体"/>
         <w:color w:themeColor="text1" w:val="000000"/>
       </w:rPr>
     </w:tblStylePr>
@@ -13933,6 +14521,7 @@
       <w:spacing w:after="0" w:line="240" w:lineRule="auto"/>
     </w:pPr>
     <w:rPr>
+      <w:rFonts w:eastAsia="黑体"/>
       <w:color w:themeColor="text1" w:val="000000"/>
     </w:rPr>
     <w:tblPr>
@@ -13951,6 +14540,7 @@
     </w:tcPr>
     <w:tblStylePr w:type="firstRow">
       <w:rPr>
+        <w:rFonts w:eastAsia="黑体"/>
         <w:b/>
         <w:bCs/>
         <w:color w:themeColor="background1" w:val="FFFFFF"/>
@@ -13965,6 +14555,7 @@
     </w:tblStylePr>
     <w:tblStylePr w:type="lastRow">
       <w:rPr>
+        <w:rFonts w:eastAsia="黑体"/>
         <w:b/>
         <w:bCs/>
         <w:color w:themeColor="accent2" w:themeShade="CC" w:val="9E3A38"/>
@@ -13979,12 +14570,14 @@
     </w:tblStylePr>
     <w:tblStylePr w:type="firstCol">
       <w:rPr>
+        <w:rFonts w:eastAsia="黑体"/>
         <w:b/>
         <w:bCs/>
       </w:rPr>
     </w:tblStylePr>
     <w:tblStylePr w:type="lastCol">
       <w:rPr>
+        <w:rFonts w:eastAsia="黑体"/>
         <w:b/>
         <w:bCs/>
       </w:rPr>
@@ -14019,6 +14612,7 @@
       <w:spacing w:after="0" w:line="240" w:lineRule="auto"/>
     </w:pPr>
     <w:rPr>
+      <w:rFonts w:eastAsia="黑体"/>
       <w:color w:themeColor="text1" w:val="000000"/>
     </w:rPr>
     <w:tblPr>
@@ -14037,6 +14631,7 @@
     </w:tcPr>
     <w:tblStylePr w:type="firstRow">
       <w:rPr>
+        <w:rFonts w:eastAsia="黑体"/>
         <w:b/>
         <w:bCs/>
         <w:color w:themeColor="background1" w:val="FFFFFF"/>
@@ -14051,6 +14646,7 @@
     </w:tblStylePr>
     <w:tblStylePr w:type="lastRow">
       <w:rPr>
+        <w:rFonts w:eastAsia="黑体"/>
         <w:b/>
         <w:bCs/>
         <w:color w:themeColor="accent2" w:themeShade="CC" w:val="9E3A38"/>
@@ -14065,12 +14661,14 @@
     </w:tblStylePr>
     <w:tblStylePr w:type="firstCol">
       <w:rPr>
+        <w:rFonts w:eastAsia="黑体"/>
         <w:b/>
         <w:bCs/>
       </w:rPr>
     </w:tblStylePr>
     <w:tblStylePr w:type="lastCol">
       <w:rPr>
+        <w:rFonts w:eastAsia="黑体"/>
         <w:b/>
         <w:bCs/>
       </w:rPr>
@@ -14105,6 +14703,7 @@
       <w:spacing w:after="0" w:line="240" w:lineRule="auto"/>
     </w:pPr>
     <w:rPr>
+      <w:rFonts w:eastAsia="黑体"/>
       <w:color w:themeColor="text1" w:val="000000"/>
     </w:rPr>
     <w:tblPr>
@@ -14123,6 +14722,7 @@
     </w:tcPr>
     <w:tblStylePr w:type="firstRow">
       <w:rPr>
+        <w:rFonts w:eastAsia="黑体"/>
         <w:b/>
         <w:bCs/>
         <w:color w:themeColor="background1" w:val="FFFFFF"/>
@@ -14137,6 +14737,7 @@
     </w:tblStylePr>
     <w:tblStylePr w:type="lastRow">
       <w:rPr>
+        <w:rFonts w:eastAsia="黑体"/>
         <w:b/>
         <w:bCs/>
         <w:color w:themeColor="accent2" w:themeShade="CC" w:val="9E3A38"/>
@@ -14151,12 +14752,14 @@
     </w:tblStylePr>
     <w:tblStylePr w:type="firstCol">
       <w:rPr>
+        <w:rFonts w:eastAsia="黑体"/>
         <w:b/>
         <w:bCs/>
       </w:rPr>
     </w:tblStylePr>
     <w:tblStylePr w:type="lastCol">
       <w:rPr>
+        <w:rFonts w:eastAsia="黑体"/>
         <w:b/>
         <w:bCs/>
       </w:rPr>
@@ -14191,6 +14794,7 @@
       <w:spacing w:after="0" w:line="240" w:lineRule="auto"/>
     </w:pPr>
     <w:rPr>
+      <w:rFonts w:eastAsia="黑体"/>
       <w:color w:themeColor="text1" w:val="000000"/>
     </w:rPr>
     <w:tblPr>
@@ -14209,6 +14813,7 @@
     </w:tcPr>
     <w:tblStylePr w:type="firstRow">
       <w:rPr>
+        <w:rFonts w:eastAsia="黑体"/>
         <w:b/>
         <w:bCs/>
         <w:color w:themeColor="background1" w:val="FFFFFF"/>
@@ -14223,6 +14828,7 @@
     </w:tblStylePr>
     <w:tblStylePr w:type="lastRow">
       <w:rPr>
+        <w:rFonts w:eastAsia="黑体"/>
         <w:b/>
         <w:bCs/>
         <w:color w:themeColor="accent4" w:themeShade="CC" w:val="664E82"/>
@@ -14237,12 +14843,14 @@
     </w:tblStylePr>
     <w:tblStylePr w:type="firstCol">
       <w:rPr>
+        <w:rFonts w:eastAsia="黑体"/>
         <w:b/>
         <w:bCs/>
       </w:rPr>
     </w:tblStylePr>
     <w:tblStylePr w:type="lastCol">
       <w:rPr>
+        <w:rFonts w:eastAsia="黑体"/>
         <w:b/>
         <w:bCs/>
       </w:rPr>
@@ -14277,6 +14885,7 @@
       <w:spacing w:after="0" w:line="240" w:lineRule="auto"/>
     </w:pPr>
     <w:rPr>
+      <w:rFonts w:eastAsia="黑体"/>
       <w:color w:themeColor="text1" w:val="000000"/>
     </w:rPr>
     <w:tblPr>
@@ -14295,6 +14904,7 @@
     </w:tcPr>
     <w:tblStylePr w:type="firstRow">
       <w:rPr>
+        <w:rFonts w:eastAsia="黑体"/>
         <w:b/>
         <w:bCs/>
         <w:color w:themeColor="background1" w:val="FFFFFF"/>
@@ -14309,6 +14919,7 @@
     </w:tblStylePr>
     <w:tblStylePr w:type="lastRow">
       <w:rPr>
+        <w:rFonts w:eastAsia="黑体"/>
         <w:b/>
         <w:bCs/>
         <w:color w:themeColor="accent3" w:themeShade="CC" w:val="7E9C40"/>
@@ -14323,12 +14934,14 @@
     </w:tblStylePr>
     <w:tblStylePr w:type="firstCol">
       <w:rPr>
+        <w:rFonts w:eastAsia="黑体"/>
         <w:b/>
         <w:bCs/>
       </w:rPr>
     </w:tblStylePr>
     <w:tblStylePr w:type="lastCol">
       <w:rPr>
+        <w:rFonts w:eastAsia="黑体"/>
         <w:b/>
         <w:bCs/>
       </w:rPr>
@@ -14363,6 +14976,7 @@
       <w:spacing w:after="0" w:line="240" w:lineRule="auto"/>
     </w:pPr>
     <w:rPr>
+      <w:rFonts w:eastAsia="黑体"/>
       <w:color w:themeColor="text1" w:val="000000"/>
     </w:rPr>
     <w:tblPr>
@@ -14381,6 +14995,7 @@
     </w:tcPr>
     <w:tblStylePr w:type="firstRow">
       <w:rPr>
+        <w:rFonts w:eastAsia="黑体"/>
         <w:b/>
         <w:bCs/>
         <w:color w:themeColor="background1" w:val="FFFFFF"/>
@@ -14395,6 +15010,7 @@
     </w:tblStylePr>
     <w:tblStylePr w:type="lastRow">
       <w:rPr>
+        <w:rFonts w:eastAsia="黑体"/>
         <w:b/>
         <w:bCs/>
         <w:color w:themeColor="accent6" w:themeShade="CC" w:val="F2730A"/>
@@ -14409,12 +15025,14 @@
     </w:tblStylePr>
     <w:tblStylePr w:type="firstCol">
       <w:rPr>
+        <w:rFonts w:eastAsia="黑体"/>
         <w:b/>
         <w:bCs/>
       </w:rPr>
     </w:tblStylePr>
     <w:tblStylePr w:type="lastCol">
       <w:rPr>
+        <w:rFonts w:eastAsia="黑体"/>
         <w:b/>
         <w:bCs/>
       </w:rPr>
@@ -14449,6 +15067,7 @@
       <w:spacing w:after="0" w:line="240" w:lineRule="auto"/>
     </w:pPr>
     <w:rPr>
+      <w:rFonts w:eastAsia="黑体"/>
       <w:color w:themeColor="text1" w:val="000000"/>
     </w:rPr>
     <w:tblPr>
@@ -14467,6 +15086,7 @@
     </w:tcPr>
     <w:tblStylePr w:type="firstRow">
       <w:rPr>
+        <w:rFonts w:eastAsia="黑体"/>
         <w:b/>
         <w:bCs/>
         <w:color w:themeColor="background1" w:val="FFFFFF"/>
@@ -14481,6 +15101,7 @@
     </w:tblStylePr>
     <w:tblStylePr w:type="lastRow">
       <w:rPr>
+        <w:rFonts w:eastAsia="黑体"/>
         <w:b/>
         <w:bCs/>
         <w:color w:themeColor="accent5" w:themeShade="CC" w:val="348DA5"/>
@@ -14495,12 +15116,14 @@
     </w:tblStylePr>
     <w:tblStylePr w:type="firstCol">
       <w:rPr>
+        <w:rFonts w:eastAsia="黑体"/>
         <w:b/>
         <w:bCs/>
       </w:rPr>
     </w:tblStylePr>
     <w:tblStylePr w:type="lastCol">
       <w:rPr>
+        <w:rFonts w:eastAsia="黑体"/>
         <w:b/>
         <w:bCs/>
       </w:rPr>
@@ -14535,6 +15158,7 @@
       <w:spacing w:after="0" w:line="240" w:lineRule="auto"/>
     </w:pPr>
     <w:rPr>
+      <w:rFonts w:eastAsia="黑体"/>
       <w:color w:themeColor="text1" w:val="000000"/>
     </w:rPr>
     <w:tblPr>
@@ -14556,6 +15180,7 @@
     </w:tcPr>
     <w:tblStylePr w:type="firstRow">
       <w:rPr>
+        <w:rFonts w:eastAsia="黑体"/>
         <w:b/>
         <w:bCs/>
       </w:rPr>
@@ -14566,6 +15191,7 @@
     </w:tblStylePr>
     <w:tblStylePr w:type="lastRow">
       <w:rPr>
+        <w:rFonts w:eastAsia="黑体"/>
         <w:b/>
         <w:bCs/>
         <w:color w:themeColor="text1" w:val="000000"/>
@@ -14577,6 +15203,7 @@
     </w:tblStylePr>
     <w:tblStylePr w:type="firstCol">
       <w:rPr>
+        <w:rFonts w:eastAsia="黑体"/>
         <w:color w:themeColor="background1" w:val="FFFFFF"/>
       </w:rPr>
       <w:tblPr/>
@@ -14586,6 +15213,7 @@
     </w:tblStylePr>
     <w:tblStylePr w:type="lastCol">
       <w:rPr>
+        <w:rFonts w:eastAsia="黑体"/>
         <w:color w:themeColor="background1" w:val="FFFFFF"/>
       </w:rPr>
       <w:tblPr/>
@@ -14615,6 +15243,7 @@
       <w:spacing w:after="0" w:line="240" w:lineRule="auto"/>
     </w:pPr>
     <w:rPr>
+      <w:rFonts w:eastAsia="黑体"/>
       <w:color w:themeColor="text1" w:val="000000"/>
     </w:rPr>
     <w:tblPr>
@@ -14636,6 +15265,7 @@
     </w:tcPr>
     <w:tblStylePr w:type="firstRow">
       <w:rPr>
+        <w:rFonts w:eastAsia="黑体"/>
         <w:b/>
         <w:bCs/>
       </w:rPr>
@@ -14646,6 +15276,7 @@
     </w:tblStylePr>
     <w:tblStylePr w:type="lastRow">
       <w:rPr>
+        <w:rFonts w:eastAsia="黑体"/>
         <w:b/>
         <w:bCs/>
         <w:color w:themeColor="text1" w:val="000000"/>
@@ -14657,6 +15288,7 @@
     </w:tblStylePr>
     <w:tblStylePr w:type="firstCol">
       <w:rPr>
+        <w:rFonts w:eastAsia="黑体"/>
         <w:color w:themeColor="background1" w:val="FFFFFF"/>
       </w:rPr>
       <w:tblPr/>
@@ -14666,6 +15298,7 @@
     </w:tblStylePr>
     <w:tblStylePr w:type="lastCol">
       <w:rPr>
+        <w:rFonts w:eastAsia="黑体"/>
         <w:color w:themeColor="background1" w:val="FFFFFF"/>
       </w:rPr>
       <w:tblPr/>
@@ -14695,6 +15328,7 @@
       <w:spacing w:after="0" w:line="240" w:lineRule="auto"/>
     </w:pPr>
     <w:rPr>
+      <w:rFonts w:eastAsia="黑体"/>
       <w:color w:themeColor="text1" w:val="000000"/>
     </w:rPr>
     <w:tblPr>
@@ -14716,6 +15350,7 @@
     </w:tcPr>
     <w:tblStylePr w:type="firstRow">
       <w:rPr>
+        <w:rFonts w:eastAsia="黑体"/>
         <w:b/>
         <w:bCs/>
       </w:rPr>
@@ -14726,6 +15361,7 @@
     </w:tblStylePr>
     <w:tblStylePr w:type="lastRow">
       <w:rPr>
+        <w:rFonts w:eastAsia="黑体"/>
         <w:b/>
         <w:bCs/>
         <w:color w:themeColor="text1" w:val="000000"/>
@@ -14737,6 +15373,7 @@
     </w:tblStylePr>
     <w:tblStylePr w:type="firstCol">
       <w:rPr>
+        <w:rFonts w:eastAsia="黑体"/>
         <w:color w:themeColor="background1" w:val="FFFFFF"/>
       </w:rPr>
       <w:tblPr/>
@@ -14746,6 +15383,7 @@
     </w:tblStylePr>
     <w:tblStylePr w:type="lastCol">
       <w:rPr>
+        <w:rFonts w:eastAsia="黑体"/>
         <w:color w:themeColor="background1" w:val="FFFFFF"/>
       </w:rPr>
       <w:tblPr/>
@@ -14775,6 +15413,7 @@
       <w:spacing w:after="0" w:line="240" w:lineRule="auto"/>
     </w:pPr>
     <w:rPr>
+      <w:rFonts w:eastAsia="黑体"/>
       <w:color w:themeColor="text1" w:val="000000"/>
     </w:rPr>
     <w:tblPr>
@@ -14796,6 +15435,7 @@
     </w:tcPr>
     <w:tblStylePr w:type="firstRow">
       <w:rPr>
+        <w:rFonts w:eastAsia="黑体"/>
         <w:b/>
         <w:bCs/>
       </w:rPr>
@@ -14806,6 +15446,7 @@
     </w:tblStylePr>
     <w:tblStylePr w:type="lastRow">
       <w:rPr>
+        <w:rFonts w:eastAsia="黑体"/>
         <w:b/>
         <w:bCs/>
         <w:color w:themeColor="text1" w:val="000000"/>
@@ -14817,6 +15458,7 @@
     </w:tblStylePr>
     <w:tblStylePr w:type="firstCol">
       <w:rPr>
+        <w:rFonts w:eastAsia="黑体"/>
         <w:color w:themeColor="background1" w:val="FFFFFF"/>
       </w:rPr>
       <w:tblPr/>
@@ -14826,6 +15468,7 @@
     </w:tblStylePr>
     <w:tblStylePr w:type="lastCol">
       <w:rPr>
+        <w:rFonts w:eastAsia="黑体"/>
         <w:color w:themeColor="background1" w:val="FFFFFF"/>
       </w:rPr>
       <w:tblPr/>
@@ -14855,6 +15498,7 @@
       <w:spacing w:after="0" w:line="240" w:lineRule="auto"/>
     </w:pPr>
     <w:rPr>
+      <w:rFonts w:eastAsia="黑体"/>
       <w:color w:themeColor="text1" w:val="000000"/>
     </w:rPr>
     <w:tblPr>
@@ -14876,6 +15520,7 @@
     </w:tcPr>
     <w:tblStylePr w:type="firstRow">
       <w:rPr>
+        <w:rFonts w:eastAsia="黑体"/>
         <w:b/>
         <w:bCs/>
       </w:rPr>
@@ -14886,6 +15531,7 @@
     </w:tblStylePr>
     <w:tblStylePr w:type="lastRow">
       <w:rPr>
+        <w:rFonts w:eastAsia="黑体"/>
         <w:b/>
         <w:bCs/>
         <w:color w:themeColor="text1" w:val="000000"/>
@@ -14897,6 +15543,7 @@
     </w:tblStylePr>
     <w:tblStylePr w:type="firstCol">
       <w:rPr>
+        <w:rFonts w:eastAsia="黑体"/>
         <w:color w:themeColor="background1" w:val="FFFFFF"/>
       </w:rPr>
       <w:tblPr/>
@@ -14906,6 +15553,7 @@
     </w:tblStylePr>
     <w:tblStylePr w:type="lastCol">
       <w:rPr>
+        <w:rFonts w:eastAsia="黑体"/>
         <w:color w:themeColor="background1" w:val="FFFFFF"/>
       </w:rPr>
       <w:tblPr/>
@@ -14935,6 +15583,7 @@
       <w:spacing w:after="0" w:line="240" w:lineRule="auto"/>
     </w:pPr>
     <w:rPr>
+      <w:rFonts w:eastAsia="黑体"/>
       <w:color w:themeColor="text1" w:val="000000"/>
     </w:rPr>
     <w:tblPr>
@@ -14956,6 +15605,7 @@
     </w:tcPr>
     <w:tblStylePr w:type="firstRow">
       <w:rPr>
+        <w:rFonts w:eastAsia="黑体"/>
         <w:b/>
         <w:bCs/>
       </w:rPr>
@@ -14966,6 +15616,7 @@
     </w:tblStylePr>
     <w:tblStylePr w:type="lastRow">
       <w:rPr>
+        <w:rFonts w:eastAsia="黑体"/>
         <w:b/>
         <w:bCs/>
         <w:color w:themeColor="text1" w:val="000000"/>
@@ -14977,6 +15628,7 @@
     </w:tblStylePr>
     <w:tblStylePr w:type="firstCol">
       <w:rPr>
+        <w:rFonts w:eastAsia="黑体"/>
         <w:color w:themeColor="background1" w:val="FFFFFF"/>
       </w:rPr>
       <w:tblPr/>
@@ -14986,6 +15638,7 @@
     </w:tblStylePr>
     <w:tblStylePr w:type="lastCol">
       <w:rPr>
+        <w:rFonts w:eastAsia="黑体"/>
         <w:color w:themeColor="background1" w:val="FFFFFF"/>
       </w:rPr>
       <w:tblPr/>
@@ -15015,6 +15668,7 @@
       <w:spacing w:after="0" w:line="240" w:lineRule="auto"/>
     </w:pPr>
     <w:rPr>
+      <w:rFonts w:eastAsia="黑体"/>
       <w:color w:themeColor="text1" w:val="000000"/>
     </w:rPr>
     <w:tblPr>
@@ -15036,6 +15690,7 @@
     </w:tcPr>
     <w:tblStylePr w:type="firstRow">
       <w:rPr>
+        <w:rFonts w:eastAsia="黑体"/>
         <w:b/>
         <w:bCs/>
       </w:rPr>
@@ -15046,6 +15701,7 @@
     </w:tblStylePr>
     <w:tblStylePr w:type="lastRow">
       <w:rPr>
+        <w:rFonts w:eastAsia="黑体"/>
         <w:b/>
         <w:bCs/>
         <w:color w:themeColor="text1" w:val="000000"/>
@@ -15057,6 +15713,7 @@
     </w:tblStylePr>
     <w:tblStylePr w:type="firstCol">
       <w:rPr>
+        <w:rFonts w:eastAsia="黑体"/>
         <w:color w:themeColor="background1" w:val="FFFFFF"/>
       </w:rPr>
       <w:tblPr/>
@@ -15066,6 +15723,7 @@
     </w:tblStylePr>
     <w:tblStylePr w:type="lastCol">
       <w:rPr>
+        <w:rFonts w:eastAsia="黑体"/>
         <w:color w:themeColor="background1" w:val="FFFFFF"/>
       </w:rPr>
       <w:tblPr/>
@@ -15098,6 +15756,7 @@
     <w:name w:val="KeywordTok"/>
     <w:basedOn w:val="VerbatimChar"/>
     <w:rPr>
+      <w:rFonts w:eastAsia="黑体"/>
       <w:b/>
       <w:color w:val="007020"/>
     </w:rPr>
@@ -15106,6 +15765,7 @@
     <w:name w:val="DataTypeTok"/>
     <w:basedOn w:val="VerbatimChar"/>
     <w:rPr>
+      <w:rFonts w:eastAsia="黑体"/>
       <w:color w:val="902000"/>
     </w:rPr>
   </w:style>
@@ -15113,6 +15773,7 @@
     <w:name w:val="DecValTok"/>
     <w:basedOn w:val="VerbatimChar"/>
     <w:rPr>
+      <w:rFonts w:eastAsia="黑体"/>
       <w:color w:val="40a070"/>
     </w:rPr>
   </w:style>
@@ -15120,6 +15781,7 @@
     <w:name w:val="BaseNTok"/>
     <w:basedOn w:val="VerbatimChar"/>
     <w:rPr>
+      <w:rFonts w:eastAsia="黑体"/>
       <w:color w:val="40a070"/>
     </w:rPr>
   </w:style>
@@ -15127,6 +15789,7 @@
     <w:name w:val="FloatTok"/>
     <w:basedOn w:val="VerbatimChar"/>
     <w:rPr>
+      <w:rFonts w:eastAsia="黑体"/>
       <w:color w:val="40a070"/>
     </w:rPr>
   </w:style>
@@ -15134,6 +15797,7 @@
     <w:name w:val="ConstantTok"/>
     <w:basedOn w:val="VerbatimChar"/>
     <w:rPr>
+      <w:rFonts w:eastAsia="黑体"/>
       <w:color w:val="880000"/>
     </w:rPr>
   </w:style>
@@ -15141,6 +15805,7 @@
     <w:name w:val="CharTok"/>
     <w:basedOn w:val="VerbatimChar"/>
     <w:rPr>
+      <w:rFonts w:eastAsia="黑体"/>
       <w:color w:val="4070a0"/>
     </w:rPr>
   </w:style>
@@ -15148,6 +15813,7 @@
     <w:name w:val="SpecialCharTok"/>
     <w:basedOn w:val="VerbatimChar"/>
     <w:rPr>
+      <w:rFonts w:eastAsia="黑体"/>
       <w:color w:val="4070a0"/>
     </w:rPr>
   </w:style>
@@ -15155,6 +15821,7 @@
     <w:name w:val="StringTok"/>
     <w:basedOn w:val="VerbatimChar"/>
     <w:rPr>
+      <w:rFonts w:eastAsia="黑体"/>
       <w:color w:val="4070a0"/>
     </w:rPr>
   </w:style>
@@ -15162,6 +15829,7 @@
     <w:name w:val="VerbatimStringTok"/>
     <w:basedOn w:val="VerbatimChar"/>
     <w:rPr>
+      <w:rFonts w:eastAsia="黑体"/>
       <w:color w:val="4070a0"/>
     </w:rPr>
   </w:style>
@@ -15169,6 +15837,7 @@
     <w:name w:val="SpecialStringTok"/>
     <w:basedOn w:val="VerbatimChar"/>
     <w:rPr>
+      <w:rFonts w:eastAsia="黑体"/>
       <w:color w:val="bb6688"/>
     </w:rPr>
   </w:style>
@@ -15176,6 +15845,7 @@
     <w:name w:val="ImportTok"/>
     <w:basedOn w:val="VerbatimChar"/>
     <w:rPr>
+      <w:rFonts w:eastAsia="黑体"/>
       <w:b/>
       <w:color w:val="008000"/>
     </w:rPr>
@@ -15184,6 +15854,7 @@
     <w:name w:val="CommentTok"/>
     <w:basedOn w:val="VerbatimChar"/>
     <w:rPr>
+      <w:rFonts w:eastAsia="黑体"/>
       <w:i/>
       <w:color w:val="60a0b0"/>
     </w:rPr>
@@ -15192,6 +15863,7 @@
     <w:name w:val="DocumentationTok"/>
     <w:basedOn w:val="VerbatimChar"/>
     <w:rPr>
+      <w:rFonts w:eastAsia="黑体"/>
       <w:i/>
       <w:color w:val="ba2121"/>
     </w:rPr>
@@ -15200,6 +15872,7 @@
     <w:name w:val="AnnotationTok"/>
     <w:basedOn w:val="VerbatimChar"/>
     <w:rPr>
+      <w:rFonts w:eastAsia="黑体"/>
       <w:b/>
       <w:i/>
       <w:color w:val="60a0b0"/>
@@ -15209,6 +15882,7 @@
     <w:name w:val="CommentVarTok"/>
     <w:basedOn w:val="VerbatimChar"/>
     <w:rPr>
+      <w:rFonts w:eastAsia="黑体"/>
       <w:b/>
       <w:i/>
       <w:color w:val="60a0b0"/>
@@ -15218,6 +15892,7 @@
     <w:name w:val="OtherTok"/>
     <w:basedOn w:val="VerbatimChar"/>
     <w:rPr>
+      <w:rFonts w:eastAsia="黑体"/>
       <w:color w:val="007020"/>
     </w:rPr>
   </w:style>
@@ -15225,6 +15900,7 @@
     <w:name w:val="FunctionTok"/>
     <w:basedOn w:val="VerbatimChar"/>
     <w:rPr>
+      <w:rFonts w:eastAsia="黑体"/>
       <w:color w:val="06287e"/>
     </w:rPr>
   </w:style>
@@ -15232,6 +15908,7 @@
     <w:name w:val="VariableTok"/>
     <w:basedOn w:val="VerbatimChar"/>
     <w:rPr>
+      <w:rFonts w:eastAsia="黑体"/>
       <w:color w:val="19177c"/>
     </w:rPr>
   </w:style>
@@ -15239,6 +15916,7 @@
     <w:name w:val="ControlFlowTok"/>
     <w:basedOn w:val="VerbatimChar"/>
     <w:rPr>
+      <w:rFonts w:eastAsia="黑体"/>
       <w:b/>
       <w:color w:val="007020"/>
     </w:rPr>
@@ -15247,6 +15925,7 @@
     <w:name w:val="OperatorTok"/>
     <w:basedOn w:val="VerbatimChar"/>
     <w:rPr>
+      <w:rFonts w:eastAsia="黑体"/>
       <w:color w:val="666666"/>
     </w:rPr>
   </w:style>
@@ -15254,18 +15933,22 @@
     <w:name w:val="BuiltInTok"/>
     <w:basedOn w:val="VerbatimChar"/>
     <w:rPr>
+      <w:rFonts w:eastAsia="黑体"/>
       <w:color w:val="008000"/>
     </w:rPr>
   </w:style>
   <w:style w:type="character" w:customStyle="1" w:styleId="ExtensionTok">
     <w:name w:val="ExtensionTok"/>
     <w:basedOn w:val="VerbatimChar"/>
-    <w:rPr/>
+    <w:rPr>
+      <w:rFonts w:eastAsia="黑体"/>
+    </w:rPr>
   </w:style>
   <w:style w:type="character" w:customStyle="1" w:styleId="PreprocessorTok">
     <w:name w:val="PreprocessorTok"/>
     <w:basedOn w:val="VerbatimChar"/>
     <w:rPr>
+      <w:rFonts w:eastAsia="黑体"/>
       <w:color w:val="bc7a00"/>
     </w:rPr>
   </w:style>
@@ -15273,18 +15956,22 @@
     <w:name w:val="AttributeTok"/>
     <w:basedOn w:val="VerbatimChar"/>
     <w:rPr>
+      <w:rFonts w:eastAsia="黑体"/>
       <w:color w:val="7d9029"/>
     </w:rPr>
   </w:style>
   <w:style w:type="character" w:customStyle="1" w:styleId="RegionMarkerTok">
     <w:name w:val="RegionMarkerTok"/>
     <w:basedOn w:val="VerbatimChar"/>
-    <w:rPr/>
+    <w:rPr>
+      <w:rFonts w:eastAsia="黑体"/>
+    </w:rPr>
   </w:style>
   <w:style w:type="character" w:customStyle="1" w:styleId="InformationTok">
     <w:name w:val="InformationTok"/>
     <w:basedOn w:val="VerbatimChar"/>
     <w:rPr>
+      <w:rFonts w:eastAsia="黑体"/>
       <w:b/>
       <w:i/>
       <w:color w:val="60a0b0"/>
@@ -15294,6 +15981,7 @@
     <w:name w:val="WarningTok"/>
     <w:basedOn w:val="VerbatimChar"/>
     <w:rPr>
+      <w:rFonts w:eastAsia="黑体"/>
       <w:b/>
       <w:i/>
       <w:color w:val="60a0b0"/>
@@ -15303,6 +15991,7 @@
     <w:name w:val="AlertTok"/>
     <w:basedOn w:val="VerbatimChar"/>
     <w:rPr>
+      <w:rFonts w:eastAsia="黑体"/>
       <w:b/>
       <w:color w:val="ff0000"/>
     </w:rPr>
@@ -15311,6 +16000,7 @@
     <w:name w:val="ErrorTok"/>
     <w:basedOn w:val="VerbatimChar"/>
     <w:rPr>
+      <w:rFonts w:eastAsia="黑体"/>
       <w:b/>
       <w:color w:val="ff0000"/>
     </w:rPr>
@@ -15318,7 +16008,9 @@
   <w:style w:type="character" w:customStyle="1" w:styleId="NormalTok">
     <w:name w:val="NormalTok"/>
     <w:basedOn w:val="VerbatimChar"/>
-    <w:rPr/>
+    <w:rPr>
+      <w:rFonts w:eastAsia="黑体"/>
+    </w:rPr>
   </w:style>
 </w:styles>
 </file>
@@ -15367,12 +16059,12 @@
     <a:fontScheme name="Office">
       <a:majorFont>
         <a:latin typeface="Calibri"/>
-        <a:ea typeface=""/>
+        <a:ea typeface="黑体"/>
         <a:cs typeface=""/>
         <a:font script="Jpan" typeface="ＭＳ ゴシック"/>
         <a:font script="Hang" typeface="맑은 고딕"/>
-        <a:font script="Hans" typeface="宋体"/>
-        <a:font script="Hant" typeface="新細明體"/>
+        <a:font script="Hans" typeface="黑体"/>
+        <a:font script="Hant" typeface="黑体"/>
         <a:font script="Arab" typeface="Times New Roman"/>
         <a:font script="Hebr" typeface="Times New Roman"/>
         <a:font script="Thai" typeface="Angsana New"/>
@@ -15402,12 +16094,12 @@
       </a:majorFont>
       <a:minorFont>
         <a:latin typeface="Cambria"/>
-        <a:ea typeface=""/>
+        <a:ea typeface="黑体"/>
         <a:cs typeface=""/>
         <a:font script="Jpan" typeface="ＭＳ 明朝"/>
         <a:font script="Hang" typeface="맑은 고딕"/>
-        <a:font script="Hans" typeface="宋体"/>
-        <a:font script="Hant" typeface="新細明體"/>
+        <a:font script="Hans" typeface="黑体"/>
+        <a:font script="Hant" typeface="黑体"/>
         <a:font script="Arab" typeface="Arial"/>
         <a:font script="Hebr" typeface="Arial"/>
         <a:font script="Thai" typeface="Cordia New"/>

--- a/02-放大电路/02-功率放大电路/G类功率放大电路/G类功率放大电路.docx
+++ b/02-放大电路/02-功率放大电路/G类功率放大电路/G类功率放大电路.docx
@@ -2988,7 +2988,7 @@
           <w:color w:val="555555"/>
           <w:sz w:val="21"/>
         </w:rPr>
-        <w:t>材料收集者：杜文杰，WX手机：19519196569，QQ:3478827729</w:t>
+        <w:t>材料收集者：杜文杰，微信/手机：19519196569，QQ:3478827729</w:t>
       </w:r>
     </w:p>
     <w:sectPr>
